--- a/docs/report/documents/Orbital-Report-Chapters-1-5.docx
+++ b/docs/report/documents/Orbital-Report-Chapters-1-5.docx
@@ -74,7 +74,7 @@
           <w:sz w:val="24"/>
           <w:szCs w:val="24"/>
         </w:rPr>
-        <w:id w:val="-761371489"/>
+        <w:id w:val="-1704623993"/>
         <w:docPartObj>
           <w:docPartGallery w:val="Table of Contents"/>
           <w:docPartUnique/>
@@ -113,7 +113,7 @@
           <w:r>
             <w:fldChar w:fldCharType="separate"/>
           </w:r>
-          <w:hyperlink w:anchor="_Toc240329389" w:history="1">
+          <w:hyperlink w:anchor="_Toc240360329" w:history="1">
             <w:r>
               <w:rPr>
                 <w:rStyle w:val="Hyperlink"/>
@@ -140,7 +140,7 @@
                 <w:noProof/>
                 <w:webHidden/>
               </w:rPr>
-              <w:instrText xml:space="preserve"> PAGEREF _Toc240329389 \h </w:instrText>
+              <w:instrText xml:space="preserve"> PAGEREF _Toc240360329 \h </w:instrText>
             </w:r>
             <w:r>
               <w:rPr>
@@ -185,7 +185,7 @@
               <w14:ligatures w14:val="standardContextual"/>
             </w:rPr>
           </w:pPr>
-          <w:hyperlink w:anchor="_Toc240329390" w:history="1">
+          <w:hyperlink w:anchor="_Toc240360330" w:history="1">
             <w:r>
               <w:rPr>
                 <w:rStyle w:val="Hyperlink"/>
@@ -212,7 +212,7 @@
                 <w:noProof/>
                 <w:webHidden/>
               </w:rPr>
-              <w:instrText xml:space="preserve"> PAGEREF _Toc240329390 \h </w:instrText>
+              <w:instrText xml:space="preserve"> PAGEREF _Toc240360330 \h </w:instrText>
             </w:r>
             <w:r>
               <w:rPr>
@@ -257,7 +257,7 @@
               <w14:ligatures w14:val="standardContextual"/>
             </w:rPr>
           </w:pPr>
-          <w:hyperlink w:anchor="_Toc240329391" w:history="1">
+          <w:hyperlink w:anchor="_Toc240360331" w:history="1">
             <w:r>
               <w:rPr>
                 <w:rStyle w:val="Hyperlink"/>
@@ -284,7 +284,7 @@
                 <w:noProof/>
                 <w:webHidden/>
               </w:rPr>
-              <w:instrText xml:space="preserve"> PAGEREF _Toc240329391 \h </w:instrText>
+              <w:instrText xml:space="preserve"> PAGEREF _Toc240360331 \h </w:instrText>
             </w:r>
             <w:r>
               <w:rPr>
@@ -329,7 +329,7 @@
               <w14:ligatures w14:val="standardContextual"/>
             </w:rPr>
           </w:pPr>
-          <w:hyperlink w:anchor="_Toc240329392" w:history="1">
+          <w:hyperlink w:anchor="_Toc240360332" w:history="1">
             <w:r>
               <w:rPr>
                 <w:rStyle w:val="Hyperlink"/>
@@ -356,7 +356,7 @@
                 <w:noProof/>
                 <w:webHidden/>
               </w:rPr>
-              <w:instrText xml:space="preserve"> PAGEREF _Toc240329392 \h </w:instrText>
+              <w:instrText xml:space="preserve"> PAGEREF _Toc240360332 \h </w:instrText>
             </w:r>
             <w:r>
               <w:rPr>
@@ -401,7 +401,7 @@
               <w14:ligatures w14:val="standardContextual"/>
             </w:rPr>
           </w:pPr>
-          <w:hyperlink w:anchor="_Toc240329393" w:history="1">
+          <w:hyperlink w:anchor="_Toc240360333" w:history="1">
             <w:r>
               <w:rPr>
                 <w:rStyle w:val="Hyperlink"/>
@@ -428,7 +428,7 @@
                 <w:noProof/>
                 <w:webHidden/>
               </w:rPr>
-              <w:instrText xml:space="preserve"> PAGEREF _Toc240329393 \h </w:instrText>
+              <w:instrText xml:space="preserve"> PAGEREF _Toc240360333 \h </w:instrText>
             </w:r>
             <w:r>
               <w:rPr>
@@ -473,7 +473,7 @@
               <w14:ligatures w14:val="standardContextual"/>
             </w:rPr>
           </w:pPr>
-          <w:hyperlink w:anchor="_Toc240329394" w:history="1">
+          <w:hyperlink w:anchor="_Toc240360334" w:history="1">
             <w:r>
               <w:rPr>
                 <w:rStyle w:val="Hyperlink"/>
@@ -500,7 +500,7 @@
                 <w:noProof/>
                 <w:webHidden/>
               </w:rPr>
-              <w:instrText xml:space="preserve"> PAGEREF _Toc240329394 \h </w:instrText>
+              <w:instrText xml:space="preserve"> PAGEREF _Toc240360334 \h </w:instrText>
             </w:r>
             <w:r>
               <w:rPr>
@@ -545,7 +545,7 @@
               <w14:ligatures w14:val="standardContextual"/>
             </w:rPr>
           </w:pPr>
-          <w:hyperlink w:anchor="_Toc240329395" w:history="1">
+          <w:hyperlink w:anchor="_Toc240360335" w:history="1">
             <w:r>
               <w:rPr>
                 <w:rStyle w:val="Hyperlink"/>
@@ -572,7 +572,7 @@
                 <w:noProof/>
                 <w:webHidden/>
               </w:rPr>
-              <w:instrText xml:space="preserve"> PAGEREF _Toc240329395 \h </w:instrText>
+              <w:instrText xml:space="preserve"> PAGEREF _Toc240360335 \h </w:instrText>
             </w:r>
             <w:r>
               <w:rPr>
@@ -617,7 +617,7 @@
               <w14:ligatures w14:val="standardContextual"/>
             </w:rPr>
           </w:pPr>
-          <w:hyperlink w:anchor="_Toc240329396" w:history="1">
+          <w:hyperlink w:anchor="_Toc240360336" w:history="1">
             <w:r>
               <w:rPr>
                 <w:rStyle w:val="Hyperlink"/>
@@ -644,7 +644,7 @@
                 <w:noProof/>
                 <w:webHidden/>
               </w:rPr>
-              <w:instrText xml:space="preserve"> PAGEREF _Toc240329396 \h </w:instrText>
+              <w:instrText xml:space="preserve"> PAGEREF _Toc240360336 \h </w:instrText>
             </w:r>
             <w:r>
               <w:rPr>
@@ -689,7 +689,7 @@
               <w14:ligatures w14:val="standardContextual"/>
             </w:rPr>
           </w:pPr>
-          <w:hyperlink w:anchor="_Toc240329397" w:history="1">
+          <w:hyperlink w:anchor="_Toc240360337" w:history="1">
             <w:r>
               <w:rPr>
                 <w:rStyle w:val="Hyperlink"/>
@@ -716,7 +716,7 @@
                 <w:noProof/>
                 <w:webHidden/>
               </w:rPr>
-              <w:instrText xml:space="preserve"> PAGEREF _Toc240329397 \h </w:instrText>
+              <w:instrText xml:space="preserve"> PAGEREF _Toc240360337 \h </w:instrText>
             </w:r>
             <w:r>
               <w:rPr>
@@ -761,7 +761,7 @@
               <w14:ligatures w14:val="standardContextual"/>
             </w:rPr>
           </w:pPr>
-          <w:hyperlink w:anchor="_Toc240329398" w:history="1">
+          <w:hyperlink w:anchor="_Toc240360338" w:history="1">
             <w:r>
               <w:rPr>
                 <w:rStyle w:val="Hyperlink"/>
@@ -788,7 +788,7 @@
                 <w:noProof/>
                 <w:webHidden/>
               </w:rPr>
-              <w:instrText xml:space="preserve"> PAGEREF _Toc240329398 \h </w:instrText>
+              <w:instrText xml:space="preserve"> PAGEREF _Toc240360338 \h </w:instrText>
             </w:r>
             <w:r>
               <w:rPr>
@@ -833,7 +833,7 @@
               <w14:ligatures w14:val="standardContextual"/>
             </w:rPr>
           </w:pPr>
-          <w:hyperlink w:anchor="_Toc240329399" w:history="1">
+          <w:hyperlink w:anchor="_Toc240360339" w:history="1">
             <w:r>
               <w:rPr>
                 <w:rStyle w:val="Hyperlink"/>
@@ -860,7 +860,7 @@
                 <w:noProof/>
                 <w:webHidden/>
               </w:rPr>
-              <w:instrText xml:space="preserve"> PAGEREF _Toc240329399 \h </w:instrText>
+              <w:instrText xml:space="preserve"> PAGEREF _Toc240360339 \h </w:instrText>
             </w:r>
             <w:r>
               <w:rPr>
@@ -905,7 +905,7 @@
               <w14:ligatures w14:val="standardContextual"/>
             </w:rPr>
           </w:pPr>
-          <w:hyperlink w:anchor="_Toc240329400" w:history="1">
+          <w:hyperlink w:anchor="_Toc240360340" w:history="1">
             <w:r>
               <w:rPr>
                 <w:rStyle w:val="Hyperlink"/>
@@ -932,7 +932,7 @@
                 <w:noProof/>
                 <w:webHidden/>
               </w:rPr>
-              <w:instrText xml:space="preserve"> PAGEREF _Toc240329400 \h </w:instrText>
+              <w:instrText xml:space="preserve"> PAGEREF _Toc240360340 \h </w:instrText>
             </w:r>
             <w:r>
               <w:rPr>
@@ -977,7 +977,7 @@
               <w14:ligatures w14:val="standardContextual"/>
             </w:rPr>
           </w:pPr>
-          <w:hyperlink w:anchor="_Toc240329401" w:history="1">
+          <w:hyperlink w:anchor="_Toc240360341" w:history="1">
             <w:r>
               <w:rPr>
                 <w:rStyle w:val="Hyperlink"/>
@@ -1004,7 +1004,7 @@
                 <w:noProof/>
                 <w:webHidden/>
               </w:rPr>
-              <w:instrText xml:space="preserve"> PAGEREF _Toc240329401 \h </w:instrText>
+              <w:instrText xml:space="preserve"> PAGEREF _Toc240360341 \h </w:instrText>
             </w:r>
             <w:r>
               <w:rPr>
@@ -1049,7 +1049,7 @@
               <w14:ligatures w14:val="standardContextual"/>
             </w:rPr>
           </w:pPr>
-          <w:hyperlink w:anchor="_Toc240329402" w:history="1">
+          <w:hyperlink w:anchor="_Toc240360342" w:history="1">
             <w:r>
               <w:rPr>
                 <w:rStyle w:val="Hyperlink"/>
@@ -1076,7 +1076,7 @@
                 <w:noProof/>
                 <w:webHidden/>
               </w:rPr>
-              <w:instrText xml:space="preserve"> PAGEREF _Toc240329402 \h </w:instrText>
+              <w:instrText xml:space="preserve"> PAGEREF _Toc240360342 \h </w:instrText>
             </w:r>
             <w:r>
               <w:rPr>
@@ -1121,7 +1121,7 @@
               <w14:ligatures w14:val="standardContextual"/>
             </w:rPr>
           </w:pPr>
-          <w:hyperlink w:anchor="_Toc240329403" w:history="1">
+          <w:hyperlink w:anchor="_Toc240360343" w:history="1">
             <w:r>
               <w:rPr>
                 <w:rStyle w:val="Hyperlink"/>
@@ -1148,7 +1148,7 @@
                 <w:noProof/>
                 <w:webHidden/>
               </w:rPr>
-              <w:instrText xml:space="preserve"> PAGEREF _Toc240329403 \h </w:instrText>
+              <w:instrText xml:space="preserve"> PAGEREF _Toc240360343 \h </w:instrText>
             </w:r>
             <w:r>
               <w:rPr>
@@ -1193,7 +1193,7 @@
               <w14:ligatures w14:val="standardContextual"/>
             </w:rPr>
           </w:pPr>
-          <w:hyperlink w:anchor="_Toc240329404" w:history="1">
+          <w:hyperlink w:anchor="_Toc240360344" w:history="1">
             <w:r>
               <w:rPr>
                 <w:rStyle w:val="Hyperlink"/>
@@ -1220,7 +1220,7 @@
                 <w:noProof/>
                 <w:webHidden/>
               </w:rPr>
-              <w:instrText xml:space="preserve"> PAGEREF _Toc240329404 \h </w:instrText>
+              <w:instrText xml:space="preserve"> PAGEREF _Toc240360344 \h </w:instrText>
             </w:r>
             <w:r>
               <w:rPr>
@@ -1265,7 +1265,7 @@
               <w14:ligatures w14:val="standardContextual"/>
             </w:rPr>
           </w:pPr>
-          <w:hyperlink w:anchor="_Toc240329405" w:history="1">
+          <w:hyperlink w:anchor="_Toc240360345" w:history="1">
             <w:r>
               <w:rPr>
                 <w:rStyle w:val="Hyperlink"/>
@@ -1292,7 +1292,7 @@
                 <w:noProof/>
                 <w:webHidden/>
               </w:rPr>
-              <w:instrText xml:space="preserve"> PAGEREF _Toc240329405 \h </w:instrText>
+              <w:instrText xml:space="preserve"> PAGEREF _Toc240360345 \h </w:instrText>
             </w:r>
             <w:r>
               <w:rPr>
@@ -1337,7 +1337,7 @@
               <w14:ligatures w14:val="standardContextual"/>
             </w:rPr>
           </w:pPr>
-          <w:hyperlink w:anchor="_Toc240329406" w:history="1">
+          <w:hyperlink w:anchor="_Toc240360346" w:history="1">
             <w:r>
               <w:rPr>
                 <w:rStyle w:val="Hyperlink"/>
@@ -1364,7 +1364,7 @@
                 <w:noProof/>
                 <w:webHidden/>
               </w:rPr>
-              <w:instrText xml:space="preserve"> PAGEREF _Toc240329406 \h </w:instrText>
+              <w:instrText xml:space="preserve"> PAGEREF _Toc240360346 \h </w:instrText>
             </w:r>
             <w:r>
               <w:rPr>
@@ -1409,7 +1409,7 @@
               <w14:ligatures w14:val="standardContextual"/>
             </w:rPr>
           </w:pPr>
-          <w:hyperlink w:anchor="_Toc240329407" w:history="1">
+          <w:hyperlink w:anchor="_Toc240360347" w:history="1">
             <w:r>
               <w:rPr>
                 <w:rStyle w:val="Hyperlink"/>
@@ -1436,7 +1436,7 @@
                 <w:noProof/>
                 <w:webHidden/>
               </w:rPr>
-              <w:instrText xml:space="preserve"> PAGEREF _Toc240329407 \h </w:instrText>
+              <w:instrText xml:space="preserve"> PAGEREF _Toc240360347 \h </w:instrText>
             </w:r>
             <w:r>
               <w:rPr>
@@ -1481,7 +1481,7 @@
               <w14:ligatures w14:val="standardContextual"/>
             </w:rPr>
           </w:pPr>
-          <w:hyperlink w:anchor="_Toc240329408" w:history="1">
+          <w:hyperlink w:anchor="_Toc240360348" w:history="1">
             <w:r>
               <w:rPr>
                 <w:rStyle w:val="Hyperlink"/>
@@ -1508,7 +1508,7 @@
                 <w:noProof/>
                 <w:webHidden/>
               </w:rPr>
-              <w:instrText xml:space="preserve"> PAGEREF _Toc240329408 \h </w:instrText>
+              <w:instrText xml:space="preserve"> PAGEREF _Toc240360348 \h </w:instrText>
             </w:r>
             <w:r>
               <w:rPr>
@@ -1553,7 +1553,7 @@
               <w14:ligatures w14:val="standardContextual"/>
             </w:rPr>
           </w:pPr>
-          <w:hyperlink w:anchor="_Toc240329409" w:history="1">
+          <w:hyperlink w:anchor="_Toc240360349" w:history="1">
             <w:r>
               <w:rPr>
                 <w:rStyle w:val="Hyperlink"/>
@@ -1580,7 +1580,7 @@
                 <w:noProof/>
                 <w:webHidden/>
               </w:rPr>
-              <w:instrText xml:space="preserve"> PAGEREF _Toc240329409 \h </w:instrText>
+              <w:instrText xml:space="preserve"> PAGEREF _Toc240360349 \h </w:instrText>
             </w:r>
             <w:r>
               <w:rPr>
@@ -1625,7 +1625,7 @@
               <w14:ligatures w14:val="standardContextual"/>
             </w:rPr>
           </w:pPr>
-          <w:hyperlink w:anchor="_Toc240329410" w:history="1">
+          <w:hyperlink w:anchor="_Toc240360350" w:history="1">
             <w:r>
               <w:rPr>
                 <w:rStyle w:val="Hyperlink"/>
@@ -1652,7 +1652,7 @@
                 <w:noProof/>
                 <w:webHidden/>
               </w:rPr>
-              <w:instrText xml:space="preserve"> PAGEREF _Toc240329410 \h </w:instrText>
+              <w:instrText xml:space="preserve"> PAGEREF _Toc240360350 \h </w:instrText>
             </w:r>
             <w:r>
               <w:rPr>
@@ -1697,7 +1697,7 @@
               <w14:ligatures w14:val="standardContextual"/>
             </w:rPr>
           </w:pPr>
-          <w:hyperlink w:anchor="_Toc240329411" w:history="1">
+          <w:hyperlink w:anchor="_Toc240360351" w:history="1">
             <w:r>
               <w:rPr>
                 <w:rStyle w:val="Hyperlink"/>
@@ -1724,7 +1724,7 @@
                 <w:noProof/>
                 <w:webHidden/>
               </w:rPr>
-              <w:instrText xml:space="preserve"> PAGEREF _Toc240329411 \h </w:instrText>
+              <w:instrText xml:space="preserve"> PAGEREF _Toc240360351 \h </w:instrText>
             </w:r>
             <w:r>
               <w:rPr>
@@ -1769,7 +1769,7 @@
               <w14:ligatures w14:val="standardContextual"/>
             </w:rPr>
           </w:pPr>
-          <w:hyperlink w:anchor="_Toc240329412" w:history="1">
+          <w:hyperlink w:anchor="_Toc240360352" w:history="1">
             <w:r>
               <w:rPr>
                 <w:rStyle w:val="Hyperlink"/>
@@ -1796,7 +1796,7 @@
                 <w:noProof/>
                 <w:webHidden/>
               </w:rPr>
-              <w:instrText xml:space="preserve"> PAGEREF _Toc240329412 \h </w:instrText>
+              <w:instrText xml:space="preserve"> PAGEREF _Toc240360352 \h </w:instrText>
             </w:r>
             <w:r>
               <w:rPr>
@@ -1841,7 +1841,7 @@
               <w14:ligatures w14:val="standardContextual"/>
             </w:rPr>
           </w:pPr>
-          <w:hyperlink w:anchor="_Toc240329413" w:history="1">
+          <w:hyperlink w:anchor="_Toc240360353" w:history="1">
             <w:r>
               <w:rPr>
                 <w:rStyle w:val="Hyperlink"/>
@@ -1868,7 +1868,7 @@
                 <w:noProof/>
                 <w:webHidden/>
               </w:rPr>
-              <w:instrText xml:space="preserve"> PAGEREF _Toc240329413 \h </w:instrText>
+              <w:instrText xml:space="preserve"> PAGEREF _Toc240360353 \h </w:instrText>
             </w:r>
             <w:r>
               <w:rPr>
@@ -1913,7 +1913,7 @@
               <w14:ligatures w14:val="standardContextual"/>
             </w:rPr>
           </w:pPr>
-          <w:hyperlink w:anchor="_Toc240329414" w:history="1">
+          <w:hyperlink w:anchor="_Toc240360354" w:history="1">
             <w:r>
               <w:rPr>
                 <w:rStyle w:val="Hyperlink"/>
@@ -1940,7 +1940,7 @@
                 <w:noProof/>
                 <w:webHidden/>
               </w:rPr>
-              <w:instrText xml:space="preserve"> PAGEREF _Toc240329414 \h </w:instrText>
+              <w:instrText xml:space="preserve"> PAGEREF _Toc240360354 \h </w:instrText>
             </w:r>
             <w:r>
               <w:rPr>
@@ -1985,7 +1985,7 @@
               <w14:ligatures w14:val="standardContextual"/>
             </w:rPr>
           </w:pPr>
-          <w:hyperlink w:anchor="_Toc240329415" w:history="1">
+          <w:hyperlink w:anchor="_Toc240360355" w:history="1">
             <w:r>
               <w:rPr>
                 <w:rStyle w:val="Hyperlink"/>
@@ -2012,7 +2012,7 @@
                 <w:noProof/>
                 <w:webHidden/>
               </w:rPr>
-              <w:instrText xml:space="preserve"> PAGEREF _Toc240329415 \h </w:instrText>
+              <w:instrText xml:space="preserve"> PAGEREF _Toc240360355 \h </w:instrText>
             </w:r>
             <w:r>
               <w:rPr>
@@ -2057,7 +2057,7 @@
               <w14:ligatures w14:val="standardContextual"/>
             </w:rPr>
           </w:pPr>
-          <w:hyperlink w:anchor="_Toc240329416" w:history="1">
+          <w:hyperlink w:anchor="_Toc240360356" w:history="1">
             <w:r>
               <w:rPr>
                 <w:rStyle w:val="Hyperlink"/>
@@ -2084,7 +2084,7 @@
                 <w:noProof/>
                 <w:webHidden/>
               </w:rPr>
-              <w:instrText xml:space="preserve"> PAGEREF _Toc240329416 \h </w:instrText>
+              <w:instrText xml:space="preserve"> PAGEREF _Toc240360356 \h </w:instrText>
             </w:r>
             <w:r>
               <w:rPr>
@@ -2129,7 +2129,7 @@
               <w14:ligatures w14:val="standardContextual"/>
             </w:rPr>
           </w:pPr>
-          <w:hyperlink w:anchor="_Toc240329417" w:history="1">
+          <w:hyperlink w:anchor="_Toc240360357" w:history="1">
             <w:r>
               <w:rPr>
                 <w:rStyle w:val="Hyperlink"/>
@@ -2156,7 +2156,7 @@
                 <w:noProof/>
                 <w:webHidden/>
               </w:rPr>
-              <w:instrText xml:space="preserve"> PAGEREF _Toc240329417 \h </w:instrText>
+              <w:instrText xml:space="preserve"> PAGEREF _Toc240360357 \h </w:instrText>
             </w:r>
             <w:r>
               <w:rPr>
@@ -2176,7 +2176,7 @@
                 <w:noProof/>
                 <w:webHidden/>
               </w:rPr>
-              <w:t>29</w:t>
+              <w:t>30</w:t>
             </w:r>
             <w:r>
               <w:rPr>
@@ -2201,7 +2201,7 @@
               <w14:ligatures w14:val="standardContextual"/>
             </w:rPr>
           </w:pPr>
-          <w:hyperlink w:anchor="_Toc240329418" w:history="1">
+          <w:hyperlink w:anchor="_Toc240360358" w:history="1">
             <w:r>
               <w:rPr>
                 <w:rStyle w:val="Hyperlink"/>
@@ -2228,7 +2228,7 @@
                 <w:noProof/>
                 <w:webHidden/>
               </w:rPr>
-              <w:instrText xml:space="preserve"> PAGEREF _Toc240329418 \h </w:instrText>
+              <w:instrText xml:space="preserve"> PAGEREF _Toc240360358 \h </w:instrText>
             </w:r>
             <w:r>
               <w:rPr>
@@ -2273,7 +2273,7 @@
               <w14:ligatures w14:val="standardContextual"/>
             </w:rPr>
           </w:pPr>
-          <w:hyperlink w:anchor="_Toc240329419" w:history="1">
+          <w:hyperlink w:anchor="_Toc240360359" w:history="1">
             <w:r>
               <w:rPr>
                 <w:rStyle w:val="Hyperlink"/>
@@ -2300,7 +2300,7 @@
                 <w:noProof/>
                 <w:webHidden/>
               </w:rPr>
-              <w:instrText xml:space="preserve"> PAGEREF _Toc240329419 \h </w:instrText>
+              <w:instrText xml:space="preserve"> PAGEREF _Toc240360359 \h </w:instrText>
             </w:r>
             <w:r>
               <w:rPr>
@@ -2345,7 +2345,7 @@
               <w14:ligatures w14:val="standardContextual"/>
             </w:rPr>
           </w:pPr>
-          <w:hyperlink w:anchor="_Toc240329420" w:history="1">
+          <w:hyperlink w:anchor="_Toc240360360" w:history="1">
             <w:r>
               <w:rPr>
                 <w:rStyle w:val="Hyperlink"/>
@@ -2372,7 +2372,7 @@
                 <w:noProof/>
                 <w:webHidden/>
               </w:rPr>
-              <w:instrText xml:space="preserve"> PAGEREF _Toc240329420 \h </w:instrText>
+              <w:instrText xml:space="preserve"> PAGEREF _Toc240360360 \h </w:instrText>
             </w:r>
             <w:r>
               <w:rPr>
@@ -2417,7 +2417,7 @@
               <w14:ligatures w14:val="standardContextual"/>
             </w:rPr>
           </w:pPr>
-          <w:hyperlink w:anchor="_Toc240329421" w:history="1">
+          <w:hyperlink w:anchor="_Toc240360361" w:history="1">
             <w:r>
               <w:rPr>
                 <w:rStyle w:val="Hyperlink"/>
@@ -2444,7 +2444,7 @@
                 <w:noProof/>
                 <w:webHidden/>
               </w:rPr>
-              <w:instrText xml:space="preserve"> PAGEREF _Toc240329421 \h </w:instrText>
+              <w:instrText xml:space="preserve"> PAGEREF _Toc240360361 \h </w:instrText>
             </w:r>
             <w:r>
               <w:rPr>
@@ -2489,7 +2489,7 @@
               <w14:ligatures w14:val="standardContextual"/>
             </w:rPr>
           </w:pPr>
-          <w:hyperlink w:anchor="_Toc240329422" w:history="1">
+          <w:hyperlink w:anchor="_Toc240360362" w:history="1">
             <w:r>
               <w:rPr>
                 <w:rStyle w:val="Hyperlink"/>
@@ -2516,7 +2516,7 @@
                 <w:noProof/>
                 <w:webHidden/>
               </w:rPr>
-              <w:instrText xml:space="preserve"> PAGEREF _Toc240329422 \h </w:instrText>
+              <w:instrText xml:space="preserve"> PAGEREF _Toc240360362 \h </w:instrText>
             </w:r>
             <w:r>
               <w:rPr>
@@ -2561,7 +2561,7 @@
               <w14:ligatures w14:val="standardContextual"/>
             </w:rPr>
           </w:pPr>
-          <w:hyperlink w:anchor="_Toc240329423" w:history="1">
+          <w:hyperlink w:anchor="_Toc240360363" w:history="1">
             <w:r>
               <w:rPr>
                 <w:rStyle w:val="Hyperlink"/>
@@ -2588,7 +2588,7 @@
                 <w:noProof/>
                 <w:webHidden/>
               </w:rPr>
-              <w:instrText xml:space="preserve"> PAGEREF _Toc240329423 \h </w:instrText>
+              <w:instrText xml:space="preserve"> PAGEREF _Toc240360363 \h </w:instrText>
             </w:r>
             <w:r>
               <w:rPr>
@@ -2631,7 +2631,7 @@
         <w:pStyle w:val="Heading1"/>
       </w:pPr>
       <w:bookmarkStart w:id="0" w:name="chapter-1-introduction"/>
-      <w:bookmarkStart w:id="1" w:name="_Toc240329389"/>
+      <w:bookmarkStart w:id="1" w:name="_Toc240360329"/>
       <w:r>
         <w:t>Chapter 1: Introduction</w:t>
       </w:r>
@@ -2642,7 +2642,7 @@
         <w:pStyle w:val="Heading2"/>
       </w:pPr>
       <w:bookmarkStart w:id="2" w:name="background-and-problem-statement"/>
-      <w:bookmarkStart w:id="3" w:name="_Toc240329390"/>
+      <w:bookmarkStart w:id="3" w:name="_Toc240360330"/>
       <w:r>
         <w:t>1.1 Background and Problem Statement</w:t>
       </w:r>
@@ -2750,7 +2750,7 @@
         <w:pStyle w:val="Heading2"/>
       </w:pPr>
       <w:bookmarkStart w:id="4" w:name="project-objectives"/>
-      <w:bookmarkStart w:id="5" w:name="_Toc240329391"/>
+      <w:bookmarkStart w:id="5" w:name="_Toc240360331"/>
       <w:bookmarkEnd w:id="2"/>
       <w:r>
         <w:t>1.2 Project Objectives</w:t>
@@ -3001,7 +3001,7 @@
         <w:pStyle w:val="Heading2"/>
       </w:pPr>
       <w:bookmarkStart w:id="6" w:name="project-scope"/>
-      <w:bookmarkStart w:id="7" w:name="_Toc240329392"/>
+      <w:bookmarkStart w:id="7" w:name="_Toc240360332"/>
       <w:bookmarkEnd w:id="4"/>
       <w:r>
         <w:t>1.3 Project Scope</w:t>
@@ -3424,7 +3424,7 @@
         <w:pStyle w:val="Heading2"/>
       </w:pPr>
       <w:bookmarkStart w:id="10" w:name="expected-benefits"/>
-      <w:bookmarkStart w:id="11" w:name="_Toc240329393"/>
+      <w:bookmarkStart w:id="11" w:name="_Toc240360333"/>
       <w:bookmarkEnd w:id="6"/>
       <w:bookmarkEnd w:id="9"/>
       <w:r>
@@ -3485,7 +3485,7 @@
         <w:pStyle w:val="Heading2"/>
       </w:pPr>
       <w:bookmarkStart w:id="12" w:name="tools-and-technologies-used"/>
-      <w:bookmarkStart w:id="13" w:name="_Toc240329394"/>
+      <w:bookmarkStart w:id="13" w:name="_Toc240360334"/>
       <w:bookmarkEnd w:id="10"/>
       <w:r>
         <w:t>1.5 Tools and Technologies Used</w:t>
@@ -4233,7 +4233,7 @@
         <w:pStyle w:val="Heading2"/>
       </w:pPr>
       <w:bookmarkStart w:id="15" w:name="scale-of-the-system"/>
-      <w:bookmarkStart w:id="16" w:name="_Toc240329395"/>
+      <w:bookmarkStart w:id="16" w:name="_Toc240360335"/>
       <w:bookmarkEnd w:id="12"/>
       <w:bookmarkEnd w:id="14"/>
       <w:r>
@@ -4469,7 +4469,7 @@
         <w:pStyle w:val="Heading1"/>
       </w:pPr>
       <w:bookmarkStart w:id="17" w:name="Xc05cc228f2b7de398dc6782bbdd9db7651af371"/>
-      <w:bookmarkStart w:id="18" w:name="_Toc240329396"/>
+      <w:bookmarkStart w:id="18" w:name="_Toc240360336"/>
       <w:bookmarkEnd w:id="0"/>
       <w:bookmarkEnd w:id="15"/>
       <w:r>
@@ -4482,7 +4482,7 @@
         <w:pStyle w:val="Heading2"/>
       </w:pPr>
       <w:bookmarkStart w:id="19" w:name="technical-feasibility"/>
-      <w:bookmarkStart w:id="20" w:name="_Toc240329397"/>
+      <w:bookmarkStart w:id="20" w:name="_Toc240360337"/>
       <w:r>
         <w:t>2.1 Technical Feasibility</w:t>
       </w:r>
@@ -5026,7 +5026,7 @@
         <w:pStyle w:val="Heading2"/>
       </w:pPr>
       <w:bookmarkStart w:id="23" w:name="economic-feasibility"/>
-      <w:bookmarkStart w:id="24" w:name="_Toc240329398"/>
+      <w:bookmarkStart w:id="24" w:name="_Toc240360338"/>
       <w:bookmarkEnd w:id="19"/>
       <w:bookmarkEnd w:id="22"/>
       <w:r>
@@ -5457,7 +5457,7 @@
         <w:pStyle w:val="Heading2"/>
       </w:pPr>
       <w:bookmarkStart w:id="29" w:name="operational-feasibility"/>
-      <w:bookmarkStart w:id="30" w:name="_Toc240329399"/>
+      <w:bookmarkStart w:id="30" w:name="_Toc240360339"/>
       <w:bookmarkEnd w:id="23"/>
       <w:bookmarkEnd w:id="28"/>
       <w:r>
@@ -5708,7 +5708,7 @@
         <w:pStyle w:val="Heading2"/>
       </w:pPr>
       <w:bookmarkStart w:id="34" w:name="schedule-feasibility"/>
-      <w:bookmarkStart w:id="35" w:name="_Toc240329400"/>
+      <w:bookmarkStart w:id="35" w:name="_Toc240360340"/>
       <w:bookmarkEnd w:id="29"/>
       <w:bookmarkEnd w:id="33"/>
       <w:r>
@@ -5958,7 +5958,7 @@
         <w:pStyle w:val="Heading2"/>
       </w:pPr>
       <w:bookmarkStart w:id="36" w:name="related-systems"/>
-      <w:bookmarkStart w:id="37" w:name="_Toc240329401"/>
+      <w:bookmarkStart w:id="37" w:name="_Toc240360341"/>
       <w:bookmarkEnd w:id="34"/>
       <w:r>
         <w:t>2.5 Related Systems</w:t>
@@ -6383,7 +6383,7 @@
         <w:pStyle w:val="Heading2"/>
       </w:pPr>
       <w:bookmarkStart w:id="38" w:name="relevant-theories-and-technologies"/>
-      <w:bookmarkStart w:id="39" w:name="_Toc240329402"/>
+      <w:bookmarkStart w:id="39" w:name="_Toc240360342"/>
       <w:bookmarkEnd w:id="36"/>
       <w:r>
         <w:t>2.6 Relevant Theories and Technologies</w:t>
@@ -6502,7 +6502,7 @@
         <w:pStyle w:val="Heading1"/>
       </w:pPr>
       <w:bookmarkStart w:id="40" w:name="chapter-3-requirements-analysis"/>
-      <w:bookmarkStart w:id="41" w:name="_Toc240329403"/>
+      <w:bookmarkStart w:id="41" w:name="_Toc240360343"/>
       <w:bookmarkEnd w:id="17"/>
       <w:bookmarkEnd w:id="38"/>
       <w:r>
@@ -6515,7 +6515,7 @@
         <w:pStyle w:val="Heading2"/>
       </w:pPr>
       <w:bookmarkStart w:id="42" w:name="stakeholder-analysis"/>
-      <w:bookmarkStart w:id="43" w:name="_Toc240329404"/>
+      <w:bookmarkStart w:id="43" w:name="_Toc240360344"/>
       <w:r>
         <w:t>3.1 Stakeholder Analysis</w:t>
       </w:r>
@@ -7460,7 +7460,7 @@
         <w:pStyle w:val="Heading2"/>
       </w:pPr>
       <w:bookmarkStart w:id="47" w:name="functional-requirements"/>
-      <w:bookmarkStart w:id="48" w:name="_Toc240329405"/>
+      <w:bookmarkStart w:id="48" w:name="_Toc240360345"/>
       <w:bookmarkEnd w:id="42"/>
       <w:bookmarkEnd w:id="46"/>
       <w:r>
@@ -9474,7 +9474,7 @@
         <w:pStyle w:val="Heading2"/>
       </w:pPr>
       <w:bookmarkStart w:id="53" w:name="non-functional-requirements"/>
-      <w:bookmarkStart w:id="54" w:name="_Toc240329406"/>
+      <w:bookmarkStart w:id="54" w:name="_Toc240360346"/>
       <w:bookmarkEnd w:id="47"/>
       <w:bookmarkEnd w:id="52"/>
       <w:r>
@@ -11016,7 +11016,7 @@
         <w:pStyle w:val="Heading2"/>
       </w:pPr>
       <w:bookmarkStart w:id="61" w:name="use-case-diagram"/>
-      <w:bookmarkStart w:id="62" w:name="_Toc240329407"/>
+      <w:bookmarkStart w:id="62" w:name="_Toc240360347"/>
       <w:bookmarkEnd w:id="53"/>
       <w:bookmarkEnd w:id="60"/>
       <w:r>
@@ -11033,7 +11033,7 @@
           <w:noProof/>
         </w:rPr>
         <w:drawing>
-          <wp:inline distT="0" distB="0" distL="0" distR="0" wp14:anchorId="33D73B16" wp14:editId="63028B04">
+          <wp:inline distT="0" distB="0" distL="0" distR="0" wp14:anchorId="56569567" wp14:editId="52AE7A71">
             <wp:extent cx="5334000" cy="3722168"/>
             <wp:effectExtent l="0" t="0" r="0" b="0"/>
             <wp:docPr id="1" name="Picture" descr="Figure 3.1 — Use case diagram. Eleven use cases, five actors, one system boundary."/>
@@ -11099,7 +11099,7 @@
         <w:pStyle w:val="Heading2"/>
       </w:pPr>
       <w:bookmarkStart w:id="63" w:name="use-case-descriptions"/>
-      <w:bookmarkStart w:id="64" w:name="_Toc240329408"/>
+      <w:bookmarkStart w:id="64" w:name="_Toc240360348"/>
       <w:bookmarkEnd w:id="61"/>
       <w:r>
         <w:t>3.5 Use Case Descriptions</w:t>
@@ -12018,7 +12018,7 @@
         <w:pStyle w:val="Heading2"/>
       </w:pPr>
       <w:bookmarkStart w:id="75" w:name="software-requirements-specification"/>
-      <w:bookmarkStart w:id="76" w:name="_Toc240329409"/>
+      <w:bookmarkStart w:id="76" w:name="_Toc240360349"/>
       <w:bookmarkEnd w:id="63"/>
       <w:bookmarkEnd w:id="74"/>
       <w:r>
@@ -13921,7 +13921,7 @@
         <w:pStyle w:val="Heading1"/>
       </w:pPr>
       <w:bookmarkStart w:id="84" w:name="chapter-4-project-planning"/>
-      <w:bookmarkStart w:id="85" w:name="_Toc240329410"/>
+      <w:bookmarkStart w:id="85" w:name="_Toc240360350"/>
       <w:bookmarkEnd w:id="40"/>
       <w:bookmarkEnd w:id="75"/>
       <w:bookmarkEnd w:id="83"/>
@@ -13935,7 +13935,7 @@
         <w:pStyle w:val="Heading2"/>
       </w:pPr>
       <w:bookmarkStart w:id="86" w:name="project-charter"/>
-      <w:bookmarkStart w:id="87" w:name="_Toc240329411"/>
+      <w:bookmarkStart w:id="87" w:name="_Toc240360351"/>
       <w:r>
         <w:t>4.1 Project Charter</w:t>
       </w:r>
@@ -14536,7 +14536,7 @@
     </w:p>
     <w:p>
       <w:r>
-        <w:pict w14:anchorId="739BF1FD">
+        <w:pict w14:anchorId="0A9C1BB8">
           <v:rect id="_x0000_i1025" style="width:0;height:1.5pt" o:hralign="center" o:hrstd="t" o:hr="t"/>
         </w:pict>
       </w:r>
@@ -14546,7 +14546,7 @@
         <w:pStyle w:val="Heading2"/>
       </w:pPr>
       <w:bookmarkStart w:id="95" w:name="work-breakdown-structure"/>
-      <w:bookmarkStart w:id="96" w:name="_Toc240329412"/>
+      <w:bookmarkStart w:id="96" w:name="_Toc240360352"/>
       <w:bookmarkEnd w:id="86"/>
       <w:bookmarkEnd w:id="94"/>
       <w:r>
@@ -14571,10 +14571,10 @@
           <w:noProof/>
         </w:rPr>
         <w:drawing>
-          <wp:inline distT="0" distB="0" distL="0" distR="0" wp14:anchorId="409F796F" wp14:editId="41028159">
+          <wp:inline distT="0" distB="0" distL="0" distR="0" wp14:anchorId="21E00D14" wp14:editId="2B628AB0">
             <wp:extent cx="5334000" cy="5071780"/>
             <wp:effectExtent l="0" t="0" r="0" b="0"/>
-            <wp:docPr id="297003114" name="Picture" descr="Figure 4.1 — Work breakdown structure. Six work packages, each decomposed to a deliverable with a named owner."/>
+            <wp:docPr id="2082846668" name="Picture" descr="Figure 4.1 — Work breakdown structure. Six work packages, each decomposed to a deliverable with a named owner."/>
             <wp:cNvGraphicFramePr/>
             <a:graphic xmlns:a="http://schemas.openxmlformats.org/drawingml/2006/main">
               <a:graphicData uri="http://schemas.openxmlformats.org/drawingml/2006/picture">
@@ -15035,7 +15035,7 @@
     </w:p>
     <w:p>
       <w:r>
-        <w:pict w14:anchorId="18290DFF">
+        <w:pict w14:anchorId="7E6F5448">
           <v:rect id="_x0000_i1026" style="width:0;height:1.5pt" o:hralign="center" o:hrstd="t" o:hr="t"/>
         </w:pict>
       </w:r>
@@ -15045,7 +15045,7 @@
         <w:pStyle w:val="Heading2"/>
       </w:pPr>
       <w:bookmarkStart w:id="97" w:name="project-schedule"/>
-      <w:bookmarkStart w:id="98" w:name="_Toc240329413"/>
+      <w:bookmarkStart w:id="98" w:name="_Toc240360353"/>
       <w:bookmarkEnd w:id="95"/>
       <w:r>
         <w:t>4.3 Project Schedule</w:t>
@@ -15061,10 +15061,10 @@
           <w:noProof/>
         </w:rPr>
         <w:drawing>
-          <wp:inline distT="0" distB="0" distL="0" distR="0" wp14:anchorId="7A0AC13B" wp14:editId="09A3ED39">
+          <wp:inline distT="0" distB="0" distL="0" distR="0" wp14:anchorId="10013FE7" wp14:editId="1AFD2A35">
             <wp:extent cx="5334000" cy="4843372"/>
             <wp:effectExtent l="0" t="0" r="0" b="0"/>
-            <wp:docPr id="595994381" name="Picture" descr="Figure 4.2 — Planned schedule. Twelve weeks, six work packages, three milestones."/>
+            <wp:docPr id="940489068" name="Picture" descr="Figure 4.2 — Planned schedule. Twelve weeks, six work packages, three milestones."/>
             <wp:cNvGraphicFramePr/>
             <a:graphic xmlns:a="http://schemas.openxmlformats.org/drawingml/2006/main">
               <a:graphicData uri="http://schemas.openxmlformats.org/drawingml/2006/picture">
@@ -15386,7 +15386,7 @@
     </w:p>
     <w:p>
       <w:r>
-        <w:pict w14:anchorId="70D04FB0">
+        <w:pict w14:anchorId="7D48E9F3">
           <v:rect id="_x0000_i1027" style="width:0;height:1.5pt" o:hralign="center" o:hrstd="t" o:hr="t"/>
         </w:pict>
       </w:r>
@@ -15396,7 +15396,7 @@
         <w:pStyle w:val="Heading2"/>
       </w:pPr>
       <w:bookmarkStart w:id="102" w:name="cost-estimation"/>
-      <w:bookmarkStart w:id="103" w:name="_Toc240329414"/>
+      <w:bookmarkStart w:id="103" w:name="_Toc240360354"/>
       <w:bookmarkEnd w:id="97"/>
       <w:bookmarkEnd w:id="101"/>
       <w:r>
@@ -16142,7 +16142,7 @@
     </w:p>
     <w:p>
       <w:r>
-        <w:pict w14:anchorId="028E04AF">
+        <w:pict w14:anchorId="7144000B">
           <v:rect id="_x0000_i1028" style="width:0;height:1.5pt" o:hralign="center" o:hrstd="t" o:hr="t"/>
         </w:pict>
       </w:r>
@@ -16152,7 +16152,7 @@
         <w:pStyle w:val="Heading2"/>
       </w:pPr>
       <w:bookmarkStart w:id="107" w:name="resource-planning"/>
-      <w:bookmarkStart w:id="108" w:name="_Toc240329415"/>
+      <w:bookmarkStart w:id="108" w:name="_Toc240360355"/>
       <w:bookmarkEnd w:id="102"/>
       <w:bookmarkEnd w:id="106"/>
       <w:r>
@@ -16788,7 +16788,7 @@
     </w:p>
     <w:p>
       <w:r>
-        <w:pict w14:anchorId="1D5656DD">
+        <w:pict w14:anchorId="58C28E12">
           <v:rect id="_x0000_i1029" style="width:0;height:1.5pt" o:hralign="center" o:hrstd="t" o:hr="t"/>
         </w:pict>
       </w:r>
@@ -16798,7 +16798,7 @@
         <w:pStyle w:val="Heading2"/>
       </w:pPr>
       <w:bookmarkStart w:id="113" w:name="risk-management-plan"/>
-      <w:bookmarkStart w:id="114" w:name="_Toc240329416"/>
+      <w:bookmarkStart w:id="114" w:name="_Toc240360356"/>
       <w:bookmarkEnd w:id="107"/>
       <w:bookmarkEnd w:id="112"/>
       <w:r>
@@ -17140,6 +17140,73 @@
               <w:pStyle w:val="Compact"/>
             </w:pPr>
             <w:r>
+              <w:t>A defect resists diagnosis and consumes the schedule</w:t>
+            </w:r>
+          </w:p>
+        </w:tc>
+        <w:tc>
+          <w:tcPr>
+            <w:tcW w:w="0" w:type="auto"/>
+          </w:tcPr>
+          <w:p>
+            <w:pPr>
+              <w:pStyle w:val="Compact"/>
+            </w:pPr>
+            <w:r>
+              <w:t>M</w:t>
+            </w:r>
+          </w:p>
+        </w:tc>
+        <w:tc>
+          <w:tcPr>
+            <w:tcW w:w="0" w:type="auto"/>
+          </w:tcPr>
+          <w:p>
+            <w:pPr>
+              <w:pStyle w:val="Compact"/>
+            </w:pPr>
+            <w:r>
+              <w:t>H</w:t>
+            </w:r>
+          </w:p>
+        </w:tc>
+        <w:tc>
+          <w:tcPr>
+            <w:tcW w:w="0" w:type="auto"/>
+          </w:tcPr>
+          <w:p>
+            <w:pPr>
+              <w:pStyle w:val="Compact"/>
+            </w:pPr>
+            <w:r>
+              <w:t>Every defect written down with how it was found; a fix counts as fixed when demonstrated, not when written</w:t>
+            </w:r>
+          </w:p>
+        </w:tc>
+      </w:tr>
+      <w:tr>
+        <w:tc>
+          <w:tcPr>
+            <w:tcW w:w="0" w:type="auto"/>
+          </w:tcPr>
+          <w:p>
+            <w:pPr>
+              <w:pStyle w:val="Compact"/>
+            </w:pPr>
+            <w:r>
+              <w:t>R5</w:t>
+            </w:r>
+          </w:p>
+        </w:tc>
+        <w:tc>
+          <w:tcPr>
+            <w:tcW w:w="0" w:type="auto"/>
+          </w:tcPr>
+          <w:p>
+            <w:pPr>
+              <w:pStyle w:val="Compact"/>
+            </w:pPr>
+            <w:r>
               <w:t>Browser cannot draw the object count</w:t>
             </w:r>
           </w:p>
@@ -17194,7 +17261,7 @@
               <w:pStyle w:val="Compact"/>
             </w:pPr>
             <w:r>
-              <w:t>R5</w:t>
+              <w:t>R6</w:t>
             </w:r>
           </w:p>
         </w:tc>
@@ -17261,7 +17328,7 @@
               <w:pStyle w:val="Compact"/>
             </w:pPr>
             <w:r>
-              <w:t>R6</w:t>
+              <w:t>R7</w:t>
             </w:r>
           </w:p>
         </w:tc>
@@ -17328,20 +17395,20 @@
               <w:pStyle w:val="Compact"/>
             </w:pPr>
             <w:r>
-              <w:t>R7</w:t>
-            </w:r>
-          </w:p>
-        </w:tc>
-        <w:tc>
-          <w:tcPr>
-            <w:tcW w:w="0" w:type="auto"/>
-          </w:tcPr>
-          <w:p>
-            <w:pPr>
-              <w:pStyle w:val="Compact"/>
-            </w:pPr>
-            <w:r>
-              <w:t>A defect resists diagnosis and consumes the schedule</w:t>
+              <w:t>R8</w:t>
+            </w:r>
+          </w:p>
+        </w:tc>
+        <w:tc>
+          <w:tcPr>
+            <w:tcW w:w="0" w:type="auto"/>
+          </w:tcPr>
+          <w:p>
+            <w:pPr>
+              <w:pStyle w:val="Compact"/>
+            </w:pPr>
+            <w:r>
+              <w:t>Work serialises behind one member</w:t>
             </w:r>
           </w:p>
         </w:tc>
@@ -17367,60 +17434,6 @@
               <w:pStyle w:val="Compact"/>
             </w:pPr>
             <w:r>
-              <w:t>H</w:t>
-            </w:r>
-          </w:p>
-        </w:tc>
-        <w:tc>
-          <w:tcPr>
-            <w:tcW w:w="0" w:type="auto"/>
-          </w:tcPr>
-          <w:p>
-            <w:pPr>
-              <w:pStyle w:val="Compact"/>
-            </w:pPr>
-            <w:r>
-              <w:t>Every defect written down with how it was found; a fix counts as fixed when demonstrated, not when written</w:t>
-            </w:r>
-          </w:p>
-        </w:tc>
-      </w:tr>
-      <w:tr>
-        <w:tc>
-          <w:tcPr>
-            <w:tcW w:w="0" w:type="auto"/>
-          </w:tcPr>
-          <w:p>
-            <w:pPr>
-              <w:pStyle w:val="Compact"/>
-            </w:pPr>
-            <w:r>
-              <w:t>R8</w:t>
-            </w:r>
-          </w:p>
-        </w:tc>
-        <w:tc>
-          <w:tcPr>
-            <w:tcW w:w="0" w:type="auto"/>
-          </w:tcPr>
-          <w:p>
-            <w:pPr>
-              <w:pStyle w:val="Compact"/>
-            </w:pPr>
-            <w:r>
-              <w:t>Work serialises behind one member</w:t>
-            </w:r>
-          </w:p>
-        </w:tc>
-        <w:tc>
-          <w:tcPr>
-            <w:tcW w:w="0" w:type="auto"/>
-          </w:tcPr>
-          <w:p>
-            <w:pPr>
-              <w:pStyle w:val="Compact"/>
-            </w:pPr>
-            <w:r>
               <w:t>M</w:t>
             </w:r>
           </w:p>
@@ -17434,6 +17447,47 @@
               <w:pStyle w:val="Compact"/>
             </w:pPr>
             <w:r>
+              <w:t>The shared data shape fixed early so layers proceed in parallel; session handover written every time</w:t>
+            </w:r>
+          </w:p>
+        </w:tc>
+      </w:tr>
+      <w:tr>
+        <w:tc>
+          <w:tcPr>
+            <w:tcW w:w="0" w:type="auto"/>
+          </w:tcPr>
+          <w:p>
+            <w:pPr>
+              <w:pStyle w:val="Compact"/>
+            </w:pPr>
+            <w:r>
+              <w:t>R9</w:t>
+            </w:r>
+          </w:p>
+        </w:tc>
+        <w:tc>
+          <w:tcPr>
+            <w:tcW w:w="0" w:type="auto"/>
+          </w:tcPr>
+          <w:p>
+            <w:pPr>
+              <w:pStyle w:val="Compact"/>
+            </w:pPr>
+            <w:r>
+              <w:t>A decision correct when made becomes wrong later</w:t>
+            </w:r>
+          </w:p>
+        </w:tc>
+        <w:tc>
+          <w:tcPr>
+            <w:tcW w:w="0" w:type="auto"/>
+          </w:tcPr>
+          <w:p>
+            <w:pPr>
+              <w:pStyle w:val="Compact"/>
+            </w:pPr>
+            <w:r>
               <w:t>M</w:t>
             </w:r>
           </w:p>
@@ -17447,47 +17501,6 @@
               <w:pStyle w:val="Compact"/>
             </w:pPr>
             <w:r>
-              <w:t>The shared data shape fixed early so layers proceed in parallel; session handover written every time</w:t>
-            </w:r>
-          </w:p>
-        </w:tc>
-      </w:tr>
-      <w:tr>
-        <w:tc>
-          <w:tcPr>
-            <w:tcW w:w="0" w:type="auto"/>
-          </w:tcPr>
-          <w:p>
-            <w:pPr>
-              <w:pStyle w:val="Compact"/>
-            </w:pPr>
-            <w:r>
-              <w:t>R9</w:t>
-            </w:r>
-          </w:p>
-        </w:tc>
-        <w:tc>
-          <w:tcPr>
-            <w:tcW w:w="0" w:type="auto"/>
-          </w:tcPr>
-          <w:p>
-            <w:pPr>
-              <w:pStyle w:val="Compact"/>
-            </w:pPr>
-            <w:r>
-              <w:t>A decision correct when made becomes wrong later</w:t>
-            </w:r>
-          </w:p>
-        </w:tc>
-        <w:tc>
-          <w:tcPr>
-            <w:tcW w:w="0" w:type="auto"/>
-          </w:tcPr>
-          <w:p>
-            <w:pPr>
-              <w:pStyle w:val="Compact"/>
-            </w:pPr>
-            <w:r>
               <w:t>M</w:t>
             </w:r>
           </w:p>
@@ -17501,19 +17514,6 @@
               <w:pStyle w:val="Compact"/>
             </w:pPr>
             <w:r>
-              <w:t>M</w:t>
-            </w:r>
-          </w:p>
-        </w:tc>
-        <w:tc>
-          <w:tcPr>
-            <w:tcW w:w="0" w:type="auto"/>
-          </w:tcPr>
-          <w:p>
-            <w:pPr>
-              <w:pStyle w:val="Compact"/>
-            </w:pPr>
-            <w:r>
               <w:t>Decision record carries alternatives and reasoning, so a reversal is cheap and evidenced</w:t>
             </w:r>
           </w:p>
@@ -17522,6 +17522,21 @@
     </w:tbl>
     <w:p>
       <w:pPr>
+        <w:pStyle w:val="BodyText"/>
+      </w:pPr>
+      <w:r>
+        <w:rPr>
+          <w:b/>
+          <w:bCs/>
+        </w:rPr>
+        <w:t>Ordered by significance rather than by when it was thought of</w:t>
+      </w:r>
+      <w:r>
+        <w:t>, so the four that matter most are R1 to R4 and the presentation can show exactly those without a gap in the numbering.</w:t>
+      </w:r>
+    </w:p>
+    <w:p>
+      <w:pPr>
         <w:pStyle w:val="Heading3"/>
       </w:pPr>
       <w:bookmarkStart w:id="115" w:name="X950cdaae10fd06831314987b6a0d13e3febf493"/>
@@ -17534,7 +17549,10 @@
         <w:pStyle w:val="FirstParagraph"/>
       </w:pPr>
       <w:r>
-        <w:t xml:space="preserve">OpenSky became unreachable from every cloud host during the project. The mitigation was not theoretical: a second aircraft feed was added, the union provider kept the interface identical, and </w:t>
+        <w:t xml:space="preserve">OpenSky became unreachable from every cloud host during the project. The mitigation was not theoretical: a second aircraft feed was added, the union </w:t>
+      </w:r>
+      <w:r>
+        <w:t xml:space="preserve">provider kept the interface identical, and </w:t>
       </w:r>
       <w:r>
         <w:rPr>
@@ -17551,10 +17569,10 @@
       <w:pPr>
         <w:pStyle w:val="Heading3"/>
       </w:pPr>
-      <w:bookmarkStart w:id="116" w:name="r7-was-also-realised-and-cost-more"/>
+      <w:bookmarkStart w:id="116" w:name="r4-was-also-realised-and-cost-more"/>
       <w:bookmarkEnd w:id="115"/>
       <w:r>
-        <w:t>R7 was also realised, and cost more</w:t>
+        <w:t>R4 was also realised, and cost more</w:t>
       </w:r>
     </w:p>
     <w:p>
@@ -17562,12 +17580,15 @@
         <w:pStyle w:val="FirstParagraph"/>
       </w:pPr>
       <w:r>
-        <w:t>Six working sessions went to a single defect that was misdiagnosed five times. The cause was structural — one camera serving two pictures at very different scales — and the resolution deleted 376 lines, added 130, and cost no feature. It is recorded here because a risk register that lists only the risks that were survived cheaply is not a risk register.</w:t>
-      </w:r>
-    </w:p>
-    <w:p>
-      <w:r>
-        <w:pict w14:anchorId="144F12FD">
+        <w:t xml:space="preserve">Six working sessions went to a single defect that was misdiagnosed five times. The cause was structural — one camera serving two pictures at very different scales — and the resolution deleted 376 lines, added 130, and cost no feature. </w:t>
+      </w:r>
+      <w:r>
+        <w:t>It is recorded here because a risk register that lists only the risks that were survived cheaply is not a risk register.</w:t>
+      </w:r>
+    </w:p>
+    <w:p>
+      <w:r>
+        <w:pict w14:anchorId="3AD12DEB">
           <v:rect id="_x0000_i1030" style="width:0;height:1.5pt" o:hralign="center" o:hrstd="t" o:hr="t"/>
         </w:pict>
       </w:r>
@@ -17577,7 +17598,7 @@
         <w:pStyle w:val="Heading2"/>
       </w:pPr>
       <w:bookmarkStart w:id="117" w:name="communication-plan"/>
-      <w:bookmarkStart w:id="118" w:name="_Toc240329417"/>
+      <w:bookmarkStart w:id="118" w:name="_Toc240360357"/>
       <w:bookmarkEnd w:id="113"/>
       <w:bookmarkEnd w:id="116"/>
       <w:r>
@@ -17993,7 +18014,10 @@
         <w:pStyle w:val="FirstParagraph"/>
       </w:pPr>
       <w:r>
-        <w:t>The single largest risk to a part-time team is not technical: it is that context is lost between sessions and re-derived at full cost. Every session therefore ends with a written handover, and it is package 1.4 in the WBS with an owner against it — because a practice that is only a good intention is a practice that stops the first week somebody is busy.</w:t>
+        <w:t xml:space="preserve">The single largest risk to a part-time team is not technical: it is that context </w:t>
+      </w:r>
+      <w:r>
+        <w:t>is lost between sessions and re-derived at full cost. Every session therefore ends with a written handover, and it is package 1.4 in the WBS with an owner against it — because a practice that is only a good intention is a practice that stops the first week somebody is busy.</w:t>
       </w:r>
     </w:p>
     <w:p>
@@ -18034,7 +18058,7 @@
         <w:pStyle w:val="Heading1"/>
       </w:pPr>
       <w:bookmarkStart w:id="121" w:name="chapter-5-system-design"/>
-      <w:bookmarkStart w:id="122" w:name="_Toc240329418"/>
+      <w:bookmarkStart w:id="122" w:name="_Toc240360358"/>
       <w:bookmarkEnd w:id="84"/>
       <w:bookmarkEnd w:id="117"/>
       <w:bookmarkEnd w:id="120"/>
@@ -18048,7 +18072,7 @@
         <w:pStyle w:val="Heading2"/>
       </w:pPr>
       <w:bookmarkStart w:id="123" w:name="system-architecture"/>
-      <w:bookmarkStart w:id="124" w:name="_Toc240329419"/>
+      <w:bookmarkStart w:id="124" w:name="_Toc240360359"/>
       <w:r>
         <w:t>5.1 System Architecture</w:t>
       </w:r>
@@ -18066,14 +18090,7 @@
           <w:b/>
           <w:bCs/>
         </w:rPr>
-        <w:t xml:space="preserve">data flows in one </w:t>
-      </w:r>
-      <w:r>
-        <w:rPr>
-          <w:b/>
-          <w:bCs/>
-        </w:rPr>
-        <w:t>direction, and each layer knows only the layer directly beneath it.</w:t>
+        <w:t>data flows in one direction, and each layer knows only the layer directly beneath it.</w:t>
       </w:r>
     </w:p>
     <w:p>
@@ -18085,10 +18102,10 @@
           <w:noProof/>
         </w:rPr>
         <w:drawing>
-          <wp:inline distT="0" distB="0" distL="0" distR="0" wp14:anchorId="38982EF4" wp14:editId="414E2593">
+          <wp:inline distT="0" distB="0" distL="0" distR="0" wp14:anchorId="05DB60FF" wp14:editId="4C24DB32">
             <wp:extent cx="5334000" cy="4143544"/>
             <wp:effectExtent l="0" t="0" r="0" b="0"/>
-            <wp:docPr id="1662402624" name="Picture" descr="Figure 5.1 — System architecture. Five external feeds, three internal layers, and one direction of flow."/>
+            <wp:docPr id="2079702219" name="Picture" descr="Figure 5.1 — System architecture. Five external feeds, three internal layers, and one direction of flow."/>
             <wp:cNvGraphicFramePr/>
             <a:graphic xmlns:a="http://schemas.openxmlformats.org/drawingml/2006/main">
               <a:graphicData uri="http://schemas.openxmlformats.org/drawingml/2006/picture">
@@ -18345,7 +18362,10 @@
         <w:t>The browser never talks to a data source.</w:t>
       </w:r>
       <w:r>
-        <w:t xml:space="preserve"> Every external call goes through the backend, so rate limiting and caching are enforced in exactly one place. A hundred open browser tabs cost the same upstream quota as one. This is what made adding a second aircraft feed a backend-only change: the frontend was never told, because there was nothing to tell it.</w:t>
+        <w:t xml:space="preserve"> Every external call goes through </w:t>
+      </w:r>
+      <w:r>
+        <w:t>the backend, so rate limiting and caching are enforced in exactly one place. A hundred open browser tabs cost the same upstream quota as one. This is what made adding a second aircraft feed a backend-only change: the frontend was never told, because there was nothing to tell it.</w:t>
       </w:r>
     </w:p>
     <w:p>
@@ -18360,10 +18380,7 @@
         <w:t>Either end can be replaced without touching the other</w:t>
       </w:r>
       <w:r>
-        <w:t xml:space="preserve">, and both have been. </w:t>
-      </w:r>
-      <w:r>
-        <w:t>The backend gained a second upstream and the frontend gained an entirely different renderer, neither requiring a change on the other side of the wire.</w:t>
+        <w:t>, and both have been. The backend gained a second upstream and the frontend gained an entirely different renderer, neither requiring a change on the other side of the wire.</w:t>
       </w:r>
     </w:p>
     <w:p>
@@ -18636,7 +18653,10 @@
         <w:t>One worker, deliberately.</w:t>
       </w:r>
       <w:r>
-        <w:t xml:space="preserve"> The backend holds a websocket open to the AIS stream, polls on a schedule, and answers every request from memory. A second worker would open a second AIS socket, run its own poller and keep its own store: the upstream cost would double and two requests could disagree about where an aircraft is. It is scaled by making the box bigger, not by adding boxes.</w:t>
+        <w:t xml:space="preserve"> The backend holds a websocket open to the AIS </w:t>
+      </w:r>
+      <w:r>
+        <w:t>stream, polls on a schedule, and answers every request from memory. A second worker would open a second AIS socket, run its own poller and keep its own store: the upstream cost would double and two requests could disagree about where an aircraft is. It is scaled by making the box bigger, not by adding boxes.</w:t>
       </w:r>
     </w:p>
     <w:p>
@@ -18912,7 +18932,7 @@
     </w:tbl>
     <w:p>
       <w:r>
-        <w:pict w14:anchorId="6E04578F">
+        <w:pict w14:anchorId="3CF9EEB9">
           <v:rect id="_x0000_i1031" style="width:0;height:1.5pt" o:hralign="center" o:hrstd="t" o:hr="t"/>
         </w:pict>
       </w:r>
@@ -18922,7 +18942,7 @@
         <w:pStyle w:val="Heading2"/>
       </w:pPr>
       <w:bookmarkStart w:id="129" w:name="database-design"/>
-      <w:bookmarkStart w:id="130" w:name="_Toc240329420"/>
+      <w:bookmarkStart w:id="130" w:name="_Toc240360360"/>
       <w:bookmarkEnd w:id="123"/>
       <w:bookmarkEnd w:id="128"/>
       <w:r>
@@ -18939,10 +18959,10 @@
           <w:noProof/>
         </w:rPr>
         <w:drawing>
-          <wp:inline distT="0" distB="0" distL="0" distR="0" wp14:anchorId="379FFD04" wp14:editId="0FBA43DE">
+          <wp:inline distT="0" distB="0" distL="0" distR="0" wp14:anchorId="5B47F5B7" wp14:editId="72AA4465">
             <wp:extent cx="5334000" cy="3932163"/>
             <wp:effectExtent l="0" t="0" r="0" b="0"/>
-            <wp:docPr id="267741382" name="Picture" descr="Figure 5.2 — Entity relationship diagram. Two persisted tables, and the domain entities that have no table."/>
+            <wp:docPr id="236935694" name="Picture" descr="Figure 5.2 — Entity relationship diagram. Two persisted tables, and the domain entities that have no table."/>
             <wp:cNvGraphicFramePr/>
             <a:graphic xmlns:a="http://schemas.openxmlformats.org/drawingml/2006/main">
               <a:graphicData uri="http://schemas.openxmlformats.org/drawingml/2006/picture">
@@ -19517,10 +19537,7 @@
         <w:t>The raw session token is returned once, at creation, and never stored.</w:t>
       </w:r>
       <w:r>
-        <w:t xml:space="preserve"> Only its hash is in the table, so the token exists in the user’s cookie and nowhere </w:t>
-      </w:r>
-      <w:r>
-        <w:t>else. A copy of the database does not let anyone sign in as anybody.</w:t>
+        <w:t xml:space="preserve"> Only its hash is in the table, so the token exists in the user’s cookie and nowhere else. A copy of the database does not let anyone sign in as anybody.</w:t>
       </w:r>
     </w:p>
     <w:p>
@@ -19611,10 +19628,7 @@
         <w:pStyle w:val="FirstParagraph"/>
       </w:pPr>
       <w:r>
-        <w:t xml:space="preserve">The cost is equally plain: Orbital cannot answer a question about last Tuesday. </w:t>
-      </w:r>
-      <w:r>
-        <w:t>Entitlement windows of twenty-four hours and seven days are bounded by what is still in memory, not by a query.</w:t>
+        <w:t>The cost is equally plain: Orbital cannot answer a question about last Tuesday. Entitlement windows of twenty-four hours and seven days are bounded by what is still in memory, not by a query.</w:t>
       </w:r>
     </w:p>
     <w:p>
@@ -19665,10 +19679,7 @@
         <w:t>FlightRoute</w:t>
       </w:r>
       <w:r>
-        <w:t xml:space="preserve"> hanging off it. They have real structure, real relationships and real cardinality — they simply have no rows. They are drawn dashed in Figure 5.2 because omitting them would make the data </w:t>
-      </w:r>
-      <w:r>
-        <w:t>model look like two tables about sign-in, which is the least interesting part of this system.</w:t>
+        <w:t xml:space="preserve"> hanging off it. They have real structure, real relationships and real cardinality — they simply have no rows. They are drawn dashed in Figure 5.2 because omitting them would make the data model look like two tables about sign-in, which is the least interesting part of this system.</w:t>
       </w:r>
     </w:p>
     <w:p>
@@ -19698,12 +19709,15 @@
         <w:t>.</w:t>
       </w:r>
       <w:r>
-        <w:t xml:space="preserve"> An aircraft has a route and a track; a satellite and a ship have neither. This is what makes a new object type cost one ingestion module: there is no per-type schema to add.</w:t>
-      </w:r>
-    </w:p>
-    <w:p>
-      <w:r>
-        <w:pict w14:anchorId="77CA6513">
+        <w:t xml:space="preserve"> An </w:t>
+      </w:r>
+      <w:r>
+        <w:t>aircraft has a route and a track; a satellite and a ship have neither. This is what makes a new object type cost one ingestion module: there is no per-type schema to add.</w:t>
+      </w:r>
+    </w:p>
+    <w:p>
+      <w:r>
+        <w:pict w14:anchorId="090ECB82">
           <v:rect id="_x0000_i1032" style="width:0;height:1.5pt" o:hralign="center" o:hrstd="t" o:hr="t"/>
         </w:pict>
       </w:r>
@@ -19713,7 +19727,7 @@
         <w:pStyle w:val="Heading2"/>
       </w:pPr>
       <w:bookmarkStart w:id="134" w:name="uml-diagrams"/>
-      <w:bookmarkStart w:id="135" w:name="_Toc240329421"/>
+      <w:bookmarkStart w:id="135" w:name="_Toc240360361"/>
       <w:bookmarkEnd w:id="129"/>
       <w:bookmarkEnd w:id="133"/>
       <w:r>
@@ -19739,10 +19753,10 @@
           <w:noProof/>
         </w:rPr>
         <w:drawing>
-          <wp:inline distT="0" distB="0" distL="0" distR="0" wp14:anchorId="2A948A68" wp14:editId="1F8E7F0A">
+          <wp:inline distT="0" distB="0" distL="0" distR="0" wp14:anchorId="17A1F499" wp14:editId="3B31582A">
             <wp:extent cx="5334000" cy="3430612"/>
             <wp:effectExtent l="0" t="0" r="0" b="0"/>
-            <wp:docPr id="1923930266" name="Picture" descr="Figure 5.3 — Class diagram of the ingestion layer."/>
+            <wp:docPr id="1721403097" name="Picture" descr="Figure 5.3 — Class diagram of the ingestion layer."/>
             <wp:cNvGraphicFramePr/>
             <a:graphic xmlns:a="http://schemas.openxmlformats.org/drawingml/2006/main">
               <a:graphicData uri="http://schemas.openxmlformats.org/drawingml/2006/picture">
@@ -19794,10 +19808,7 @@
         <w:pStyle w:val="BodyText"/>
       </w:pPr>
       <w:r>
-        <w:t xml:space="preserve">The ingestion layer is the part of Orbital with real class structure, so it is </w:t>
-      </w:r>
-      <w:r>
-        <w:t xml:space="preserve">the part worth drawing. </w:t>
+        <w:t xml:space="preserve">The ingestion layer is the part of Orbital with real class structure, so it is the part worth drawing. </w:t>
       </w:r>
       <w:r>
         <w:rPr>
@@ -19806,7 +19817,10 @@
         <w:t>Provider</w:t>
       </w:r>
       <w:r>
-        <w:t xml:space="preserve"> is abstract and declares one required operation: fetch, given an optional bounding box, and return the normalised shape. Seven concrete providers implement it — one per upstream, plus an offline fixture that needs no credentials.</w:t>
+        <w:t xml:space="preserve"> is abstract and declares one required operation: fetch, given an optional bounding box, and return the normalised </w:t>
+      </w:r>
+      <w:r>
+        <w:t>shape. Seven concrete providers implement it — one per upstream, plus an offline fixture that needs no credentials.</w:t>
       </w:r>
     </w:p>
     <w:p>
@@ -19856,7 +19870,10 @@
         <w:pStyle w:val="BodyText"/>
       </w:pPr>
       <w:r>
-        <w:t>That is why the second aircraft source cost what it cost. When the primary became unreachable from every cloud host, the change was one provider module and one registry entry; the poller, the store, the API and the entire frontend were untouched, because none of them can observe the difference.</w:t>
+        <w:t xml:space="preserve">That is why the second aircraft source cost what it cost. When the primary became unreachable from every cloud host, the change was one provider module and </w:t>
+      </w:r>
+      <w:r>
+        <w:t>one registry entry; the poller, the store, the API and the entire frontend were untouched, because none of them can observe the difference.</w:t>
       </w:r>
     </w:p>
     <w:p>
@@ -19897,10 +19914,7 @@
         <w:t>ProviderBadResponse</w:t>
       </w:r>
       <w:r>
-        <w:t xml:space="preserve">. A provider that returned nine hundred aircraft instead of two thousand would be reporting </w:t>
-      </w:r>
-      <w:r>
-        <w:t>that the sky had emptied. Raising makes a failure a failure.</w:t>
+        <w:t>. A provider that returned nine hundred aircraft instead of two thousand would be reporting that the sky had emptied. Raising makes a failure a failure.</w:t>
       </w:r>
     </w:p>
     <w:p>
@@ -19930,7 +19944,10 @@
         <w:t>.</w:t>
       </w:r>
       <w:r>
-        <w:t xml:space="preserve"> There is no call path from an HTTP request to a socket, which is the structural reason §5.1’s third property is true rather than merely intended.</w:t>
+        <w:t xml:space="preserve"> There is no call path from an HTTP request </w:t>
+      </w:r>
+      <w:r>
+        <w:t>to a socket, which is the structural reason §5.1’s third property is true rather than merely intended.</w:t>
       </w:r>
     </w:p>
     <w:p>
@@ -19952,10 +19969,10 @@
           <w:noProof/>
         </w:rPr>
         <w:drawing>
-          <wp:inline distT="0" distB="0" distL="0" distR="0" wp14:anchorId="38AC7282" wp14:editId="4AB1B0D4">
+          <wp:inline distT="0" distB="0" distL="0" distR="0" wp14:anchorId="6F102124" wp14:editId="58D452C5">
             <wp:extent cx="5334000" cy="3831853"/>
             <wp:effectExtent l="0" t="0" r="0" b="0"/>
-            <wp:docPr id="1492849078" name="Picture" descr="Figure 5.4 — Sequence diagram. The poll loop, and a request that does not wait for it."/>
+            <wp:docPr id="823148345" name="Picture" descr="Figure 5.4 — Sequence diagram. The poll loop, and a request that does not wait for it."/>
             <wp:cNvGraphicFramePr/>
             <a:graphic xmlns:a="http://schemas.openxmlformats.org/drawingml/2006/main">
               <a:graphicData uri="http://schemas.openxmlformats.org/drawingml/2006/picture">
@@ -20007,10 +20024,7 @@
         <w:pStyle w:val="BodyText"/>
       </w:pPr>
       <w:r>
-        <w:t xml:space="preserve">Two interactions are drawn on one page deliberately. Separately they look like an ordinary background job and an ordinary request; together, the actual design </w:t>
-      </w:r>
-      <w:r>
-        <w:t xml:space="preserve">is visible — </w:t>
+        <w:t xml:space="preserve">Two interactions are drawn on one page deliberately. Separately they look like an ordinary background job and an ordinary request; together, the actual design is visible — </w:t>
       </w:r>
       <w:r>
         <w:rPr>
@@ -20032,7 +20046,10 @@
         <w:t>A.</w:t>
       </w:r>
       <w:r>
-        <w:t xml:space="preserve"> The poller wakes on its interval, asks the provider to fetch, normalises what comes back, and applies it to the store. This runs whether or not anyone is looking.</w:t>
+        <w:t xml:space="preserve"> The poller wakes on its interval, asks the provider to fetch, normalises </w:t>
+      </w:r>
+      <w:r>
+        <w:t>what comes back, and applies it to the store. This runs whether or not anyone is looking.</w:t>
       </w:r>
     </w:p>
     <w:p>
@@ -20055,7 +20072,10 @@
         <w:pStyle w:val="BodyText"/>
       </w:pPr>
       <w:r>
-        <w:t>The browser’s request does not trigger a fetch, does not wait for one, and cannot fail because one failed. It reads whatever the store last had. That single property is why an upstream outage degrades Orbital rather than breaking it, and why viewer count is decoupled from upstream cost entirely.</w:t>
+        <w:t xml:space="preserve">The browser’s request does not trigger a fetch, does not wait for one, and </w:t>
+      </w:r>
+      <w:r>
+        <w:t>cannot fail because one failed. It reads whatever the store last had. That single property is why an upstream outage degrades Orbital rather than breaking it, and why viewer count is decoupled from upstream cost entirely.</w:t>
       </w:r>
     </w:p>
     <w:p>
@@ -20077,10 +20097,10 @@
           <w:noProof/>
         </w:rPr>
         <w:drawing>
-          <wp:inline distT="0" distB="0" distL="0" distR="0" wp14:anchorId="1DD9996C" wp14:editId="3FDF86FF">
+          <wp:inline distT="0" distB="0" distL="0" distR="0" wp14:anchorId="64783099" wp14:editId="71ED4009">
             <wp:extent cx="4480560" cy="4886270"/>
             <wp:effectExtent l="0" t="0" r="0" b="0"/>
-            <wp:docPr id="1211217218" name="Picture" descr="Figure 5.5 — Activity diagram. One poll cycle, including the ways it fails."/>
+            <wp:docPr id="1934888493" name="Picture" descr="Figure 5.5 — Activity diagram. One poll cycle, including the ways it fails."/>
             <wp:cNvGraphicFramePr/>
             <a:graphic xmlns:a="http://schemas.openxmlformats.org/drawingml/2006/main">
               <a:graphicData uri="http://schemas.openxmlformats.org/drawingml/2006/picture">
@@ -20132,10 +20152,7 @@
         <w:pStyle w:val="BodyText"/>
       </w:pPr>
       <w:r>
-        <w:t xml:space="preserve">An activity diagram of the happy path would be a straight line and would say </w:t>
-      </w:r>
-      <w:r>
-        <w:t xml:space="preserve">nothing. The branches are the content: </w:t>
+        <w:t xml:space="preserve">An activity diagram of the happy path would be a straight line and would say nothing. The branches are the content: </w:t>
       </w:r>
       <w:r>
         <w:rPr>
@@ -20332,12 +20349,15 @@
         <w:t>None of the three failures empties the store.</w:t>
       </w:r>
       <w:r>
-        <w:t xml:space="preserve"> A feed that goes dark costs freshness, which is visible and labelled in the status bar, rather than costing the map, which would not be. The retention window is what finally removes an object that nobody is reporting — a decision made by elapsed time, not by one failed request.</w:t>
-      </w:r>
-    </w:p>
-    <w:p>
-      <w:r>
-        <w:pict w14:anchorId="7D4AB867">
+        <w:t xml:space="preserve"> A feed that goes dark costs </w:t>
+      </w:r>
+      <w:r>
+        <w:t>freshness, which is visible and labelled in the status bar, rather than costing the map, which would not be. The retention window is what finally removes an object that nobody is reporting — a decision made by elapsed time, not by one failed request.</w:t>
+      </w:r>
+    </w:p>
+    <w:p>
+      <w:r>
+        <w:pict w14:anchorId="35BE8D09">
           <v:rect id="_x0000_i1033" style="width:0;height:1.5pt" o:hralign="center" o:hrstd="t" o:hr="t"/>
         </w:pict>
       </w:r>
@@ -20347,7 +20367,7 @@
         <w:pStyle w:val="Heading2"/>
       </w:pPr>
       <w:bookmarkStart w:id="139" w:name="user-interface-design"/>
-      <w:bookmarkStart w:id="140" w:name="_Toc240329422"/>
+      <w:bookmarkStart w:id="140" w:name="_Toc240360362"/>
       <w:bookmarkEnd w:id="134"/>
       <w:bookmarkEnd w:id="138"/>
       <w:r>
@@ -20364,10 +20384,10 @@
           <w:noProof/>
         </w:rPr>
         <w:drawing>
-          <wp:inline distT="0" distB="0" distL="0" distR="0" wp14:anchorId="36914A78" wp14:editId="7EE2AB97">
+          <wp:inline distT="0" distB="0" distL="0" distR="0" wp14:anchorId="6A355E2B" wp14:editId="1C6A97E7">
             <wp:extent cx="5334000" cy="4207272"/>
             <wp:effectExtent l="0" t="0" r="0" b="0"/>
-            <wp:docPr id="1974580571" name="Picture" descr="Figure 5.6 — The deployed interface, annotated. Captured headlessly at 1600 × 950 while the deployment was live."/>
+            <wp:docPr id="1450293627" name="Picture" descr="Figure 5.6 — The deployed interface, annotated. Captured headlessly at 1600 × 950 while the deployment was live."/>
             <wp:cNvGraphicFramePr/>
             <a:graphic xmlns:a="http://schemas.openxmlformats.org/drawingml/2006/main">
               <a:graphicData uri="http://schemas.openxmlformats.org/drawingml/2006/picture">
@@ -20419,7 +20439,10 @@
         <w:pStyle w:val="BodyText"/>
       </w:pPr>
       <w:r>
-        <w:t>This is a screenshot of the running system rather than a wireframe. The counts in the status bar — objects drawn, objects in view, data age, and which feed answered — are the real ones at the moment of capture.</w:t>
+        <w:t xml:space="preserve">This is a screenshot of the running system rather than a wireframe. The counts </w:t>
+      </w:r>
+      <w:r>
+        <w:t>in the status bar — objects drawn, objects in view, data age, and which feed answered — are the real ones at the moment of capture.</w:t>
       </w:r>
     </w:p>
     <w:p>
@@ -20458,10 +20481,10 @@
         <w:t>One layer at a time.</w:t>
       </w:r>
       <w:r>
-        <w:t xml:space="preserve"> </w:t>
-      </w:r>
-      <w:r>
-        <w:t>Aircraft, satellites and ships are a switch rather than three checkboxes. All three at once is roughly forty thousand markers and no legible map; the switch makes that impossible rather than merely discouraged.</w:t>
+        <w:t xml:space="preserve"> Aircraft, satellites and ships are a switch rather than </w:t>
+      </w:r>
+      <w:r>
+        <w:t>three checkboxes. All three at once is roughly forty thousand markers and no legible map; the switch makes that impossible rather than merely discouraged.</w:t>
       </w:r>
     </w:p>
     <w:p>
@@ -20532,7 +20555,7 @@
     </w:p>
     <w:p>
       <w:r>
-        <w:pict w14:anchorId="58DDC36E">
+        <w:pict w14:anchorId="40522B32">
           <v:rect id="_x0000_i1034" style="width:0;height:1.5pt" o:hralign="center" o:hrstd="t" o:hr="t"/>
         </w:pict>
       </w:r>
@@ -20542,7 +20565,7 @@
         <w:pStyle w:val="Heading2"/>
       </w:pPr>
       <w:bookmarkStart w:id="142" w:name="prototype-design"/>
-      <w:bookmarkStart w:id="143" w:name="_Toc240329423"/>
+      <w:bookmarkStart w:id="143" w:name="_Toc240360363"/>
       <w:bookmarkEnd w:id="139"/>
       <w:bookmarkEnd w:id="141"/>
       <w:r>
@@ -21084,7 +21107,7 @@
   <w:abstractNum w:abstractNumId="0" w15:restartNumberingAfterBreak="0">
     <w:nsid w:val="EA454B4C"/>
     <w:multiLevelType w:val="multilevel"/>
-    <w:tmpl w:val="03C26788"/>
+    <w:tmpl w:val="DAC40AF8"/>
     <w:lvl w:ilvl="0">
       <w:start w:val="1"/>
       <w:numFmt w:val="decimal"/>
@@ -21170,7 +21193,7 @@
   <w:abstractNum w:abstractNumId="1" w15:restartNumberingAfterBreak="0">
     <w:nsid w:val="2C1AE401"/>
     <w:multiLevelType w:val="multilevel"/>
-    <w:tmpl w:val="749C0EA0"/>
+    <w:tmpl w:val="35D21FF4"/>
     <w:lvl w:ilvl="0">
       <w:numFmt w:val="bullet"/>
       <w:lvlText w:val=" "/>
@@ -21247,7 +21270,7 @@
   <w:abstractNum w:abstractNumId="2" w15:restartNumberingAfterBreak="0">
     <w:nsid w:val="71315DCA"/>
     <w:multiLevelType w:val="multilevel"/>
-    <w:tmpl w:val="3F54CF1C"/>
+    <w:tmpl w:val="975AC018"/>
     <w:lvl w:ilvl="0">
       <w:numFmt w:val="bullet"/>
       <w:lvlText w:val="•"/>
@@ -21321,10 +21344,10 @@
       </w:pPr>
     </w:lvl>
   </w:abstractNum>
-  <w:num w:numId="1" w16cid:durableId="860897254">
+  <w:num w:numId="1" w16cid:durableId="656955978">
     <w:abstractNumId w:val="1"/>
   </w:num>
-  <w:num w:numId="2" w16cid:durableId="435058373">
+  <w:num w:numId="2" w16cid:durableId="1753696605">
     <w:abstractNumId w:val="0"/>
     <w:lvlOverride w:ilvl="0">
       <w:startOverride w:val="1"/>
@@ -21354,7 +21377,7 @@
       <w:startOverride w:val="1"/>
     </w:lvlOverride>
   </w:num>
-  <w:num w:numId="3" w16cid:durableId="145705067">
+  <w:num w:numId="3" w16cid:durableId="1706101123">
     <w:abstractNumId w:val="0"/>
     <w:lvlOverride w:ilvl="0">
       <w:startOverride w:val="1"/>
@@ -21384,7 +21407,7 @@
       <w:startOverride w:val="1"/>
     </w:lvlOverride>
   </w:num>
-  <w:num w:numId="4" w16cid:durableId="74865577">
+  <w:num w:numId="4" w16cid:durableId="1146779356">
     <w:abstractNumId w:val="0"/>
     <w:lvlOverride w:ilvl="0">
       <w:startOverride w:val="1"/>
@@ -21414,7 +21437,7 @@
       <w:startOverride w:val="1"/>
     </w:lvlOverride>
   </w:num>
-  <w:num w:numId="5" w16cid:durableId="38481235">
+  <w:num w:numId="5" w16cid:durableId="338238008">
     <w:abstractNumId w:val="0"/>
     <w:lvlOverride w:ilvl="0">
       <w:startOverride w:val="1"/>
@@ -21444,7 +21467,7 @@
       <w:startOverride w:val="1"/>
     </w:lvlOverride>
   </w:num>
-  <w:num w:numId="6" w16cid:durableId="1727341893">
+  <w:num w:numId="6" w16cid:durableId="714237860">
     <w:abstractNumId w:val="0"/>
     <w:lvlOverride w:ilvl="0">
       <w:startOverride w:val="1"/>
@@ -21474,7 +21497,7 @@
       <w:startOverride w:val="1"/>
     </w:lvlOverride>
   </w:num>
-  <w:num w:numId="7" w16cid:durableId="390353825">
+  <w:num w:numId="7" w16cid:durableId="1981494155">
     <w:abstractNumId w:val="0"/>
     <w:lvlOverride w:ilvl="0">
       <w:startOverride w:val="1"/>
@@ -21504,7 +21527,7 @@
       <w:startOverride w:val="1"/>
     </w:lvlOverride>
   </w:num>
-  <w:num w:numId="8" w16cid:durableId="148178283">
+  <w:num w:numId="8" w16cid:durableId="1710303336">
     <w:abstractNumId w:val="0"/>
     <w:lvlOverride w:ilvl="0">
       <w:startOverride w:val="1"/>
@@ -21534,7 +21557,7 @@
       <w:startOverride w:val="1"/>
     </w:lvlOverride>
   </w:num>
-  <w:num w:numId="9" w16cid:durableId="1939436956">
+  <w:num w:numId="9" w16cid:durableId="913590077">
     <w:abstractNumId w:val="0"/>
     <w:lvlOverride w:ilvl="0">
       <w:startOverride w:val="1"/>
@@ -21564,7 +21587,7 @@
       <w:startOverride w:val="1"/>
     </w:lvlOverride>
   </w:num>
-  <w:num w:numId="10" w16cid:durableId="1112670740">
+  <w:num w:numId="10" w16cid:durableId="36244737">
     <w:abstractNumId w:val="0"/>
     <w:lvlOverride w:ilvl="0">
       <w:startOverride w:val="1"/>
@@ -21594,7 +21617,7 @@
       <w:startOverride w:val="1"/>
     </w:lvlOverride>
   </w:num>
-  <w:num w:numId="11" w16cid:durableId="1075708821">
+  <w:num w:numId="11" w16cid:durableId="601189935">
     <w:abstractNumId w:val="0"/>
     <w:lvlOverride w:ilvl="0">
       <w:startOverride w:val="1"/>
@@ -21624,7 +21647,7 @@
       <w:startOverride w:val="1"/>
     </w:lvlOverride>
   </w:num>
-  <w:num w:numId="12" w16cid:durableId="69691832">
+  <w:num w:numId="12" w16cid:durableId="955720234">
     <w:abstractNumId w:val="0"/>
     <w:lvlOverride w:ilvl="0">
       <w:startOverride w:val="1"/>
@@ -21654,7 +21677,7 @@
       <w:startOverride w:val="1"/>
     </w:lvlOverride>
   </w:num>
-  <w:num w:numId="13" w16cid:durableId="590771859">
+  <w:num w:numId="13" w16cid:durableId="2143690143">
     <w:abstractNumId w:val="2"/>
   </w:num>
 </w:numbering>
@@ -22673,7 +22696,7 @@
     <w:next w:val="Normal"/>
     <w:autoRedefine/>
     <w:uiPriority w:val="39"/>
-    <w:rsid w:val="002A4167"/>
+    <w:rsid w:val="000007B1"/>
     <w:pPr>
       <w:spacing w:after="100"/>
     </w:pPr>
@@ -22684,7 +22707,7 @@
     <w:next w:val="Normal"/>
     <w:autoRedefine/>
     <w:uiPriority w:val="39"/>
-    <w:rsid w:val="002A4167"/>
+    <w:rsid w:val="000007B1"/>
     <w:pPr>
       <w:spacing w:after="100"/>
       <w:ind w:left="240"/>

--- a/docs/report/documents/Orbital-Report-Chapters-1-5.docx
+++ b/docs/report/documents/Orbital-Report-Chapters-1-5.docx
@@ -74,7 +74,7 @@
           <w:sz w:val="24"/>
           <w:szCs w:val="24"/>
         </w:rPr>
-        <w:id w:val="-1704623993"/>
+        <w:id w:val="329419623"/>
         <w:docPartObj>
           <w:docPartGallery w:val="Table of Contents"/>
           <w:docPartUnique/>
@@ -113,7 +113,7 @@
           <w:r>
             <w:fldChar w:fldCharType="separate"/>
           </w:r>
-          <w:hyperlink w:anchor="_Toc240360329" w:history="1">
+          <w:hyperlink w:anchor="_Toc240360741" w:history="1">
             <w:r>
               <w:rPr>
                 <w:rStyle w:val="Hyperlink"/>
@@ -140,7 +140,7 @@
                 <w:noProof/>
                 <w:webHidden/>
               </w:rPr>
-              <w:instrText xml:space="preserve"> PAGEREF _Toc240360329 \h </w:instrText>
+              <w:instrText xml:space="preserve"> PAGEREF _Toc240360741 \h </w:instrText>
             </w:r>
             <w:r>
               <w:rPr>
@@ -185,7 +185,7 @@
               <w14:ligatures w14:val="standardContextual"/>
             </w:rPr>
           </w:pPr>
-          <w:hyperlink w:anchor="_Toc240360330" w:history="1">
+          <w:hyperlink w:anchor="_Toc240360742" w:history="1">
             <w:r>
               <w:rPr>
                 <w:rStyle w:val="Hyperlink"/>
@@ -212,7 +212,7 @@
                 <w:noProof/>
                 <w:webHidden/>
               </w:rPr>
-              <w:instrText xml:space="preserve"> PAGEREF _Toc240360330 \h </w:instrText>
+              <w:instrText xml:space="preserve"> PAGEREF _Toc240360742 \h </w:instrText>
             </w:r>
             <w:r>
               <w:rPr>
@@ -257,7 +257,7 @@
               <w14:ligatures w14:val="standardContextual"/>
             </w:rPr>
           </w:pPr>
-          <w:hyperlink w:anchor="_Toc240360331" w:history="1">
+          <w:hyperlink w:anchor="_Toc240360743" w:history="1">
             <w:r>
               <w:rPr>
                 <w:rStyle w:val="Hyperlink"/>
@@ -284,7 +284,7 @@
                 <w:noProof/>
                 <w:webHidden/>
               </w:rPr>
-              <w:instrText xml:space="preserve"> PAGEREF _Toc240360331 \h </w:instrText>
+              <w:instrText xml:space="preserve"> PAGEREF _Toc240360743 \h </w:instrText>
             </w:r>
             <w:r>
               <w:rPr>
@@ -329,7 +329,7 @@
               <w14:ligatures w14:val="standardContextual"/>
             </w:rPr>
           </w:pPr>
-          <w:hyperlink w:anchor="_Toc240360332" w:history="1">
+          <w:hyperlink w:anchor="_Toc240360744" w:history="1">
             <w:r>
               <w:rPr>
                 <w:rStyle w:val="Hyperlink"/>
@@ -356,7 +356,7 @@
                 <w:noProof/>
                 <w:webHidden/>
               </w:rPr>
-              <w:instrText xml:space="preserve"> PAGEREF _Toc240360332 \h </w:instrText>
+              <w:instrText xml:space="preserve"> PAGEREF _Toc240360744 \h </w:instrText>
             </w:r>
             <w:r>
               <w:rPr>
@@ -401,7 +401,7 @@
               <w14:ligatures w14:val="standardContextual"/>
             </w:rPr>
           </w:pPr>
-          <w:hyperlink w:anchor="_Toc240360333" w:history="1">
+          <w:hyperlink w:anchor="_Toc240360745" w:history="1">
             <w:r>
               <w:rPr>
                 <w:rStyle w:val="Hyperlink"/>
@@ -428,7 +428,7 @@
                 <w:noProof/>
                 <w:webHidden/>
               </w:rPr>
-              <w:instrText xml:space="preserve"> PAGEREF _Toc240360333 \h </w:instrText>
+              <w:instrText xml:space="preserve"> PAGEREF _Toc240360745 \h </w:instrText>
             </w:r>
             <w:r>
               <w:rPr>
@@ -473,7 +473,7 @@
               <w14:ligatures w14:val="standardContextual"/>
             </w:rPr>
           </w:pPr>
-          <w:hyperlink w:anchor="_Toc240360334" w:history="1">
+          <w:hyperlink w:anchor="_Toc240360746" w:history="1">
             <w:r>
               <w:rPr>
                 <w:rStyle w:val="Hyperlink"/>
@@ -500,7 +500,7 @@
                 <w:noProof/>
                 <w:webHidden/>
               </w:rPr>
-              <w:instrText xml:space="preserve"> PAGEREF _Toc240360334 \h </w:instrText>
+              <w:instrText xml:space="preserve"> PAGEREF _Toc240360746 \h </w:instrText>
             </w:r>
             <w:r>
               <w:rPr>
@@ -545,7 +545,7 @@
               <w14:ligatures w14:val="standardContextual"/>
             </w:rPr>
           </w:pPr>
-          <w:hyperlink w:anchor="_Toc240360335" w:history="1">
+          <w:hyperlink w:anchor="_Toc240360747" w:history="1">
             <w:r>
               <w:rPr>
                 <w:rStyle w:val="Hyperlink"/>
@@ -572,7 +572,7 @@
                 <w:noProof/>
                 <w:webHidden/>
               </w:rPr>
-              <w:instrText xml:space="preserve"> PAGEREF _Toc240360335 \h </w:instrText>
+              <w:instrText xml:space="preserve"> PAGEREF _Toc240360747 \h </w:instrText>
             </w:r>
             <w:r>
               <w:rPr>
@@ -617,7 +617,7 @@
               <w14:ligatures w14:val="standardContextual"/>
             </w:rPr>
           </w:pPr>
-          <w:hyperlink w:anchor="_Toc240360336" w:history="1">
+          <w:hyperlink w:anchor="_Toc240360748" w:history="1">
             <w:r>
               <w:rPr>
                 <w:rStyle w:val="Hyperlink"/>
@@ -644,7 +644,7 @@
                 <w:noProof/>
                 <w:webHidden/>
               </w:rPr>
-              <w:instrText xml:space="preserve"> PAGEREF _Toc240360336 \h </w:instrText>
+              <w:instrText xml:space="preserve"> PAGEREF _Toc240360748 \h </w:instrText>
             </w:r>
             <w:r>
               <w:rPr>
@@ -689,7 +689,7 @@
               <w14:ligatures w14:val="standardContextual"/>
             </w:rPr>
           </w:pPr>
-          <w:hyperlink w:anchor="_Toc240360337" w:history="1">
+          <w:hyperlink w:anchor="_Toc240360749" w:history="1">
             <w:r>
               <w:rPr>
                 <w:rStyle w:val="Hyperlink"/>
@@ -716,7 +716,7 @@
                 <w:noProof/>
                 <w:webHidden/>
               </w:rPr>
-              <w:instrText xml:space="preserve"> PAGEREF _Toc240360337 \h </w:instrText>
+              <w:instrText xml:space="preserve"> PAGEREF _Toc240360749 \h </w:instrText>
             </w:r>
             <w:r>
               <w:rPr>
@@ -761,7 +761,7 @@
               <w14:ligatures w14:val="standardContextual"/>
             </w:rPr>
           </w:pPr>
-          <w:hyperlink w:anchor="_Toc240360338" w:history="1">
+          <w:hyperlink w:anchor="_Toc240360750" w:history="1">
             <w:r>
               <w:rPr>
                 <w:rStyle w:val="Hyperlink"/>
@@ -788,7 +788,7 @@
                 <w:noProof/>
                 <w:webHidden/>
               </w:rPr>
-              <w:instrText xml:space="preserve"> PAGEREF _Toc240360338 \h </w:instrText>
+              <w:instrText xml:space="preserve"> PAGEREF _Toc240360750 \h </w:instrText>
             </w:r>
             <w:r>
               <w:rPr>
@@ -833,7 +833,7 @@
               <w14:ligatures w14:val="standardContextual"/>
             </w:rPr>
           </w:pPr>
-          <w:hyperlink w:anchor="_Toc240360339" w:history="1">
+          <w:hyperlink w:anchor="_Toc240360751" w:history="1">
             <w:r>
               <w:rPr>
                 <w:rStyle w:val="Hyperlink"/>
@@ -860,7 +860,7 @@
                 <w:noProof/>
                 <w:webHidden/>
               </w:rPr>
-              <w:instrText xml:space="preserve"> PAGEREF _Toc240360339 \h </w:instrText>
+              <w:instrText xml:space="preserve"> PAGEREF _Toc240360751 \h </w:instrText>
             </w:r>
             <w:r>
               <w:rPr>
@@ -905,7 +905,7 @@
               <w14:ligatures w14:val="standardContextual"/>
             </w:rPr>
           </w:pPr>
-          <w:hyperlink w:anchor="_Toc240360340" w:history="1">
+          <w:hyperlink w:anchor="_Toc240360752" w:history="1">
             <w:r>
               <w:rPr>
                 <w:rStyle w:val="Hyperlink"/>
@@ -932,7 +932,7 @@
                 <w:noProof/>
                 <w:webHidden/>
               </w:rPr>
-              <w:instrText xml:space="preserve"> PAGEREF _Toc240360340 \h </w:instrText>
+              <w:instrText xml:space="preserve"> PAGEREF _Toc240360752 \h </w:instrText>
             </w:r>
             <w:r>
               <w:rPr>
@@ -977,7 +977,7 @@
               <w14:ligatures w14:val="standardContextual"/>
             </w:rPr>
           </w:pPr>
-          <w:hyperlink w:anchor="_Toc240360341" w:history="1">
+          <w:hyperlink w:anchor="_Toc240360753" w:history="1">
             <w:r>
               <w:rPr>
                 <w:rStyle w:val="Hyperlink"/>
@@ -1004,7 +1004,7 @@
                 <w:noProof/>
                 <w:webHidden/>
               </w:rPr>
-              <w:instrText xml:space="preserve"> PAGEREF _Toc240360341 \h </w:instrText>
+              <w:instrText xml:space="preserve"> PAGEREF _Toc240360753 \h </w:instrText>
             </w:r>
             <w:r>
               <w:rPr>
@@ -1049,7 +1049,7 @@
               <w14:ligatures w14:val="standardContextual"/>
             </w:rPr>
           </w:pPr>
-          <w:hyperlink w:anchor="_Toc240360342" w:history="1">
+          <w:hyperlink w:anchor="_Toc240360754" w:history="1">
             <w:r>
               <w:rPr>
                 <w:rStyle w:val="Hyperlink"/>
@@ -1076,7 +1076,7 @@
                 <w:noProof/>
                 <w:webHidden/>
               </w:rPr>
-              <w:instrText xml:space="preserve"> PAGEREF _Toc240360342 \h </w:instrText>
+              <w:instrText xml:space="preserve"> PAGEREF _Toc240360754 \h </w:instrText>
             </w:r>
             <w:r>
               <w:rPr>
@@ -1121,7 +1121,7 @@
               <w14:ligatures w14:val="standardContextual"/>
             </w:rPr>
           </w:pPr>
-          <w:hyperlink w:anchor="_Toc240360343" w:history="1">
+          <w:hyperlink w:anchor="_Toc240360755" w:history="1">
             <w:r>
               <w:rPr>
                 <w:rStyle w:val="Hyperlink"/>
@@ -1148,7 +1148,7 @@
                 <w:noProof/>
                 <w:webHidden/>
               </w:rPr>
-              <w:instrText xml:space="preserve"> PAGEREF _Toc240360343 \h </w:instrText>
+              <w:instrText xml:space="preserve"> PAGEREF _Toc240360755 \h </w:instrText>
             </w:r>
             <w:r>
               <w:rPr>
@@ -1193,7 +1193,7 @@
               <w14:ligatures w14:val="standardContextual"/>
             </w:rPr>
           </w:pPr>
-          <w:hyperlink w:anchor="_Toc240360344" w:history="1">
+          <w:hyperlink w:anchor="_Toc240360756" w:history="1">
             <w:r>
               <w:rPr>
                 <w:rStyle w:val="Hyperlink"/>
@@ -1220,7 +1220,7 @@
                 <w:noProof/>
                 <w:webHidden/>
               </w:rPr>
-              <w:instrText xml:space="preserve"> PAGEREF _Toc240360344 \h </w:instrText>
+              <w:instrText xml:space="preserve"> PAGEREF _Toc240360756 \h </w:instrText>
             </w:r>
             <w:r>
               <w:rPr>
@@ -1265,7 +1265,7 @@
               <w14:ligatures w14:val="standardContextual"/>
             </w:rPr>
           </w:pPr>
-          <w:hyperlink w:anchor="_Toc240360345" w:history="1">
+          <w:hyperlink w:anchor="_Toc240360757" w:history="1">
             <w:r>
               <w:rPr>
                 <w:rStyle w:val="Hyperlink"/>
@@ -1292,7 +1292,7 @@
                 <w:noProof/>
                 <w:webHidden/>
               </w:rPr>
-              <w:instrText xml:space="preserve"> PAGEREF _Toc240360345 \h </w:instrText>
+              <w:instrText xml:space="preserve"> PAGEREF _Toc240360757 \h </w:instrText>
             </w:r>
             <w:r>
               <w:rPr>
@@ -1337,7 +1337,7 @@
               <w14:ligatures w14:val="standardContextual"/>
             </w:rPr>
           </w:pPr>
-          <w:hyperlink w:anchor="_Toc240360346" w:history="1">
+          <w:hyperlink w:anchor="_Toc240360758" w:history="1">
             <w:r>
               <w:rPr>
                 <w:rStyle w:val="Hyperlink"/>
@@ -1364,7 +1364,7 @@
                 <w:noProof/>
                 <w:webHidden/>
               </w:rPr>
-              <w:instrText xml:space="preserve"> PAGEREF _Toc240360346 \h </w:instrText>
+              <w:instrText xml:space="preserve"> PAGEREF _Toc240360758 \h </w:instrText>
             </w:r>
             <w:r>
               <w:rPr>
@@ -1409,7 +1409,7 @@
               <w14:ligatures w14:val="standardContextual"/>
             </w:rPr>
           </w:pPr>
-          <w:hyperlink w:anchor="_Toc240360347" w:history="1">
+          <w:hyperlink w:anchor="_Toc240360759" w:history="1">
             <w:r>
               <w:rPr>
                 <w:rStyle w:val="Hyperlink"/>
@@ -1436,7 +1436,7 @@
                 <w:noProof/>
                 <w:webHidden/>
               </w:rPr>
-              <w:instrText xml:space="preserve"> PAGEREF _Toc240360347 \h </w:instrText>
+              <w:instrText xml:space="preserve"> PAGEREF _Toc240360759 \h </w:instrText>
             </w:r>
             <w:r>
               <w:rPr>
@@ -1481,7 +1481,7 @@
               <w14:ligatures w14:val="standardContextual"/>
             </w:rPr>
           </w:pPr>
-          <w:hyperlink w:anchor="_Toc240360348" w:history="1">
+          <w:hyperlink w:anchor="_Toc240360760" w:history="1">
             <w:r>
               <w:rPr>
                 <w:rStyle w:val="Hyperlink"/>
@@ -1508,7 +1508,7 @@
                 <w:noProof/>
                 <w:webHidden/>
               </w:rPr>
-              <w:instrText xml:space="preserve"> PAGEREF _Toc240360348 \h </w:instrText>
+              <w:instrText xml:space="preserve"> PAGEREF _Toc240360760 \h </w:instrText>
             </w:r>
             <w:r>
               <w:rPr>
@@ -1553,7 +1553,7 @@
               <w14:ligatures w14:val="standardContextual"/>
             </w:rPr>
           </w:pPr>
-          <w:hyperlink w:anchor="_Toc240360349" w:history="1">
+          <w:hyperlink w:anchor="_Toc240360761" w:history="1">
             <w:r>
               <w:rPr>
                 <w:rStyle w:val="Hyperlink"/>
@@ -1580,7 +1580,7 @@
                 <w:noProof/>
                 <w:webHidden/>
               </w:rPr>
-              <w:instrText xml:space="preserve"> PAGEREF _Toc240360349 \h </w:instrText>
+              <w:instrText xml:space="preserve"> PAGEREF _Toc240360761 \h </w:instrText>
             </w:r>
             <w:r>
               <w:rPr>
@@ -1625,7 +1625,7 @@
               <w14:ligatures w14:val="standardContextual"/>
             </w:rPr>
           </w:pPr>
-          <w:hyperlink w:anchor="_Toc240360350" w:history="1">
+          <w:hyperlink w:anchor="_Toc240360762" w:history="1">
             <w:r>
               <w:rPr>
                 <w:rStyle w:val="Hyperlink"/>
@@ -1652,7 +1652,7 @@
                 <w:noProof/>
                 <w:webHidden/>
               </w:rPr>
-              <w:instrText xml:space="preserve"> PAGEREF _Toc240360350 \h </w:instrText>
+              <w:instrText xml:space="preserve"> PAGEREF _Toc240360762 \h </w:instrText>
             </w:r>
             <w:r>
               <w:rPr>
@@ -1697,7 +1697,7 @@
               <w14:ligatures w14:val="standardContextual"/>
             </w:rPr>
           </w:pPr>
-          <w:hyperlink w:anchor="_Toc240360351" w:history="1">
+          <w:hyperlink w:anchor="_Toc240360763" w:history="1">
             <w:r>
               <w:rPr>
                 <w:rStyle w:val="Hyperlink"/>
@@ -1724,7 +1724,7 @@
                 <w:noProof/>
                 <w:webHidden/>
               </w:rPr>
-              <w:instrText xml:space="preserve"> PAGEREF _Toc240360351 \h </w:instrText>
+              <w:instrText xml:space="preserve"> PAGEREF _Toc240360763 \h </w:instrText>
             </w:r>
             <w:r>
               <w:rPr>
@@ -1769,7 +1769,7 @@
               <w14:ligatures w14:val="standardContextual"/>
             </w:rPr>
           </w:pPr>
-          <w:hyperlink w:anchor="_Toc240360352" w:history="1">
+          <w:hyperlink w:anchor="_Toc240360764" w:history="1">
             <w:r>
               <w:rPr>
                 <w:rStyle w:val="Hyperlink"/>
@@ -1796,7 +1796,7 @@
                 <w:noProof/>
                 <w:webHidden/>
               </w:rPr>
-              <w:instrText xml:space="preserve"> PAGEREF _Toc240360352 \h </w:instrText>
+              <w:instrText xml:space="preserve"> PAGEREF _Toc240360764 \h </w:instrText>
             </w:r>
             <w:r>
               <w:rPr>
@@ -1841,7 +1841,7 @@
               <w14:ligatures w14:val="standardContextual"/>
             </w:rPr>
           </w:pPr>
-          <w:hyperlink w:anchor="_Toc240360353" w:history="1">
+          <w:hyperlink w:anchor="_Toc240360765" w:history="1">
             <w:r>
               <w:rPr>
                 <w:rStyle w:val="Hyperlink"/>
@@ -1868,7 +1868,7 @@
                 <w:noProof/>
                 <w:webHidden/>
               </w:rPr>
-              <w:instrText xml:space="preserve"> PAGEREF _Toc240360353 \h </w:instrText>
+              <w:instrText xml:space="preserve"> PAGEREF _Toc240360765 \h </w:instrText>
             </w:r>
             <w:r>
               <w:rPr>
@@ -1913,7 +1913,7 @@
               <w14:ligatures w14:val="standardContextual"/>
             </w:rPr>
           </w:pPr>
-          <w:hyperlink w:anchor="_Toc240360354" w:history="1">
+          <w:hyperlink w:anchor="_Toc240360766" w:history="1">
             <w:r>
               <w:rPr>
                 <w:rStyle w:val="Hyperlink"/>
@@ -1940,7 +1940,7 @@
                 <w:noProof/>
                 <w:webHidden/>
               </w:rPr>
-              <w:instrText xml:space="preserve"> PAGEREF _Toc240360354 \h </w:instrText>
+              <w:instrText xml:space="preserve"> PAGEREF _Toc240360766 \h </w:instrText>
             </w:r>
             <w:r>
               <w:rPr>
@@ -1985,7 +1985,7 @@
               <w14:ligatures w14:val="standardContextual"/>
             </w:rPr>
           </w:pPr>
-          <w:hyperlink w:anchor="_Toc240360355" w:history="1">
+          <w:hyperlink w:anchor="_Toc240360767" w:history="1">
             <w:r>
               <w:rPr>
                 <w:rStyle w:val="Hyperlink"/>
@@ -2012,7 +2012,7 @@
                 <w:noProof/>
                 <w:webHidden/>
               </w:rPr>
-              <w:instrText xml:space="preserve"> PAGEREF _Toc240360355 \h </w:instrText>
+              <w:instrText xml:space="preserve"> PAGEREF _Toc240360767 \h </w:instrText>
             </w:r>
             <w:r>
               <w:rPr>
@@ -2057,7 +2057,7 @@
               <w14:ligatures w14:val="standardContextual"/>
             </w:rPr>
           </w:pPr>
-          <w:hyperlink w:anchor="_Toc240360356" w:history="1">
+          <w:hyperlink w:anchor="_Toc240360768" w:history="1">
             <w:r>
               <w:rPr>
                 <w:rStyle w:val="Hyperlink"/>
@@ -2084,7 +2084,7 @@
                 <w:noProof/>
                 <w:webHidden/>
               </w:rPr>
-              <w:instrText xml:space="preserve"> PAGEREF _Toc240360356 \h </w:instrText>
+              <w:instrText xml:space="preserve"> PAGEREF _Toc240360768 \h </w:instrText>
             </w:r>
             <w:r>
               <w:rPr>
@@ -2129,7 +2129,7 @@
               <w14:ligatures w14:val="standardContextual"/>
             </w:rPr>
           </w:pPr>
-          <w:hyperlink w:anchor="_Toc240360357" w:history="1">
+          <w:hyperlink w:anchor="_Toc240360769" w:history="1">
             <w:r>
               <w:rPr>
                 <w:rStyle w:val="Hyperlink"/>
@@ -2156,7 +2156,7 @@
                 <w:noProof/>
                 <w:webHidden/>
               </w:rPr>
-              <w:instrText xml:space="preserve"> PAGEREF _Toc240360357 \h </w:instrText>
+              <w:instrText xml:space="preserve"> PAGEREF _Toc240360769 \h </w:instrText>
             </w:r>
             <w:r>
               <w:rPr>
@@ -2201,7 +2201,7 @@
               <w14:ligatures w14:val="standardContextual"/>
             </w:rPr>
           </w:pPr>
-          <w:hyperlink w:anchor="_Toc240360358" w:history="1">
+          <w:hyperlink w:anchor="_Toc240360770" w:history="1">
             <w:r>
               <w:rPr>
                 <w:rStyle w:val="Hyperlink"/>
@@ -2228,7 +2228,7 @@
                 <w:noProof/>
                 <w:webHidden/>
               </w:rPr>
-              <w:instrText xml:space="preserve"> PAGEREF _Toc240360358 \h </w:instrText>
+              <w:instrText xml:space="preserve"> PAGEREF _Toc240360770 \h </w:instrText>
             </w:r>
             <w:r>
               <w:rPr>
@@ -2273,7 +2273,7 @@
               <w14:ligatures w14:val="standardContextual"/>
             </w:rPr>
           </w:pPr>
-          <w:hyperlink w:anchor="_Toc240360359" w:history="1">
+          <w:hyperlink w:anchor="_Toc240360771" w:history="1">
             <w:r>
               <w:rPr>
                 <w:rStyle w:val="Hyperlink"/>
@@ -2300,7 +2300,7 @@
                 <w:noProof/>
                 <w:webHidden/>
               </w:rPr>
-              <w:instrText xml:space="preserve"> PAGEREF _Toc240360359 \h </w:instrText>
+              <w:instrText xml:space="preserve"> PAGEREF _Toc240360771 \h </w:instrText>
             </w:r>
             <w:r>
               <w:rPr>
@@ -2345,7 +2345,7 @@
               <w14:ligatures w14:val="standardContextual"/>
             </w:rPr>
           </w:pPr>
-          <w:hyperlink w:anchor="_Toc240360360" w:history="1">
+          <w:hyperlink w:anchor="_Toc240360772" w:history="1">
             <w:r>
               <w:rPr>
                 <w:rStyle w:val="Hyperlink"/>
@@ -2372,7 +2372,7 @@
                 <w:noProof/>
                 <w:webHidden/>
               </w:rPr>
-              <w:instrText xml:space="preserve"> PAGEREF _Toc240360360 \h </w:instrText>
+              <w:instrText xml:space="preserve"> PAGEREF _Toc240360772 \h </w:instrText>
             </w:r>
             <w:r>
               <w:rPr>
@@ -2417,7 +2417,7 @@
               <w14:ligatures w14:val="standardContextual"/>
             </w:rPr>
           </w:pPr>
-          <w:hyperlink w:anchor="_Toc240360361" w:history="1">
+          <w:hyperlink w:anchor="_Toc240360773" w:history="1">
             <w:r>
               <w:rPr>
                 <w:rStyle w:val="Hyperlink"/>
@@ -2444,7 +2444,7 @@
                 <w:noProof/>
                 <w:webHidden/>
               </w:rPr>
-              <w:instrText xml:space="preserve"> PAGEREF _Toc240360361 \h </w:instrText>
+              <w:instrText xml:space="preserve"> PAGEREF _Toc240360773 \h </w:instrText>
             </w:r>
             <w:r>
               <w:rPr>
@@ -2489,7 +2489,7 @@
               <w14:ligatures w14:val="standardContextual"/>
             </w:rPr>
           </w:pPr>
-          <w:hyperlink w:anchor="_Toc240360362" w:history="1">
+          <w:hyperlink w:anchor="_Toc240360774" w:history="1">
             <w:r>
               <w:rPr>
                 <w:rStyle w:val="Hyperlink"/>
@@ -2516,7 +2516,7 @@
                 <w:noProof/>
                 <w:webHidden/>
               </w:rPr>
-              <w:instrText xml:space="preserve"> PAGEREF _Toc240360362 \h </w:instrText>
+              <w:instrText xml:space="preserve"> PAGEREF _Toc240360774 \h </w:instrText>
             </w:r>
             <w:r>
               <w:rPr>
@@ -2561,7 +2561,7 @@
               <w14:ligatures w14:val="standardContextual"/>
             </w:rPr>
           </w:pPr>
-          <w:hyperlink w:anchor="_Toc240360363" w:history="1">
+          <w:hyperlink w:anchor="_Toc240360775" w:history="1">
             <w:r>
               <w:rPr>
                 <w:rStyle w:val="Hyperlink"/>
@@ -2588,7 +2588,7 @@
                 <w:noProof/>
                 <w:webHidden/>
               </w:rPr>
-              <w:instrText xml:space="preserve"> PAGEREF _Toc240360363 \h </w:instrText>
+              <w:instrText xml:space="preserve"> PAGEREF _Toc240360775 \h </w:instrText>
             </w:r>
             <w:r>
               <w:rPr>
@@ -2631,7 +2631,7 @@
         <w:pStyle w:val="Heading1"/>
       </w:pPr>
       <w:bookmarkStart w:id="0" w:name="chapter-1-introduction"/>
-      <w:bookmarkStart w:id="1" w:name="_Toc240360329"/>
+      <w:bookmarkStart w:id="1" w:name="_Toc240360741"/>
       <w:r>
         <w:t>Chapter 1: Introduction</w:t>
       </w:r>
@@ -2642,7 +2642,7 @@
         <w:pStyle w:val="Heading2"/>
       </w:pPr>
       <w:bookmarkStart w:id="2" w:name="background-and-problem-statement"/>
-      <w:bookmarkStart w:id="3" w:name="_Toc240360330"/>
+      <w:bookmarkStart w:id="3" w:name="_Toc240360742"/>
       <w:r>
         <w:t>1.1 Background and Problem Statement</w:t>
       </w:r>
@@ -2750,7 +2750,7 @@
         <w:pStyle w:val="Heading2"/>
       </w:pPr>
       <w:bookmarkStart w:id="4" w:name="project-objectives"/>
-      <w:bookmarkStart w:id="5" w:name="_Toc240360331"/>
+      <w:bookmarkStart w:id="5" w:name="_Toc240360743"/>
       <w:bookmarkEnd w:id="2"/>
       <w:r>
         <w:t>1.2 Project Objectives</w:t>
@@ -3001,7 +3001,7 @@
         <w:pStyle w:val="Heading2"/>
       </w:pPr>
       <w:bookmarkStart w:id="6" w:name="project-scope"/>
-      <w:bookmarkStart w:id="7" w:name="_Toc240360332"/>
+      <w:bookmarkStart w:id="7" w:name="_Toc240360744"/>
       <w:bookmarkEnd w:id="4"/>
       <w:r>
         <w:t>1.3 Project Scope</w:t>
@@ -3424,7 +3424,7 @@
         <w:pStyle w:val="Heading2"/>
       </w:pPr>
       <w:bookmarkStart w:id="10" w:name="expected-benefits"/>
-      <w:bookmarkStart w:id="11" w:name="_Toc240360333"/>
+      <w:bookmarkStart w:id="11" w:name="_Toc240360745"/>
       <w:bookmarkEnd w:id="6"/>
       <w:bookmarkEnd w:id="9"/>
       <w:r>
@@ -3485,7 +3485,7 @@
         <w:pStyle w:val="Heading2"/>
       </w:pPr>
       <w:bookmarkStart w:id="12" w:name="tools-and-technologies-used"/>
-      <w:bookmarkStart w:id="13" w:name="_Toc240360334"/>
+      <w:bookmarkStart w:id="13" w:name="_Toc240360746"/>
       <w:bookmarkEnd w:id="10"/>
       <w:r>
         <w:t>1.5 Tools and Technologies Used</w:t>
@@ -4233,7 +4233,7 @@
         <w:pStyle w:val="Heading2"/>
       </w:pPr>
       <w:bookmarkStart w:id="15" w:name="scale-of-the-system"/>
-      <w:bookmarkStart w:id="16" w:name="_Toc240360335"/>
+      <w:bookmarkStart w:id="16" w:name="_Toc240360747"/>
       <w:bookmarkEnd w:id="12"/>
       <w:bookmarkEnd w:id="14"/>
       <w:r>
@@ -4469,7 +4469,7 @@
         <w:pStyle w:val="Heading1"/>
       </w:pPr>
       <w:bookmarkStart w:id="17" w:name="Xc05cc228f2b7de398dc6782bbdd9db7651af371"/>
-      <w:bookmarkStart w:id="18" w:name="_Toc240360336"/>
+      <w:bookmarkStart w:id="18" w:name="_Toc240360748"/>
       <w:bookmarkEnd w:id="0"/>
       <w:bookmarkEnd w:id="15"/>
       <w:r>
@@ -4482,7 +4482,7 @@
         <w:pStyle w:val="Heading2"/>
       </w:pPr>
       <w:bookmarkStart w:id="19" w:name="technical-feasibility"/>
-      <w:bookmarkStart w:id="20" w:name="_Toc240360337"/>
+      <w:bookmarkStart w:id="20" w:name="_Toc240360749"/>
       <w:r>
         <w:t>2.1 Technical Feasibility</w:t>
       </w:r>
@@ -5026,7 +5026,7 @@
         <w:pStyle w:val="Heading2"/>
       </w:pPr>
       <w:bookmarkStart w:id="23" w:name="economic-feasibility"/>
-      <w:bookmarkStart w:id="24" w:name="_Toc240360338"/>
+      <w:bookmarkStart w:id="24" w:name="_Toc240360750"/>
       <w:bookmarkEnd w:id="19"/>
       <w:bookmarkEnd w:id="22"/>
       <w:r>
@@ -5457,7 +5457,7 @@
         <w:pStyle w:val="Heading2"/>
       </w:pPr>
       <w:bookmarkStart w:id="29" w:name="operational-feasibility"/>
-      <w:bookmarkStart w:id="30" w:name="_Toc240360339"/>
+      <w:bookmarkStart w:id="30" w:name="_Toc240360751"/>
       <w:bookmarkEnd w:id="23"/>
       <w:bookmarkEnd w:id="28"/>
       <w:r>
@@ -5708,7 +5708,7 @@
         <w:pStyle w:val="Heading2"/>
       </w:pPr>
       <w:bookmarkStart w:id="34" w:name="schedule-feasibility"/>
-      <w:bookmarkStart w:id="35" w:name="_Toc240360340"/>
+      <w:bookmarkStart w:id="35" w:name="_Toc240360752"/>
       <w:bookmarkEnd w:id="29"/>
       <w:bookmarkEnd w:id="33"/>
       <w:r>
@@ -5958,7 +5958,7 @@
         <w:pStyle w:val="Heading2"/>
       </w:pPr>
       <w:bookmarkStart w:id="36" w:name="related-systems"/>
-      <w:bookmarkStart w:id="37" w:name="_Toc240360341"/>
+      <w:bookmarkStart w:id="37" w:name="_Toc240360753"/>
       <w:bookmarkEnd w:id="34"/>
       <w:r>
         <w:t>2.5 Related Systems</w:t>
@@ -6383,7 +6383,7 @@
         <w:pStyle w:val="Heading2"/>
       </w:pPr>
       <w:bookmarkStart w:id="38" w:name="relevant-theories-and-technologies"/>
-      <w:bookmarkStart w:id="39" w:name="_Toc240360342"/>
+      <w:bookmarkStart w:id="39" w:name="_Toc240360754"/>
       <w:bookmarkEnd w:id="36"/>
       <w:r>
         <w:t>2.6 Relevant Theories and Technologies</w:t>
@@ -6502,7 +6502,7 @@
         <w:pStyle w:val="Heading1"/>
       </w:pPr>
       <w:bookmarkStart w:id="40" w:name="chapter-3-requirements-analysis"/>
-      <w:bookmarkStart w:id="41" w:name="_Toc240360343"/>
+      <w:bookmarkStart w:id="41" w:name="_Toc240360755"/>
       <w:bookmarkEnd w:id="17"/>
       <w:bookmarkEnd w:id="38"/>
       <w:r>
@@ -6515,7 +6515,7 @@
         <w:pStyle w:val="Heading2"/>
       </w:pPr>
       <w:bookmarkStart w:id="42" w:name="stakeholder-analysis"/>
-      <w:bookmarkStart w:id="43" w:name="_Toc240360344"/>
+      <w:bookmarkStart w:id="43" w:name="_Toc240360756"/>
       <w:r>
         <w:t>3.1 Stakeholder Analysis</w:t>
       </w:r>
@@ -7460,7 +7460,7 @@
         <w:pStyle w:val="Heading2"/>
       </w:pPr>
       <w:bookmarkStart w:id="47" w:name="functional-requirements"/>
-      <w:bookmarkStart w:id="48" w:name="_Toc240360345"/>
+      <w:bookmarkStart w:id="48" w:name="_Toc240360757"/>
       <w:bookmarkEnd w:id="42"/>
       <w:bookmarkEnd w:id="46"/>
       <w:r>
@@ -9474,7 +9474,7 @@
         <w:pStyle w:val="Heading2"/>
       </w:pPr>
       <w:bookmarkStart w:id="53" w:name="non-functional-requirements"/>
-      <w:bookmarkStart w:id="54" w:name="_Toc240360346"/>
+      <w:bookmarkStart w:id="54" w:name="_Toc240360758"/>
       <w:bookmarkEnd w:id="47"/>
       <w:bookmarkEnd w:id="52"/>
       <w:r>
@@ -11016,7 +11016,7 @@
         <w:pStyle w:val="Heading2"/>
       </w:pPr>
       <w:bookmarkStart w:id="61" w:name="use-case-diagram"/>
-      <w:bookmarkStart w:id="62" w:name="_Toc240360347"/>
+      <w:bookmarkStart w:id="62" w:name="_Toc240360759"/>
       <w:bookmarkEnd w:id="53"/>
       <w:bookmarkEnd w:id="60"/>
       <w:r>
@@ -11033,7 +11033,7 @@
           <w:noProof/>
         </w:rPr>
         <w:drawing>
-          <wp:inline distT="0" distB="0" distL="0" distR="0" wp14:anchorId="56569567" wp14:editId="52AE7A71">
+          <wp:inline distT="0" distB="0" distL="0" distR="0" wp14:anchorId="351704D9" wp14:editId="4F21CE8D">
             <wp:extent cx="5334000" cy="3722168"/>
             <wp:effectExtent l="0" t="0" r="0" b="0"/>
             <wp:docPr id="1" name="Picture" descr="Figure 3.1 — Use case diagram. Eleven use cases, five actors, one system boundary."/>
@@ -11099,7 +11099,7 @@
         <w:pStyle w:val="Heading2"/>
       </w:pPr>
       <w:bookmarkStart w:id="63" w:name="use-case-descriptions"/>
-      <w:bookmarkStart w:id="64" w:name="_Toc240360348"/>
+      <w:bookmarkStart w:id="64" w:name="_Toc240360760"/>
       <w:bookmarkEnd w:id="61"/>
       <w:r>
         <w:t>3.5 Use Case Descriptions</w:t>
@@ -12018,7 +12018,7 @@
         <w:pStyle w:val="Heading2"/>
       </w:pPr>
       <w:bookmarkStart w:id="75" w:name="software-requirements-specification"/>
-      <w:bookmarkStart w:id="76" w:name="_Toc240360349"/>
+      <w:bookmarkStart w:id="76" w:name="_Toc240360761"/>
       <w:bookmarkEnd w:id="63"/>
       <w:bookmarkEnd w:id="74"/>
       <w:r>
@@ -13921,7 +13921,7 @@
         <w:pStyle w:val="Heading1"/>
       </w:pPr>
       <w:bookmarkStart w:id="84" w:name="chapter-4-project-planning"/>
-      <w:bookmarkStart w:id="85" w:name="_Toc240360350"/>
+      <w:bookmarkStart w:id="85" w:name="_Toc240360762"/>
       <w:bookmarkEnd w:id="40"/>
       <w:bookmarkEnd w:id="75"/>
       <w:bookmarkEnd w:id="83"/>
@@ -13935,7 +13935,7 @@
         <w:pStyle w:val="Heading2"/>
       </w:pPr>
       <w:bookmarkStart w:id="86" w:name="project-charter"/>
-      <w:bookmarkStart w:id="87" w:name="_Toc240360351"/>
+      <w:bookmarkStart w:id="87" w:name="_Toc240360763"/>
       <w:r>
         <w:t>4.1 Project Charter</w:t>
       </w:r>
@@ -14536,7 +14536,7 @@
     </w:p>
     <w:p>
       <w:r>
-        <w:pict w14:anchorId="0A9C1BB8">
+        <w:pict w14:anchorId="5EFDC944">
           <v:rect id="_x0000_i1025" style="width:0;height:1.5pt" o:hralign="center" o:hrstd="t" o:hr="t"/>
         </w:pict>
       </w:r>
@@ -14546,7 +14546,7 @@
         <w:pStyle w:val="Heading2"/>
       </w:pPr>
       <w:bookmarkStart w:id="95" w:name="work-breakdown-structure"/>
-      <w:bookmarkStart w:id="96" w:name="_Toc240360352"/>
+      <w:bookmarkStart w:id="96" w:name="_Toc240360764"/>
       <w:bookmarkEnd w:id="86"/>
       <w:bookmarkEnd w:id="94"/>
       <w:r>
@@ -14571,10 +14571,10 @@
           <w:noProof/>
         </w:rPr>
         <w:drawing>
-          <wp:inline distT="0" distB="0" distL="0" distR="0" wp14:anchorId="21E00D14" wp14:editId="2B628AB0">
+          <wp:inline distT="0" distB="0" distL="0" distR="0" wp14:anchorId="491F31EF" wp14:editId="4CCB7DCF">
             <wp:extent cx="5334000" cy="5071780"/>
             <wp:effectExtent l="0" t="0" r="0" b="0"/>
-            <wp:docPr id="2082846668" name="Picture" descr="Figure 4.1 — Work breakdown structure. Six work packages, each decomposed to a deliverable with a named owner."/>
+            <wp:docPr id="996562535" name="Picture" descr="Figure 4.1 — Work breakdown structure. Six work packages, each decomposed to a deliverable with a named owner."/>
             <wp:cNvGraphicFramePr/>
             <a:graphic xmlns:a="http://schemas.openxmlformats.org/drawingml/2006/main">
               <a:graphicData uri="http://schemas.openxmlformats.org/drawingml/2006/picture">
@@ -15035,7 +15035,7 @@
     </w:p>
     <w:p>
       <w:r>
-        <w:pict w14:anchorId="7E6F5448">
+        <w:pict w14:anchorId="35A63BD3">
           <v:rect id="_x0000_i1026" style="width:0;height:1.5pt" o:hralign="center" o:hrstd="t" o:hr="t"/>
         </w:pict>
       </w:r>
@@ -15045,7 +15045,7 @@
         <w:pStyle w:val="Heading2"/>
       </w:pPr>
       <w:bookmarkStart w:id="97" w:name="project-schedule"/>
-      <w:bookmarkStart w:id="98" w:name="_Toc240360353"/>
+      <w:bookmarkStart w:id="98" w:name="_Toc240360765"/>
       <w:bookmarkEnd w:id="95"/>
       <w:r>
         <w:t>4.3 Project Schedule</w:t>
@@ -15061,10 +15061,10 @@
           <w:noProof/>
         </w:rPr>
         <w:drawing>
-          <wp:inline distT="0" distB="0" distL="0" distR="0" wp14:anchorId="10013FE7" wp14:editId="1AFD2A35">
+          <wp:inline distT="0" distB="0" distL="0" distR="0" wp14:anchorId="4551EE63" wp14:editId="7333128B">
             <wp:extent cx="5334000" cy="4843372"/>
             <wp:effectExtent l="0" t="0" r="0" b="0"/>
-            <wp:docPr id="940489068" name="Picture" descr="Figure 4.2 — Planned schedule. Twelve weeks, six work packages, three milestones."/>
+            <wp:docPr id="806674963" name="Picture" descr="Figure 4.2 — Planned schedule. Twelve weeks, six work packages, three milestones."/>
             <wp:cNvGraphicFramePr/>
             <a:graphic xmlns:a="http://schemas.openxmlformats.org/drawingml/2006/main">
               <a:graphicData uri="http://schemas.openxmlformats.org/drawingml/2006/picture">
@@ -15386,7 +15386,7 @@
     </w:p>
     <w:p>
       <w:r>
-        <w:pict w14:anchorId="7D48E9F3">
+        <w:pict w14:anchorId="095B62C0">
           <v:rect id="_x0000_i1027" style="width:0;height:1.5pt" o:hralign="center" o:hrstd="t" o:hr="t"/>
         </w:pict>
       </w:r>
@@ -15396,7 +15396,7 @@
         <w:pStyle w:val="Heading2"/>
       </w:pPr>
       <w:bookmarkStart w:id="102" w:name="cost-estimation"/>
-      <w:bookmarkStart w:id="103" w:name="_Toc240360354"/>
+      <w:bookmarkStart w:id="103" w:name="_Toc240360766"/>
       <w:bookmarkEnd w:id="97"/>
       <w:bookmarkEnd w:id="101"/>
       <w:r>
@@ -16142,7 +16142,7 @@
     </w:p>
     <w:p>
       <w:r>
-        <w:pict w14:anchorId="7144000B">
+        <w:pict w14:anchorId="11E803CB">
           <v:rect id="_x0000_i1028" style="width:0;height:1.5pt" o:hralign="center" o:hrstd="t" o:hr="t"/>
         </w:pict>
       </w:r>
@@ -16152,7 +16152,7 @@
         <w:pStyle w:val="Heading2"/>
       </w:pPr>
       <w:bookmarkStart w:id="107" w:name="resource-planning"/>
-      <w:bookmarkStart w:id="108" w:name="_Toc240360355"/>
+      <w:bookmarkStart w:id="108" w:name="_Toc240360767"/>
       <w:bookmarkEnd w:id="102"/>
       <w:bookmarkEnd w:id="106"/>
       <w:r>
@@ -16788,7 +16788,7 @@
     </w:p>
     <w:p>
       <w:r>
-        <w:pict w14:anchorId="58C28E12">
+        <w:pict w14:anchorId="0CE64463">
           <v:rect id="_x0000_i1029" style="width:0;height:1.5pt" o:hralign="center" o:hrstd="t" o:hr="t"/>
         </w:pict>
       </w:r>
@@ -16798,7 +16798,7 @@
         <w:pStyle w:val="Heading2"/>
       </w:pPr>
       <w:bookmarkStart w:id="113" w:name="risk-management-plan"/>
-      <w:bookmarkStart w:id="114" w:name="_Toc240360356"/>
+      <w:bookmarkStart w:id="114" w:name="_Toc240360768"/>
       <w:bookmarkEnd w:id="107"/>
       <w:bookmarkEnd w:id="112"/>
       <w:r>
@@ -16835,10 +16835,10 @@
       </w:tblPr>
       <w:tblGrid>
         <w:gridCol w:w="498"/>
-        <w:gridCol w:w="2970"/>
+        <w:gridCol w:w="2793"/>
         <w:gridCol w:w="412"/>
         <w:gridCol w:w="412"/>
-        <w:gridCol w:w="5284"/>
+        <w:gridCol w:w="5461"/>
       </w:tblGrid>
       <w:tr>
         <w:trPr>
@@ -17073,6 +17073,140 @@
               <w:pStyle w:val="Compact"/>
             </w:pPr>
             <w:r>
+              <w:t>Secrets committed to the repository</w:t>
+            </w:r>
+          </w:p>
+        </w:tc>
+        <w:tc>
+          <w:tcPr>
+            <w:tcW w:w="0" w:type="auto"/>
+          </w:tcPr>
+          <w:p>
+            <w:pPr>
+              <w:pStyle w:val="Compact"/>
+            </w:pPr>
+            <w:r>
+              <w:t>L</w:t>
+            </w:r>
+          </w:p>
+        </w:tc>
+        <w:tc>
+          <w:tcPr>
+            <w:tcW w:w="0" w:type="auto"/>
+          </w:tcPr>
+          <w:p>
+            <w:pPr>
+              <w:pStyle w:val="Compact"/>
+            </w:pPr>
+            <w:r>
+              <w:t>H</w:t>
+            </w:r>
+          </w:p>
+        </w:tc>
+        <w:tc>
+          <w:tcPr>
+            <w:tcW w:w="0" w:type="auto"/>
+          </w:tcPr>
+          <w:p>
+            <w:pPr>
+              <w:pStyle w:val="Compact"/>
+            </w:pPr>
+            <w:r>
+              <w:t>Credentials in environment variables only; configuration never printed as an object, only field by field</w:t>
+            </w:r>
+          </w:p>
+        </w:tc>
+      </w:tr>
+      <w:tr>
+        <w:tc>
+          <w:tcPr>
+            <w:tcW w:w="0" w:type="auto"/>
+          </w:tcPr>
+          <w:p>
+            <w:pPr>
+              <w:pStyle w:val="Compact"/>
+            </w:pPr>
+            <w:r>
+              <w:t>R4</w:t>
+            </w:r>
+          </w:p>
+        </w:tc>
+        <w:tc>
+          <w:tcPr>
+            <w:tcW w:w="0" w:type="auto"/>
+          </w:tcPr>
+          <w:p>
+            <w:pPr>
+              <w:pStyle w:val="Compact"/>
+            </w:pPr>
+            <w:r>
+              <w:t>Work serialises behind one member</w:t>
+            </w:r>
+          </w:p>
+        </w:tc>
+        <w:tc>
+          <w:tcPr>
+            <w:tcW w:w="0" w:type="auto"/>
+          </w:tcPr>
+          <w:p>
+            <w:pPr>
+              <w:pStyle w:val="Compact"/>
+            </w:pPr>
+            <w:r>
+              <w:t>M</w:t>
+            </w:r>
+          </w:p>
+        </w:tc>
+        <w:tc>
+          <w:tcPr>
+            <w:tcW w:w="0" w:type="auto"/>
+          </w:tcPr>
+          <w:p>
+            <w:pPr>
+              <w:pStyle w:val="Compact"/>
+            </w:pPr>
+            <w:r>
+              <w:t>M</w:t>
+            </w:r>
+          </w:p>
+        </w:tc>
+        <w:tc>
+          <w:tcPr>
+            <w:tcW w:w="0" w:type="auto"/>
+          </w:tcPr>
+          <w:p>
+            <w:pPr>
+              <w:pStyle w:val="Compact"/>
+            </w:pPr>
+            <w:r>
+              <w:t>The shared data shape fixed before any provider was written, so the layers proceed in parallel; handover written every session</w:t>
+            </w:r>
+          </w:p>
+        </w:tc>
+      </w:tr>
+      <w:tr>
+        <w:tc>
+          <w:tcPr>
+            <w:tcW w:w="0" w:type="auto"/>
+          </w:tcPr>
+          <w:p>
+            <w:pPr>
+              <w:pStyle w:val="Compact"/>
+            </w:pPr>
+            <w:r>
+              <w:t>R5</w:t>
+            </w:r>
+          </w:p>
+        </w:tc>
+        <w:tc>
+          <w:tcPr>
+            <w:tcW w:w="0" w:type="auto"/>
+          </w:tcPr>
+          <w:p>
+            <w:pPr>
+              <w:pStyle w:val="Compact"/>
+            </w:pPr>
+            <w:r>
               <w:t>A feed’s licence forbids the intended use</w:t>
             </w:r>
           </w:p>
@@ -17127,7 +17261,7 @@
               <w:pStyle w:val="Compact"/>
             </w:pPr>
             <w:r>
-              <w:t>R4</w:t>
+              <w:t>R6</w:t>
             </w:r>
           </w:p>
         </w:tc>
@@ -17194,7 +17328,7 @@
               <w:pStyle w:val="Compact"/>
             </w:pPr>
             <w:r>
-              <w:t>R5</w:t>
+              <w:t>R7</w:t>
             </w:r>
           </w:p>
         </w:tc>
@@ -17261,74 +17395,7 @@
               <w:pStyle w:val="Compact"/>
             </w:pPr>
             <w:r>
-              <w:t>R6</w:t>
-            </w:r>
-          </w:p>
-        </w:tc>
-        <w:tc>
-          <w:tcPr>
-            <w:tcW w:w="0" w:type="auto"/>
-          </w:tcPr>
-          <w:p>
-            <w:pPr>
-              <w:pStyle w:val="Compact"/>
-            </w:pPr>
-            <w:r>
-              <w:t>Secrets committed to the repository</w:t>
-            </w:r>
-          </w:p>
-        </w:tc>
-        <w:tc>
-          <w:tcPr>
-            <w:tcW w:w="0" w:type="auto"/>
-          </w:tcPr>
-          <w:p>
-            <w:pPr>
-              <w:pStyle w:val="Compact"/>
-            </w:pPr>
-            <w:r>
-              <w:t>L</w:t>
-            </w:r>
-          </w:p>
-        </w:tc>
-        <w:tc>
-          <w:tcPr>
-            <w:tcW w:w="0" w:type="auto"/>
-          </w:tcPr>
-          <w:p>
-            <w:pPr>
-              <w:pStyle w:val="Compact"/>
-            </w:pPr>
-            <w:r>
-              <w:t>H</w:t>
-            </w:r>
-          </w:p>
-        </w:tc>
-        <w:tc>
-          <w:tcPr>
-            <w:tcW w:w="0" w:type="auto"/>
-          </w:tcPr>
-          <w:p>
-            <w:pPr>
-              <w:pStyle w:val="Compact"/>
-            </w:pPr>
-            <w:r>
-              <w:t>Credentials in environment variables only; configuration never printed as an object, only field by field</w:t>
-            </w:r>
-          </w:p>
-        </w:tc>
-      </w:tr>
-      <w:tr>
-        <w:tc>
-          <w:tcPr>
-            <w:tcW w:w="0" w:type="auto"/>
-          </w:tcPr>
-          <w:p>
-            <w:pPr>
-              <w:pStyle w:val="Compact"/>
-            </w:pPr>
-            <w:r>
-              <w:t>R7</w:t>
+              <w:t>R8</w:t>
             </w:r>
           </w:p>
         </w:tc>
@@ -17381,73 +17448,6 @@
             </w:pPr>
             <w:r>
               <w:t>One worker by design; everything answered from memory; scaling is a bigger box, not more boxes</w:t>
-            </w:r>
-          </w:p>
-        </w:tc>
-      </w:tr>
-      <w:tr>
-        <w:tc>
-          <w:tcPr>
-            <w:tcW w:w="0" w:type="auto"/>
-          </w:tcPr>
-          <w:p>
-            <w:pPr>
-              <w:pStyle w:val="Compact"/>
-            </w:pPr>
-            <w:r>
-              <w:t>R8</w:t>
-            </w:r>
-          </w:p>
-        </w:tc>
-        <w:tc>
-          <w:tcPr>
-            <w:tcW w:w="0" w:type="auto"/>
-          </w:tcPr>
-          <w:p>
-            <w:pPr>
-              <w:pStyle w:val="Compact"/>
-            </w:pPr>
-            <w:r>
-              <w:t>Work serialises behind one member</w:t>
-            </w:r>
-          </w:p>
-        </w:tc>
-        <w:tc>
-          <w:tcPr>
-            <w:tcW w:w="0" w:type="auto"/>
-          </w:tcPr>
-          <w:p>
-            <w:pPr>
-              <w:pStyle w:val="Compact"/>
-            </w:pPr>
-            <w:r>
-              <w:t>M</w:t>
-            </w:r>
-          </w:p>
-        </w:tc>
-        <w:tc>
-          <w:tcPr>
-            <w:tcW w:w="0" w:type="auto"/>
-          </w:tcPr>
-          <w:p>
-            <w:pPr>
-              <w:pStyle w:val="Compact"/>
-            </w:pPr>
-            <w:r>
-              <w:t>M</w:t>
-            </w:r>
-          </w:p>
-        </w:tc>
-        <w:tc>
-          <w:tcPr>
-            <w:tcW w:w="0" w:type="auto"/>
-          </w:tcPr>
-          <w:p>
-            <w:pPr>
-              <w:pStyle w:val="Compact"/>
-            </w:pPr>
-            <w:r>
-              <w:t>The shared data shape fixed early so layers proceed in parallel; session handover written every time</w:t>
             </w:r>
           </w:p>
         </w:tc>
@@ -17529,10 +17529,23 @@
           <w:b/>
           <w:bCs/>
         </w:rPr>
-        <w:t>Ordered by significance rather than by when it was thought of</w:t>
-      </w:r>
-      <w:r>
-        <w:t>, so the four that matter most are R1 to R4 and the presentation can show exactly those without a gap in the numbering.</w:t>
+        <w:t>Ordered by how much each one shaped the system, rather than by probability times impact.</w:t>
+      </w:r>
+      <w:r>
+        <w:t xml:space="preserve"> R1 to R4 are the four with a </w:t>
+      </w:r>
+      <w:r>
+        <w:rPr>
+          <w:i/>
+          <w:iCs/>
+        </w:rPr>
+        <w:t>structural</w:t>
+      </w:r>
+      <w:r>
+        <w:t xml:space="preserve"> mitigation — something in the architecture exists because of them. Feed loss is why a provider can be two providers; rate limiting is why there is exactly one backend; secret handling is why configuration is never printed as an object; and serialisation </w:t>
+      </w:r>
+      <w:r>
+        <w:t>risk is why the shared data shape was fixed before a line of ingestion was written. The rest are managed by practice rather than by structure, which is a weaker thing and is why they come second.</w:t>
       </w:r>
     </w:p>
     <w:p>
@@ -17549,10 +17562,7 @@
         <w:pStyle w:val="FirstParagraph"/>
       </w:pPr>
       <w:r>
-        <w:t xml:space="preserve">OpenSky became unreachable from every cloud host during the project. The mitigation was not theoretical: a second aircraft feed was added, the union </w:t>
-      </w:r>
-      <w:r>
-        <w:t xml:space="preserve">provider kept the interface identical, and </w:t>
+        <w:t xml:space="preserve">OpenSky became unreachable from every cloud host during the project. The mitigation was not theoretical: a second aircraft feed was added, the union provider kept the interface identical, and </w:t>
       </w:r>
       <w:r>
         <w:rPr>
@@ -17569,10 +17579,10 @@
       <w:pPr>
         <w:pStyle w:val="Heading3"/>
       </w:pPr>
-      <w:bookmarkStart w:id="116" w:name="r4-was-also-realised-and-cost-more"/>
+      <w:bookmarkStart w:id="116" w:name="r6-was-also-realised-and-cost-more"/>
       <w:bookmarkEnd w:id="115"/>
       <w:r>
-        <w:t>R4 was also realised, and cost more</w:t>
+        <w:t>R6 was also realised, and cost more</w:t>
       </w:r>
     </w:p>
     <w:p>
@@ -17580,15 +17590,12 @@
         <w:pStyle w:val="FirstParagraph"/>
       </w:pPr>
       <w:r>
-        <w:t xml:space="preserve">Six working sessions went to a single defect that was misdiagnosed five times. The cause was structural — one camera serving two pictures at very different scales — and the resolution deleted 376 lines, added 130, and cost no feature. </w:t>
-      </w:r>
-      <w:r>
-        <w:t>It is recorded here because a risk register that lists only the risks that were survived cheaply is not a risk register.</w:t>
-      </w:r>
-    </w:p>
-    <w:p>
-      <w:r>
-        <w:pict w14:anchorId="3AD12DEB">
+        <w:t>Six working sessions went to a single defect that was misdiagnosed five times. The cause was structural — one camera serving two pictures at very different scales — and the resolution deleted 376 lines, added 130, and cost no feature. It is recorded here because a risk register that lists only the risks that were survived cheaply is not a risk register.</w:t>
+      </w:r>
+    </w:p>
+    <w:p>
+      <w:r>
+        <w:pict w14:anchorId="78DA41EF">
           <v:rect id="_x0000_i1030" style="width:0;height:1.5pt" o:hralign="center" o:hrstd="t" o:hr="t"/>
         </w:pict>
       </w:r>
@@ -17598,7 +17605,7 @@
         <w:pStyle w:val="Heading2"/>
       </w:pPr>
       <w:bookmarkStart w:id="117" w:name="communication-plan"/>
-      <w:bookmarkStart w:id="118" w:name="_Toc240360357"/>
+      <w:bookmarkStart w:id="118" w:name="_Toc240360769"/>
       <w:bookmarkEnd w:id="113"/>
       <w:bookmarkEnd w:id="116"/>
       <w:r>
@@ -18014,10 +18021,10 @@
         <w:pStyle w:val="FirstParagraph"/>
       </w:pPr>
       <w:r>
-        <w:t xml:space="preserve">The single largest risk to a part-time team is not technical: it is that context </w:t>
-      </w:r>
-      <w:r>
-        <w:t>is lost between sessions and re-derived at full cost. Every session therefore ends with a written handover, and it is package 1.4 in the WBS with an owner against it — because a practice that is only a good intention is a practice that stops the first week somebody is busy.</w:t>
+        <w:t xml:space="preserve">The single largest risk to a part-time team is not technical: it is that context is lost between sessions and re-derived at full cost. Every session therefore </w:t>
+      </w:r>
+      <w:r>
+        <w:t>ends with a written handover, and it is package 1.4 in the WBS with an owner against it — because a practice that is only a good intention is a practice that stops the first week somebody is busy.</w:t>
       </w:r>
     </w:p>
     <w:p>
@@ -18045,7 +18052,10 @@
         <w:t>A blocker that is out of the phase is closed rather than carried</w:t>
       </w:r>
       <w:r>
-        <w:t>, which is how the phase boundary does its job: the alternative is a list that grows all semester and is resolved by the deadline rather than by anyone.</w:t>
+        <w:t xml:space="preserve">, which is how the phase boundary does its job: the alternative is a </w:t>
+      </w:r>
+      <w:r>
+        <w:t>list that grows all semester and is resolved by the deadline rather than by anyone.</w:t>
       </w:r>
     </w:p>
     <w:p>
@@ -18058,7 +18068,7 @@
         <w:pStyle w:val="Heading1"/>
       </w:pPr>
       <w:bookmarkStart w:id="121" w:name="chapter-5-system-design"/>
-      <w:bookmarkStart w:id="122" w:name="_Toc240360358"/>
+      <w:bookmarkStart w:id="122" w:name="_Toc240360770"/>
       <w:bookmarkEnd w:id="84"/>
       <w:bookmarkEnd w:id="117"/>
       <w:bookmarkEnd w:id="120"/>
@@ -18072,7 +18082,7 @@
         <w:pStyle w:val="Heading2"/>
       </w:pPr>
       <w:bookmarkStart w:id="123" w:name="system-architecture"/>
-      <w:bookmarkStart w:id="124" w:name="_Toc240360359"/>
+      <w:bookmarkStart w:id="124" w:name="_Toc240360771"/>
       <w:r>
         <w:t>5.1 System Architecture</w:t>
       </w:r>
@@ -18102,10 +18112,10 @@
           <w:noProof/>
         </w:rPr>
         <w:drawing>
-          <wp:inline distT="0" distB="0" distL="0" distR="0" wp14:anchorId="05DB60FF" wp14:editId="4C24DB32">
+          <wp:inline distT="0" distB="0" distL="0" distR="0" wp14:anchorId="682061F6" wp14:editId="3D5B0930">
             <wp:extent cx="5334000" cy="4143544"/>
             <wp:effectExtent l="0" t="0" r="0" b="0"/>
-            <wp:docPr id="2079702219" name="Picture" descr="Figure 5.1 — System architecture. Five external feeds, three internal layers, and one direction of flow."/>
+            <wp:docPr id="674399151" name="Picture" descr="Figure 5.1 — System architecture. Five external feeds, three internal layers, and one direction of flow."/>
             <wp:cNvGraphicFramePr/>
             <a:graphic xmlns:a="http://schemas.openxmlformats.org/drawingml/2006/main">
               <a:graphicData uri="http://schemas.openxmlformats.org/drawingml/2006/picture">
@@ -18362,10 +18372,10 @@
         <w:t>The browser never talks to a data source.</w:t>
       </w:r>
       <w:r>
-        <w:t xml:space="preserve"> Every external call goes through </w:t>
-      </w:r>
-      <w:r>
-        <w:t>the backend, so rate limiting and caching are enforced in exactly one place. A hundred open browser tabs cost the same upstream quota as one. This is what made adding a second aircraft feed a backend-only change: the frontend was never told, because there was nothing to tell it.</w:t>
+        <w:t xml:space="preserve"> Every external call goes through the backend, so rate limiting and caching are enforced in exactly one place. A hundred open browser tabs cost the same upstream quota as one. This is what made </w:t>
+      </w:r>
+      <w:r>
+        <w:t>adding a second aircraft feed a backend-only change: the frontend was never told, because there was nothing to tell it.</w:t>
       </w:r>
     </w:p>
     <w:p>
@@ -18395,7 +18405,10 @@
         <w:t>Upstream failure is contained at layer 1.</w:t>
       </w:r>
       <w:r>
-        <w:t xml:space="preserve"> The API serves the last good snapshot with an explicit staleness flag. A feed outage degrades the display; it does not break it.</w:t>
+        <w:t xml:space="preserve"> The API serves the last good snapshot with an explicit staleness flag. A feed outage degrades the display; it </w:t>
+      </w:r>
+      <w:r>
+        <w:t>does not break it.</w:t>
       </w:r>
     </w:p>
     <w:p>
@@ -18653,10 +18666,10 @@
         <w:t>One worker, deliberately.</w:t>
       </w:r>
       <w:r>
-        <w:t xml:space="preserve"> The backend holds a websocket open to the AIS </w:t>
-      </w:r>
-      <w:r>
-        <w:t>stream, polls on a schedule, and answers every request from memory. A second worker would open a second AIS socket, run its own poller and keep its own store: the upstream cost would double and two requests could disagree about where an aircraft is. It is scaled by making the box bigger, not by adding boxes.</w:t>
+        <w:t xml:space="preserve"> The backend holds a websocket open to the AIS stream, polls on a schedule, and answers every request from memory. A second worker would open a second AIS socket, run its own poller and keep its own </w:t>
+      </w:r>
+      <w:r>
+        <w:t>store: the upstream cost would double and two requests could disagree about where an aircraft is. It is scaled by making the box bigger, not by adding boxes.</w:t>
       </w:r>
     </w:p>
     <w:p>
@@ -18932,7 +18945,7 @@
     </w:tbl>
     <w:p>
       <w:r>
-        <w:pict w14:anchorId="3CF9EEB9">
+        <w:pict w14:anchorId="687C42B6">
           <v:rect id="_x0000_i1031" style="width:0;height:1.5pt" o:hralign="center" o:hrstd="t" o:hr="t"/>
         </w:pict>
       </w:r>
@@ -18942,7 +18955,7 @@
         <w:pStyle w:val="Heading2"/>
       </w:pPr>
       <w:bookmarkStart w:id="129" w:name="database-design"/>
-      <w:bookmarkStart w:id="130" w:name="_Toc240360360"/>
+      <w:bookmarkStart w:id="130" w:name="_Toc240360772"/>
       <w:bookmarkEnd w:id="123"/>
       <w:bookmarkEnd w:id="128"/>
       <w:r>
@@ -18959,10 +18972,10 @@
           <w:noProof/>
         </w:rPr>
         <w:drawing>
-          <wp:inline distT="0" distB="0" distL="0" distR="0" wp14:anchorId="5B47F5B7" wp14:editId="72AA4465">
+          <wp:inline distT="0" distB="0" distL="0" distR="0" wp14:anchorId="02183CE0" wp14:editId="76E42168">
             <wp:extent cx="5334000" cy="3932163"/>
             <wp:effectExtent l="0" t="0" r="0" b="0"/>
-            <wp:docPr id="236935694" name="Picture" descr="Figure 5.2 — Entity relationship diagram. Two persisted tables, and the domain entities that have no table."/>
+            <wp:docPr id="2130707072" name="Picture" descr="Figure 5.2 — Entity relationship diagram. Two persisted tables, and the domain entities that have no table."/>
             <wp:cNvGraphicFramePr/>
             <a:graphic xmlns:a="http://schemas.openxmlformats.org/drawingml/2006/main">
               <a:graphicData uri="http://schemas.openxmlformats.org/drawingml/2006/picture">
@@ -19555,7 +19568,10 @@
         <w:pStyle w:val="FirstParagraph"/>
       </w:pPr>
       <w:r>
-        <w:t>A tracker looks like a system that should have a large database, and Orbital deliberately does not. A poll replaces the previous snapshot; positions are held in memory and served from there; an object not re-observed within the retention window is evicted. Nothing about an aircraft is written to disk at all.</w:t>
+        <w:t xml:space="preserve">A tracker looks like a system that should have a large database, and Orbital deliberately does not. A poll replaces the previous snapshot; positions are held </w:t>
+      </w:r>
+      <w:r>
+        <w:t>in memory and served from there; an object not re-observed within the retention window is evicted. Nothing about an aircraft is written to disk at all.</w:t>
       </w:r>
     </w:p>
     <w:p>
@@ -19679,7 +19695,10 @@
         <w:t>FlightRoute</w:t>
       </w:r>
       <w:r>
-        <w:t xml:space="preserve"> hanging off it. They have real structure, real relationships and real cardinality — they simply have no rows. They are drawn dashed in Figure 5.2 because omitting them would make the data model look like two tables about sign-in, which is the least interesting part of this system.</w:t>
+        <w:t xml:space="preserve"> hanging off it. They have real </w:t>
+      </w:r>
+      <w:r>
+        <w:t>structure, real relationships and real cardinality — they simply have no rows. They are drawn dashed in Figure 5.2 because omitting them would make the data model look like two tables about sign-in, which is the least interesting part of this system.</w:t>
       </w:r>
     </w:p>
     <w:p>
@@ -19709,15 +19728,12 @@
         <w:t>.</w:t>
       </w:r>
       <w:r>
-        <w:t xml:space="preserve"> An </w:t>
-      </w:r>
-      <w:r>
-        <w:t>aircraft has a route and a track; a satellite and a ship have neither. This is what makes a new object type cost one ingestion module: there is no per-type schema to add.</w:t>
-      </w:r>
-    </w:p>
-    <w:p>
-      <w:r>
-        <w:pict w14:anchorId="090ECB82">
+        <w:t xml:space="preserve"> An aircraft has a route and a track; a satellite and a ship have neither. This is what makes a new object type cost one ingestion module: there is no per-type schema to add.</w:t>
+      </w:r>
+    </w:p>
+    <w:p>
+      <w:r>
+        <w:pict w14:anchorId="28E2904A">
           <v:rect id="_x0000_i1032" style="width:0;height:1.5pt" o:hralign="center" o:hrstd="t" o:hr="t"/>
         </w:pict>
       </w:r>
@@ -19727,7 +19743,7 @@
         <w:pStyle w:val="Heading2"/>
       </w:pPr>
       <w:bookmarkStart w:id="134" w:name="uml-diagrams"/>
-      <w:bookmarkStart w:id="135" w:name="_Toc240360361"/>
+      <w:bookmarkStart w:id="135" w:name="_Toc240360773"/>
       <w:bookmarkEnd w:id="129"/>
       <w:bookmarkEnd w:id="133"/>
       <w:r>
@@ -19753,10 +19769,10 @@
           <w:noProof/>
         </w:rPr>
         <w:drawing>
-          <wp:inline distT="0" distB="0" distL="0" distR="0" wp14:anchorId="17A1F499" wp14:editId="3B31582A">
+          <wp:inline distT="0" distB="0" distL="0" distR="0" wp14:anchorId="16C63AE1" wp14:editId="4DCD94F7">
             <wp:extent cx="5334000" cy="3430612"/>
             <wp:effectExtent l="0" t="0" r="0" b="0"/>
-            <wp:docPr id="1721403097" name="Picture" descr="Figure 5.3 — Class diagram of the ingestion layer."/>
+            <wp:docPr id="164862346" name="Picture" descr="Figure 5.3 — Class diagram of the ingestion layer."/>
             <wp:cNvGraphicFramePr/>
             <a:graphic xmlns:a="http://schemas.openxmlformats.org/drawingml/2006/main">
               <a:graphicData uri="http://schemas.openxmlformats.org/drawingml/2006/picture">
@@ -19817,10 +19833,7 @@
         <w:t>Provider</w:t>
       </w:r>
       <w:r>
-        <w:t xml:space="preserve"> is abstract and declares one required operation: fetch, given an optional bounding box, and return the normalised </w:t>
-      </w:r>
-      <w:r>
-        <w:t>shape. Seven concrete providers implement it — one per upstream, plus an offline fixture that needs no credentials.</w:t>
+        <w:t xml:space="preserve"> is abstract and declares one required operation: fetch, given an optional bounding box, and return the normalised shape. Seven concrete providers implement it — one per upstream, plus an offline fixture that needs no credentials.</w:t>
       </w:r>
     </w:p>
     <w:p>
@@ -19870,10 +19883,7 @@
         <w:pStyle w:val="BodyText"/>
       </w:pPr>
       <w:r>
-        <w:t xml:space="preserve">That is why the second aircraft source cost what it cost. When the primary became unreachable from every cloud host, the change was one provider module and </w:t>
-      </w:r>
-      <w:r>
-        <w:t>one registry entry; the poller, the store, the API and the entire frontend were untouched, because none of them can observe the difference.</w:t>
+        <w:t>That is why the second aircraft source cost what it cost. When the primary became unreachable from every cloud host, the change was one provider module and one registry entry; the poller, the store, the API and the entire frontend were untouched, because none of them can observe the difference.</w:t>
       </w:r>
     </w:p>
     <w:p>
@@ -19887,7 +19897,10 @@
         <w:t>Provider</w:t>
       </w:r>
       <w:r>
-        <w:t xml:space="preserve"> also raises rather than returning partial results — </w:t>
+        <w:t xml:space="preserve"> </w:t>
+      </w:r>
+      <w:r>
+        <w:t xml:space="preserve">also raises rather than returning partial results — </w:t>
       </w:r>
       <w:r>
         <w:rPr>
@@ -19944,10 +19957,7 @@
         <w:t>.</w:t>
       </w:r>
       <w:r>
-        <w:t xml:space="preserve"> There is no call path from an HTTP request </w:t>
-      </w:r>
-      <w:r>
-        <w:t>to a socket, which is the structural reason §5.1’s third property is true rather than merely intended.</w:t>
+        <w:t xml:space="preserve"> There is no call path from an HTTP request to a socket, which is the structural reason §5.1’s third property is true rather than merely intended.</w:t>
       </w:r>
     </w:p>
     <w:p>
@@ -19969,10 +19979,10 @@
           <w:noProof/>
         </w:rPr>
         <w:drawing>
-          <wp:inline distT="0" distB="0" distL="0" distR="0" wp14:anchorId="6F102124" wp14:editId="58D452C5">
+          <wp:inline distT="0" distB="0" distL="0" distR="0" wp14:anchorId="62D8AFA7" wp14:editId="2DD79766">
             <wp:extent cx="5334000" cy="3831853"/>
             <wp:effectExtent l="0" t="0" r="0" b="0"/>
-            <wp:docPr id="823148345" name="Picture" descr="Figure 5.4 — Sequence diagram. The poll loop, and a request that does not wait for it."/>
+            <wp:docPr id="1841844713" name="Picture" descr="Figure 5.4 — Sequence diagram. The poll loop, and a request that does not wait for it."/>
             <wp:cNvGraphicFramePr/>
             <a:graphic xmlns:a="http://schemas.openxmlformats.org/drawingml/2006/main">
               <a:graphicData uri="http://schemas.openxmlformats.org/drawingml/2006/picture">
@@ -20046,10 +20056,7 @@
         <w:t>A.</w:t>
       </w:r>
       <w:r>
-        <w:t xml:space="preserve"> The poller wakes on its interval, asks the provider to fetch, normalises </w:t>
-      </w:r>
-      <w:r>
-        <w:t>what comes back, and applies it to the store. This runs whether or not anyone is looking.</w:t>
+        <w:t xml:space="preserve"> The poller wakes on its interval, asks the provider to fetch, normalises what comes back, and applies it to the store. This runs whether or not anyone is looking.</w:t>
       </w:r>
     </w:p>
     <w:p>
@@ -20064,7 +20071,10 @@
         <w:t>B.</w:t>
       </w:r>
       <w:r>
-        <w:t xml:space="preserve"> The browser pans the map and asks for a bounding box. The API reads the store, filters, thins to the response cap, adds the staleness flag, and answers. The frontend interpolates positions between polls so that motion is smooth at a far lower request rate than smooth motion would otherwise need.</w:t>
+        <w:t xml:space="preserve"> </w:t>
+      </w:r>
+      <w:r>
+        <w:t>The browser pans the map and asks for a bounding box. The API reads the store, filters, thins to the response cap, adds the staleness flag, and answers. The frontend interpolates positions between polls so that motion is smooth at a far lower request rate than smooth motion would otherwise need.</w:t>
       </w:r>
     </w:p>
     <w:p>
@@ -20072,10 +20082,10 @@
         <w:pStyle w:val="BodyText"/>
       </w:pPr>
       <w:r>
-        <w:t xml:space="preserve">The browser’s request does not trigger a fetch, does not wait for one, and </w:t>
-      </w:r>
-      <w:r>
-        <w:t>cannot fail because one failed. It reads whatever the store last had. That single property is why an upstream outage degrades Orbital rather than breaking it, and why viewer count is decoupled from upstream cost entirely.</w:t>
+        <w:t xml:space="preserve">The browser’s request does not trigger a fetch, does not wait for one, and cannot fail because one failed. It reads whatever the store last had. That single </w:t>
+      </w:r>
+      <w:r>
+        <w:t>property is why an upstream outage degrades Orbital rather than breaking it, and why viewer count is decoupled from upstream cost entirely.</w:t>
       </w:r>
     </w:p>
     <w:p>
@@ -20097,10 +20107,10 @@
           <w:noProof/>
         </w:rPr>
         <w:drawing>
-          <wp:inline distT="0" distB="0" distL="0" distR="0" wp14:anchorId="64783099" wp14:editId="71ED4009">
+          <wp:inline distT="0" distB="0" distL="0" distR="0" wp14:anchorId="42D7F5F4" wp14:editId="72035992">
             <wp:extent cx="4480560" cy="4886270"/>
             <wp:effectExtent l="0" t="0" r="0" b="0"/>
-            <wp:docPr id="1934888493" name="Picture" descr="Figure 5.5 — Activity diagram. One poll cycle, including the ways it fails."/>
+            <wp:docPr id="948048528" name="Picture" descr="Figure 5.5 — Activity diagram. One poll cycle, including the ways it fails."/>
             <wp:cNvGraphicFramePr/>
             <a:graphic xmlns:a="http://schemas.openxmlformats.org/drawingml/2006/main">
               <a:graphicData uri="http://schemas.openxmlformats.org/drawingml/2006/picture">
@@ -20349,15 +20359,15 @@
         <w:t>None of the three failures empties the store.</w:t>
       </w:r>
       <w:r>
-        <w:t xml:space="preserve"> A feed that goes dark costs </w:t>
-      </w:r>
-      <w:r>
-        <w:t>freshness, which is visible and labelled in the status bar, rather than costing the map, which would not be. The retention window is what finally removes an object that nobody is reporting — a decision made by elapsed time, not by one failed request.</w:t>
-      </w:r>
-    </w:p>
-    <w:p>
-      <w:r>
-        <w:pict w14:anchorId="35BE8D09">
+        <w:t xml:space="preserve"> A feed that goes dark costs freshness, which is visible and labelled in the status bar, rather than costing </w:t>
+      </w:r>
+      <w:r>
+        <w:t>the map, which would not be. The retention window is what finally removes an object that nobody is reporting — a decision made by elapsed time, not by one failed request.</w:t>
+      </w:r>
+    </w:p>
+    <w:p>
+      <w:r>
+        <w:pict w14:anchorId="05901E45">
           <v:rect id="_x0000_i1033" style="width:0;height:1.5pt" o:hralign="center" o:hrstd="t" o:hr="t"/>
         </w:pict>
       </w:r>
@@ -20367,7 +20377,7 @@
         <w:pStyle w:val="Heading2"/>
       </w:pPr>
       <w:bookmarkStart w:id="139" w:name="user-interface-design"/>
-      <w:bookmarkStart w:id="140" w:name="_Toc240360362"/>
+      <w:bookmarkStart w:id="140" w:name="_Toc240360774"/>
       <w:bookmarkEnd w:id="134"/>
       <w:bookmarkEnd w:id="138"/>
       <w:r>
@@ -20384,10 +20394,10 @@
           <w:noProof/>
         </w:rPr>
         <w:drawing>
-          <wp:inline distT="0" distB="0" distL="0" distR="0" wp14:anchorId="6A355E2B" wp14:editId="1C6A97E7">
+          <wp:inline distT="0" distB="0" distL="0" distR="0" wp14:anchorId="04E5E3A9" wp14:editId="025B6C6B">
             <wp:extent cx="5334000" cy="4207272"/>
             <wp:effectExtent l="0" t="0" r="0" b="0"/>
-            <wp:docPr id="1450293627" name="Picture" descr="Figure 5.6 — The deployed interface, annotated. Captured headlessly at 1600 × 950 while the deployment was live."/>
+            <wp:docPr id="1898377126" name="Picture" descr="Figure 5.6 — The deployed interface, annotated. Captured headlessly at 1600 × 950 while the deployment was live."/>
             <wp:cNvGraphicFramePr/>
             <a:graphic xmlns:a="http://schemas.openxmlformats.org/drawingml/2006/main">
               <a:graphicData uri="http://schemas.openxmlformats.org/drawingml/2006/picture">
@@ -20439,10 +20449,10 @@
         <w:pStyle w:val="BodyText"/>
       </w:pPr>
       <w:r>
-        <w:t xml:space="preserve">This is a screenshot of the running system rather than a wireframe. The counts </w:t>
-      </w:r>
-      <w:r>
-        <w:t>in the status bar — objects drawn, objects in view, data age, and which feed answered — are the real ones at the moment of capture.</w:t>
+        <w:t xml:space="preserve">This is a screenshot of the running system rather than a wireframe. The counts in the status bar — objects drawn, objects in view, data age, and which feed </w:t>
+      </w:r>
+      <w:r>
+        <w:t>answered — are the real ones at the moment of capture.</w:t>
       </w:r>
     </w:p>
     <w:p>
@@ -20481,10 +20491,10 @@
         <w:t>One layer at a time.</w:t>
       </w:r>
       <w:r>
-        <w:t xml:space="preserve"> Aircraft, satellites and ships are a switch rather than </w:t>
-      </w:r>
-      <w:r>
-        <w:t>three checkboxes. All three at once is roughly forty thousand markers and no legible map; the switch makes that impossible rather than merely discouraged.</w:t>
+        <w:t xml:space="preserve"> Aircraft, satellites and ships are a switch rather than three checkboxes. All three at once is roughly forty thousand markers and no </w:t>
+      </w:r>
+      <w:r>
+        <w:t>legible map; the switch makes that impossible rather than merely discouraged.</w:t>
       </w:r>
     </w:p>
     <w:p>
@@ -20514,10 +20524,10 @@
         <w:t>The status bar is the honesty line.</w:t>
       </w:r>
       <w:r>
-        <w:t xml:space="preserve"> It states that 2,000 of 13,607 objects </w:t>
-      </w:r>
-      <w:r>
-        <w:t>in view are drawn, how old the data is, and which feed answered. A tracker that quietly showed a sample as though it were everything would be easier to build and would be lying.</w:t>
+        <w:t xml:space="preserve"> It states that 2,000 of 13,607 objects in view are drawn, how old the data is, and which feed answered. A tracker that </w:t>
+      </w:r>
+      <w:r>
+        <w:t>quietly showed a sample as though it were everything would be easier to build and would be lying.</w:t>
       </w:r>
     </w:p>
     <w:p>
@@ -20547,15 +20557,15 @@
         <w:t>The revenue model is visible in the product.</w:t>
       </w:r>
       <w:r>
-        <w:t xml:space="preserve"> </w:t>
-      </w:r>
-      <w:r>
-        <w:t>Advertisement slots are shown to anonymous and free accounts and removed by the premium tier, and the upgrade prompt says what premium changes in concrete terms — a full week of history instead of twenty-four hours — rather than in adjectives.</w:t>
-      </w:r>
-    </w:p>
-    <w:p>
-      <w:r>
-        <w:pict w14:anchorId="40522B32">
+        <w:t xml:space="preserve"> Advertisement slots are shown to anonymous and free accounts and removed by the premium tier, and the upgrade </w:t>
+      </w:r>
+      <w:r>
+        <w:t>prompt says what premium changes in concrete terms — a full week of history instead of twenty-four hours — rather than in adjectives.</w:t>
+      </w:r>
+    </w:p>
+    <w:p>
+      <w:r>
+        <w:pict w14:anchorId="085AE3D2">
           <v:rect id="_x0000_i1034" style="width:0;height:1.5pt" o:hralign="center" o:hrstd="t" o:hr="t"/>
         </w:pict>
       </w:r>
@@ -20565,7 +20575,7 @@
         <w:pStyle w:val="Heading2"/>
       </w:pPr>
       <w:bookmarkStart w:id="142" w:name="prototype-design"/>
-      <w:bookmarkStart w:id="143" w:name="_Toc240360363"/>
+      <w:bookmarkStart w:id="143" w:name="_Toc240360775"/>
       <w:bookmarkEnd w:id="139"/>
       <w:bookmarkEnd w:id="141"/>
       <w:r>
@@ -20587,10 +20597,7 @@
         <w:pStyle w:val="FirstParagraph"/>
       </w:pPr>
       <w:r>
-        <w:t xml:space="preserve">The prototype is the deployed system. There is no separate mock-up, and that is a deliberate consequence of how the work was sequenced: the first phase </w:t>
-      </w:r>
-      <w:r>
-        <w:t>delivered one object type end to end — feed, normalisation, store, API, map, marker on screen — rather than delivering a layer at a time across all three.</w:t>
+        <w:t>The prototype is the deployed system. There is no separate mock-up, and that is a deliberate consequence of how the work was sequenced: the first phase delivered one object type end to end — feed, normalisation, store, API, map, marker on screen — rather than delivering a layer at a time across all three.</w:t>
       </w:r>
     </w:p>
     <w:p>
@@ -21040,10 +21047,10 @@
         <w:t>One prototype was discarded</w:t>
       </w:r>
       <w:r>
-        <w:t xml:space="preserve">, and it is worth recording. The original </w:t>
-      </w:r>
-      <w:r>
-        <w:t>renderer was a three.js globe, replaced by MapLibre in phase 2. The globe could draw a sphere but could not draw a map: no vector basemap, no zoom to street level, no established tiling. Replacing it cost a phase and was correct — a decision that was right when it was made became wrong once the requirement grew past what it could reach.</w:t>
+        <w:t xml:space="preserve">, and it is worth recording. The original renderer was a three.js globe, replaced by MapLibre in phase 2. The globe could </w:t>
+      </w:r>
+      <w:r>
+        <w:t>draw a sphere but could not draw a map: no vector basemap, no zoom to street level, no established tiling. Replacing it cost a phase and was correct — a decision that was right when it was made became wrong once the requirement grew past what it could reach.</w:t>
       </w:r>
       <w:bookmarkEnd w:id="121"/>
       <w:bookmarkEnd w:id="142"/>
@@ -21107,7 +21114,7 @@
   <w:abstractNum w:abstractNumId="0" w15:restartNumberingAfterBreak="0">
     <w:nsid w:val="EA454B4C"/>
     <w:multiLevelType w:val="multilevel"/>
-    <w:tmpl w:val="DAC40AF8"/>
+    <w:tmpl w:val="597ECB32"/>
     <w:lvl w:ilvl="0">
       <w:start w:val="1"/>
       <w:numFmt w:val="decimal"/>
@@ -21193,7 +21200,7 @@
   <w:abstractNum w:abstractNumId="1" w15:restartNumberingAfterBreak="0">
     <w:nsid w:val="2C1AE401"/>
     <w:multiLevelType w:val="multilevel"/>
-    <w:tmpl w:val="35D21FF4"/>
+    <w:tmpl w:val="94B440B6"/>
     <w:lvl w:ilvl="0">
       <w:numFmt w:val="bullet"/>
       <w:lvlText w:val=" "/>
@@ -21270,7 +21277,7 @@
   <w:abstractNum w:abstractNumId="2" w15:restartNumberingAfterBreak="0">
     <w:nsid w:val="71315DCA"/>
     <w:multiLevelType w:val="multilevel"/>
-    <w:tmpl w:val="975AC018"/>
+    <w:tmpl w:val="98522C40"/>
     <w:lvl w:ilvl="0">
       <w:numFmt w:val="bullet"/>
       <w:lvlText w:val="•"/>
@@ -21344,10 +21351,10 @@
       </w:pPr>
     </w:lvl>
   </w:abstractNum>
-  <w:num w:numId="1" w16cid:durableId="656955978">
+  <w:num w:numId="1" w16cid:durableId="1449934246">
     <w:abstractNumId w:val="1"/>
   </w:num>
-  <w:num w:numId="2" w16cid:durableId="1753696605">
+  <w:num w:numId="2" w16cid:durableId="1613441048">
     <w:abstractNumId w:val="0"/>
     <w:lvlOverride w:ilvl="0">
       <w:startOverride w:val="1"/>
@@ -21377,7 +21384,7 @@
       <w:startOverride w:val="1"/>
     </w:lvlOverride>
   </w:num>
-  <w:num w:numId="3" w16cid:durableId="1706101123">
+  <w:num w:numId="3" w16cid:durableId="1395542605">
     <w:abstractNumId w:val="0"/>
     <w:lvlOverride w:ilvl="0">
       <w:startOverride w:val="1"/>
@@ -21407,7 +21414,7 @@
       <w:startOverride w:val="1"/>
     </w:lvlOverride>
   </w:num>
-  <w:num w:numId="4" w16cid:durableId="1146779356">
+  <w:num w:numId="4" w16cid:durableId="315912389">
     <w:abstractNumId w:val="0"/>
     <w:lvlOverride w:ilvl="0">
       <w:startOverride w:val="1"/>
@@ -21437,7 +21444,7 @@
       <w:startOverride w:val="1"/>
     </w:lvlOverride>
   </w:num>
-  <w:num w:numId="5" w16cid:durableId="338238008">
+  <w:num w:numId="5" w16cid:durableId="1677612589">
     <w:abstractNumId w:val="0"/>
     <w:lvlOverride w:ilvl="0">
       <w:startOverride w:val="1"/>
@@ -21467,7 +21474,7 @@
       <w:startOverride w:val="1"/>
     </w:lvlOverride>
   </w:num>
-  <w:num w:numId="6" w16cid:durableId="714237860">
+  <w:num w:numId="6" w16cid:durableId="417992594">
     <w:abstractNumId w:val="0"/>
     <w:lvlOverride w:ilvl="0">
       <w:startOverride w:val="1"/>
@@ -21497,7 +21504,7 @@
       <w:startOverride w:val="1"/>
     </w:lvlOverride>
   </w:num>
-  <w:num w:numId="7" w16cid:durableId="1981494155">
+  <w:num w:numId="7" w16cid:durableId="755711365">
     <w:abstractNumId w:val="0"/>
     <w:lvlOverride w:ilvl="0">
       <w:startOverride w:val="1"/>
@@ -21527,7 +21534,7 @@
       <w:startOverride w:val="1"/>
     </w:lvlOverride>
   </w:num>
-  <w:num w:numId="8" w16cid:durableId="1710303336">
+  <w:num w:numId="8" w16cid:durableId="1608852845">
     <w:abstractNumId w:val="0"/>
     <w:lvlOverride w:ilvl="0">
       <w:startOverride w:val="1"/>
@@ -21557,7 +21564,7 @@
       <w:startOverride w:val="1"/>
     </w:lvlOverride>
   </w:num>
-  <w:num w:numId="9" w16cid:durableId="913590077">
+  <w:num w:numId="9" w16cid:durableId="2007633504">
     <w:abstractNumId w:val="0"/>
     <w:lvlOverride w:ilvl="0">
       <w:startOverride w:val="1"/>
@@ -21587,7 +21594,7 @@
       <w:startOverride w:val="1"/>
     </w:lvlOverride>
   </w:num>
-  <w:num w:numId="10" w16cid:durableId="36244737">
+  <w:num w:numId="10" w16cid:durableId="1737046603">
     <w:abstractNumId w:val="0"/>
     <w:lvlOverride w:ilvl="0">
       <w:startOverride w:val="1"/>
@@ -21617,7 +21624,7 @@
       <w:startOverride w:val="1"/>
     </w:lvlOverride>
   </w:num>
-  <w:num w:numId="11" w16cid:durableId="601189935">
+  <w:num w:numId="11" w16cid:durableId="1399943242">
     <w:abstractNumId w:val="0"/>
     <w:lvlOverride w:ilvl="0">
       <w:startOverride w:val="1"/>
@@ -21647,7 +21654,7 @@
       <w:startOverride w:val="1"/>
     </w:lvlOverride>
   </w:num>
-  <w:num w:numId="12" w16cid:durableId="955720234">
+  <w:num w:numId="12" w16cid:durableId="839541068">
     <w:abstractNumId w:val="0"/>
     <w:lvlOverride w:ilvl="0">
       <w:startOverride w:val="1"/>
@@ -21677,7 +21684,7 @@
       <w:startOverride w:val="1"/>
     </w:lvlOverride>
   </w:num>
-  <w:num w:numId="13" w16cid:durableId="2143690143">
+  <w:num w:numId="13" w16cid:durableId="148593096">
     <w:abstractNumId w:val="2"/>
   </w:num>
 </w:numbering>
@@ -22696,7 +22703,7 @@
     <w:next w:val="Normal"/>
     <w:autoRedefine/>
     <w:uiPriority w:val="39"/>
-    <w:rsid w:val="000007B1"/>
+    <w:rsid w:val="009976EB"/>
     <w:pPr>
       <w:spacing w:after="100"/>
     </w:pPr>
@@ -22707,7 +22714,7 @@
     <w:next w:val="Normal"/>
     <w:autoRedefine/>
     <w:uiPriority w:val="39"/>
-    <w:rsid w:val="000007B1"/>
+    <w:rsid w:val="009976EB"/>
     <w:pPr>
       <w:spacing w:after="100"/>
       <w:ind w:left="240"/>

--- a/docs/report/documents/Orbital-Report-Chapters-1-5.docx
+++ b/docs/report/documents/Orbital-Report-Chapters-1-5.docx
@@ -74,7 +74,7 @@
           <w:sz w:val="24"/>
           <w:szCs w:val="24"/>
         </w:rPr>
-        <w:id w:val="329419623"/>
+        <w:id w:val="1595824431"/>
         <w:docPartObj>
           <w:docPartGallery w:val="Table of Contents"/>
           <w:docPartUnique/>
@@ -113,7 +113,7 @@
           <w:r>
             <w:fldChar w:fldCharType="separate"/>
           </w:r>
-          <w:hyperlink w:anchor="_Toc240360741" w:history="1">
+          <w:hyperlink w:anchor="_Toc240361312" w:history="1">
             <w:r>
               <w:rPr>
                 <w:rStyle w:val="Hyperlink"/>
@@ -140,7 +140,7 @@
                 <w:noProof/>
                 <w:webHidden/>
               </w:rPr>
-              <w:instrText xml:space="preserve"> PAGEREF _Toc240360741 \h </w:instrText>
+              <w:instrText xml:space="preserve"> PAGEREF _Toc240361312 \h </w:instrText>
             </w:r>
             <w:r>
               <w:rPr>
@@ -185,7 +185,7 @@
               <w14:ligatures w14:val="standardContextual"/>
             </w:rPr>
           </w:pPr>
-          <w:hyperlink w:anchor="_Toc240360742" w:history="1">
+          <w:hyperlink w:anchor="_Toc240361313" w:history="1">
             <w:r>
               <w:rPr>
                 <w:rStyle w:val="Hyperlink"/>
@@ -212,7 +212,7 @@
                 <w:noProof/>
                 <w:webHidden/>
               </w:rPr>
-              <w:instrText xml:space="preserve"> PAGEREF _Toc240360742 \h </w:instrText>
+              <w:instrText xml:space="preserve"> PAGEREF _Toc240361313 \h </w:instrText>
             </w:r>
             <w:r>
               <w:rPr>
@@ -257,7 +257,7 @@
               <w14:ligatures w14:val="standardContextual"/>
             </w:rPr>
           </w:pPr>
-          <w:hyperlink w:anchor="_Toc240360743" w:history="1">
+          <w:hyperlink w:anchor="_Toc240361314" w:history="1">
             <w:r>
               <w:rPr>
                 <w:rStyle w:val="Hyperlink"/>
@@ -284,7 +284,7 @@
                 <w:noProof/>
                 <w:webHidden/>
               </w:rPr>
-              <w:instrText xml:space="preserve"> PAGEREF _Toc240360743 \h </w:instrText>
+              <w:instrText xml:space="preserve"> PAGEREF _Toc240361314 \h </w:instrText>
             </w:r>
             <w:r>
               <w:rPr>
@@ -329,7 +329,7 @@
               <w14:ligatures w14:val="standardContextual"/>
             </w:rPr>
           </w:pPr>
-          <w:hyperlink w:anchor="_Toc240360744" w:history="1">
+          <w:hyperlink w:anchor="_Toc240361315" w:history="1">
             <w:r>
               <w:rPr>
                 <w:rStyle w:val="Hyperlink"/>
@@ -356,7 +356,7 @@
                 <w:noProof/>
                 <w:webHidden/>
               </w:rPr>
-              <w:instrText xml:space="preserve"> PAGEREF _Toc240360744 \h </w:instrText>
+              <w:instrText xml:space="preserve"> PAGEREF _Toc240361315 \h </w:instrText>
             </w:r>
             <w:r>
               <w:rPr>
@@ -401,7 +401,7 @@
               <w14:ligatures w14:val="standardContextual"/>
             </w:rPr>
           </w:pPr>
-          <w:hyperlink w:anchor="_Toc240360745" w:history="1">
+          <w:hyperlink w:anchor="_Toc240361316" w:history="1">
             <w:r>
               <w:rPr>
                 <w:rStyle w:val="Hyperlink"/>
@@ -428,7 +428,7 @@
                 <w:noProof/>
                 <w:webHidden/>
               </w:rPr>
-              <w:instrText xml:space="preserve"> PAGEREF _Toc240360745 \h </w:instrText>
+              <w:instrText xml:space="preserve"> PAGEREF _Toc240361316 \h </w:instrText>
             </w:r>
             <w:r>
               <w:rPr>
@@ -473,7 +473,7 @@
               <w14:ligatures w14:val="standardContextual"/>
             </w:rPr>
           </w:pPr>
-          <w:hyperlink w:anchor="_Toc240360746" w:history="1">
+          <w:hyperlink w:anchor="_Toc240361317" w:history="1">
             <w:r>
               <w:rPr>
                 <w:rStyle w:val="Hyperlink"/>
@@ -500,7 +500,7 @@
                 <w:noProof/>
                 <w:webHidden/>
               </w:rPr>
-              <w:instrText xml:space="preserve"> PAGEREF _Toc240360746 \h </w:instrText>
+              <w:instrText xml:space="preserve"> PAGEREF _Toc240361317 \h </w:instrText>
             </w:r>
             <w:r>
               <w:rPr>
@@ -545,7 +545,7 @@
               <w14:ligatures w14:val="standardContextual"/>
             </w:rPr>
           </w:pPr>
-          <w:hyperlink w:anchor="_Toc240360747" w:history="1">
+          <w:hyperlink w:anchor="_Toc240361318" w:history="1">
             <w:r>
               <w:rPr>
                 <w:rStyle w:val="Hyperlink"/>
@@ -572,7 +572,7 @@
                 <w:noProof/>
                 <w:webHidden/>
               </w:rPr>
-              <w:instrText xml:space="preserve"> PAGEREF _Toc240360747 \h </w:instrText>
+              <w:instrText xml:space="preserve"> PAGEREF _Toc240361318 \h </w:instrText>
             </w:r>
             <w:r>
               <w:rPr>
@@ -617,7 +617,7 @@
               <w14:ligatures w14:val="standardContextual"/>
             </w:rPr>
           </w:pPr>
-          <w:hyperlink w:anchor="_Toc240360748" w:history="1">
+          <w:hyperlink w:anchor="_Toc240361319" w:history="1">
             <w:r>
               <w:rPr>
                 <w:rStyle w:val="Hyperlink"/>
@@ -644,7 +644,7 @@
                 <w:noProof/>
                 <w:webHidden/>
               </w:rPr>
-              <w:instrText xml:space="preserve"> PAGEREF _Toc240360748 \h </w:instrText>
+              <w:instrText xml:space="preserve"> PAGEREF _Toc240361319 \h </w:instrText>
             </w:r>
             <w:r>
               <w:rPr>
@@ -689,7 +689,7 @@
               <w14:ligatures w14:val="standardContextual"/>
             </w:rPr>
           </w:pPr>
-          <w:hyperlink w:anchor="_Toc240360749" w:history="1">
+          <w:hyperlink w:anchor="_Toc240361320" w:history="1">
             <w:r>
               <w:rPr>
                 <w:rStyle w:val="Hyperlink"/>
@@ -716,7 +716,7 @@
                 <w:noProof/>
                 <w:webHidden/>
               </w:rPr>
-              <w:instrText xml:space="preserve"> PAGEREF _Toc240360749 \h </w:instrText>
+              <w:instrText xml:space="preserve"> PAGEREF _Toc240361320 \h </w:instrText>
             </w:r>
             <w:r>
               <w:rPr>
@@ -761,7 +761,7 @@
               <w14:ligatures w14:val="standardContextual"/>
             </w:rPr>
           </w:pPr>
-          <w:hyperlink w:anchor="_Toc240360750" w:history="1">
+          <w:hyperlink w:anchor="_Toc240361321" w:history="1">
             <w:r>
               <w:rPr>
                 <w:rStyle w:val="Hyperlink"/>
@@ -788,7 +788,7 @@
                 <w:noProof/>
                 <w:webHidden/>
               </w:rPr>
-              <w:instrText xml:space="preserve"> PAGEREF _Toc240360750 \h </w:instrText>
+              <w:instrText xml:space="preserve"> PAGEREF _Toc240361321 \h </w:instrText>
             </w:r>
             <w:r>
               <w:rPr>
@@ -833,7 +833,7 @@
               <w14:ligatures w14:val="standardContextual"/>
             </w:rPr>
           </w:pPr>
-          <w:hyperlink w:anchor="_Toc240360751" w:history="1">
+          <w:hyperlink w:anchor="_Toc240361322" w:history="1">
             <w:r>
               <w:rPr>
                 <w:rStyle w:val="Hyperlink"/>
@@ -860,7 +860,7 @@
                 <w:noProof/>
                 <w:webHidden/>
               </w:rPr>
-              <w:instrText xml:space="preserve"> PAGEREF _Toc240360751 \h </w:instrText>
+              <w:instrText xml:space="preserve"> PAGEREF _Toc240361322 \h </w:instrText>
             </w:r>
             <w:r>
               <w:rPr>
@@ -905,7 +905,7 @@
               <w14:ligatures w14:val="standardContextual"/>
             </w:rPr>
           </w:pPr>
-          <w:hyperlink w:anchor="_Toc240360752" w:history="1">
+          <w:hyperlink w:anchor="_Toc240361323" w:history="1">
             <w:r>
               <w:rPr>
                 <w:rStyle w:val="Hyperlink"/>
@@ -932,7 +932,7 @@
                 <w:noProof/>
                 <w:webHidden/>
               </w:rPr>
-              <w:instrText xml:space="preserve"> PAGEREF _Toc240360752 \h </w:instrText>
+              <w:instrText xml:space="preserve"> PAGEREF _Toc240361323 \h </w:instrText>
             </w:r>
             <w:r>
               <w:rPr>
@@ -977,7 +977,7 @@
               <w14:ligatures w14:val="standardContextual"/>
             </w:rPr>
           </w:pPr>
-          <w:hyperlink w:anchor="_Toc240360753" w:history="1">
+          <w:hyperlink w:anchor="_Toc240361324" w:history="1">
             <w:r>
               <w:rPr>
                 <w:rStyle w:val="Hyperlink"/>
@@ -1004,7 +1004,7 @@
                 <w:noProof/>
                 <w:webHidden/>
               </w:rPr>
-              <w:instrText xml:space="preserve"> PAGEREF _Toc240360753 \h </w:instrText>
+              <w:instrText xml:space="preserve"> PAGEREF _Toc240361324 \h </w:instrText>
             </w:r>
             <w:r>
               <w:rPr>
@@ -1049,7 +1049,7 @@
               <w14:ligatures w14:val="standardContextual"/>
             </w:rPr>
           </w:pPr>
-          <w:hyperlink w:anchor="_Toc240360754" w:history="1">
+          <w:hyperlink w:anchor="_Toc240361325" w:history="1">
             <w:r>
               <w:rPr>
                 <w:rStyle w:val="Hyperlink"/>
@@ -1076,7 +1076,7 @@
                 <w:noProof/>
                 <w:webHidden/>
               </w:rPr>
-              <w:instrText xml:space="preserve"> PAGEREF _Toc240360754 \h </w:instrText>
+              <w:instrText xml:space="preserve"> PAGEREF _Toc240361325 \h </w:instrText>
             </w:r>
             <w:r>
               <w:rPr>
@@ -1121,7 +1121,7 @@
               <w14:ligatures w14:val="standardContextual"/>
             </w:rPr>
           </w:pPr>
-          <w:hyperlink w:anchor="_Toc240360755" w:history="1">
+          <w:hyperlink w:anchor="_Toc240361326" w:history="1">
             <w:r>
               <w:rPr>
                 <w:rStyle w:val="Hyperlink"/>
@@ -1148,7 +1148,7 @@
                 <w:noProof/>
                 <w:webHidden/>
               </w:rPr>
-              <w:instrText xml:space="preserve"> PAGEREF _Toc240360755 \h </w:instrText>
+              <w:instrText xml:space="preserve"> PAGEREF _Toc240361326 \h </w:instrText>
             </w:r>
             <w:r>
               <w:rPr>
@@ -1193,7 +1193,7 @@
               <w14:ligatures w14:val="standardContextual"/>
             </w:rPr>
           </w:pPr>
-          <w:hyperlink w:anchor="_Toc240360756" w:history="1">
+          <w:hyperlink w:anchor="_Toc240361327" w:history="1">
             <w:r>
               <w:rPr>
                 <w:rStyle w:val="Hyperlink"/>
@@ -1220,7 +1220,7 @@
                 <w:noProof/>
                 <w:webHidden/>
               </w:rPr>
-              <w:instrText xml:space="preserve"> PAGEREF _Toc240360756 \h </w:instrText>
+              <w:instrText xml:space="preserve"> PAGEREF _Toc240361327 \h </w:instrText>
             </w:r>
             <w:r>
               <w:rPr>
@@ -1265,7 +1265,7 @@
               <w14:ligatures w14:val="standardContextual"/>
             </w:rPr>
           </w:pPr>
-          <w:hyperlink w:anchor="_Toc240360757" w:history="1">
+          <w:hyperlink w:anchor="_Toc240361328" w:history="1">
             <w:r>
               <w:rPr>
                 <w:rStyle w:val="Hyperlink"/>
@@ -1292,7 +1292,7 @@
                 <w:noProof/>
                 <w:webHidden/>
               </w:rPr>
-              <w:instrText xml:space="preserve"> PAGEREF _Toc240360757 \h </w:instrText>
+              <w:instrText xml:space="preserve"> PAGEREF _Toc240361328 \h </w:instrText>
             </w:r>
             <w:r>
               <w:rPr>
@@ -1337,7 +1337,7 @@
               <w14:ligatures w14:val="standardContextual"/>
             </w:rPr>
           </w:pPr>
-          <w:hyperlink w:anchor="_Toc240360758" w:history="1">
+          <w:hyperlink w:anchor="_Toc240361329" w:history="1">
             <w:r>
               <w:rPr>
                 <w:rStyle w:val="Hyperlink"/>
@@ -1364,7 +1364,7 @@
                 <w:noProof/>
                 <w:webHidden/>
               </w:rPr>
-              <w:instrText xml:space="preserve"> PAGEREF _Toc240360758 \h </w:instrText>
+              <w:instrText xml:space="preserve"> PAGEREF _Toc240361329 \h </w:instrText>
             </w:r>
             <w:r>
               <w:rPr>
@@ -1409,7 +1409,7 @@
               <w14:ligatures w14:val="standardContextual"/>
             </w:rPr>
           </w:pPr>
-          <w:hyperlink w:anchor="_Toc240360759" w:history="1">
+          <w:hyperlink w:anchor="_Toc240361330" w:history="1">
             <w:r>
               <w:rPr>
                 <w:rStyle w:val="Hyperlink"/>
@@ -1436,7 +1436,7 @@
                 <w:noProof/>
                 <w:webHidden/>
               </w:rPr>
-              <w:instrText xml:space="preserve"> PAGEREF _Toc240360759 \h </w:instrText>
+              <w:instrText xml:space="preserve"> PAGEREF _Toc240361330 \h </w:instrText>
             </w:r>
             <w:r>
               <w:rPr>
@@ -1481,7 +1481,7 @@
               <w14:ligatures w14:val="standardContextual"/>
             </w:rPr>
           </w:pPr>
-          <w:hyperlink w:anchor="_Toc240360760" w:history="1">
+          <w:hyperlink w:anchor="_Toc240361331" w:history="1">
             <w:r>
               <w:rPr>
                 <w:rStyle w:val="Hyperlink"/>
@@ -1508,7 +1508,7 @@
                 <w:noProof/>
                 <w:webHidden/>
               </w:rPr>
-              <w:instrText xml:space="preserve"> PAGEREF _Toc240360760 \h </w:instrText>
+              <w:instrText xml:space="preserve"> PAGEREF _Toc240361331 \h </w:instrText>
             </w:r>
             <w:r>
               <w:rPr>
@@ -1553,7 +1553,7 @@
               <w14:ligatures w14:val="standardContextual"/>
             </w:rPr>
           </w:pPr>
-          <w:hyperlink w:anchor="_Toc240360761" w:history="1">
+          <w:hyperlink w:anchor="_Toc240361332" w:history="1">
             <w:r>
               <w:rPr>
                 <w:rStyle w:val="Hyperlink"/>
@@ -1580,7 +1580,7 @@
                 <w:noProof/>
                 <w:webHidden/>
               </w:rPr>
-              <w:instrText xml:space="preserve"> PAGEREF _Toc240360761 \h </w:instrText>
+              <w:instrText xml:space="preserve"> PAGEREF _Toc240361332 \h </w:instrText>
             </w:r>
             <w:r>
               <w:rPr>
@@ -1625,7 +1625,7 @@
               <w14:ligatures w14:val="standardContextual"/>
             </w:rPr>
           </w:pPr>
-          <w:hyperlink w:anchor="_Toc240360762" w:history="1">
+          <w:hyperlink w:anchor="_Toc240361333" w:history="1">
             <w:r>
               <w:rPr>
                 <w:rStyle w:val="Hyperlink"/>
@@ -1652,7 +1652,7 @@
                 <w:noProof/>
                 <w:webHidden/>
               </w:rPr>
-              <w:instrText xml:space="preserve"> PAGEREF _Toc240360762 \h </w:instrText>
+              <w:instrText xml:space="preserve"> PAGEREF _Toc240361333 \h </w:instrText>
             </w:r>
             <w:r>
               <w:rPr>
@@ -1697,7 +1697,7 @@
               <w14:ligatures w14:val="standardContextual"/>
             </w:rPr>
           </w:pPr>
-          <w:hyperlink w:anchor="_Toc240360763" w:history="1">
+          <w:hyperlink w:anchor="_Toc240361334" w:history="1">
             <w:r>
               <w:rPr>
                 <w:rStyle w:val="Hyperlink"/>
@@ -1724,7 +1724,7 @@
                 <w:noProof/>
                 <w:webHidden/>
               </w:rPr>
-              <w:instrText xml:space="preserve"> PAGEREF _Toc240360763 \h </w:instrText>
+              <w:instrText xml:space="preserve"> PAGEREF _Toc240361334 \h </w:instrText>
             </w:r>
             <w:r>
               <w:rPr>
@@ -1769,7 +1769,7 @@
               <w14:ligatures w14:val="standardContextual"/>
             </w:rPr>
           </w:pPr>
-          <w:hyperlink w:anchor="_Toc240360764" w:history="1">
+          <w:hyperlink w:anchor="_Toc240361335" w:history="1">
             <w:r>
               <w:rPr>
                 <w:rStyle w:val="Hyperlink"/>
@@ -1796,7 +1796,7 @@
                 <w:noProof/>
                 <w:webHidden/>
               </w:rPr>
-              <w:instrText xml:space="preserve"> PAGEREF _Toc240360764 \h </w:instrText>
+              <w:instrText xml:space="preserve"> PAGEREF _Toc240361335 \h </w:instrText>
             </w:r>
             <w:r>
               <w:rPr>
@@ -1841,7 +1841,7 @@
               <w14:ligatures w14:val="standardContextual"/>
             </w:rPr>
           </w:pPr>
-          <w:hyperlink w:anchor="_Toc240360765" w:history="1">
+          <w:hyperlink w:anchor="_Toc240361336" w:history="1">
             <w:r>
               <w:rPr>
                 <w:rStyle w:val="Hyperlink"/>
@@ -1868,7 +1868,7 @@
                 <w:noProof/>
                 <w:webHidden/>
               </w:rPr>
-              <w:instrText xml:space="preserve"> PAGEREF _Toc240360765 \h </w:instrText>
+              <w:instrText xml:space="preserve"> PAGEREF _Toc240361336 \h </w:instrText>
             </w:r>
             <w:r>
               <w:rPr>
@@ -1913,7 +1913,7 @@
               <w14:ligatures w14:val="standardContextual"/>
             </w:rPr>
           </w:pPr>
-          <w:hyperlink w:anchor="_Toc240360766" w:history="1">
+          <w:hyperlink w:anchor="_Toc240361337" w:history="1">
             <w:r>
               <w:rPr>
                 <w:rStyle w:val="Hyperlink"/>
@@ -1940,7 +1940,7 @@
                 <w:noProof/>
                 <w:webHidden/>
               </w:rPr>
-              <w:instrText xml:space="preserve"> PAGEREF _Toc240360766 \h </w:instrText>
+              <w:instrText xml:space="preserve"> PAGEREF _Toc240361337 \h </w:instrText>
             </w:r>
             <w:r>
               <w:rPr>
@@ -1985,7 +1985,7 @@
               <w14:ligatures w14:val="standardContextual"/>
             </w:rPr>
           </w:pPr>
-          <w:hyperlink w:anchor="_Toc240360767" w:history="1">
+          <w:hyperlink w:anchor="_Toc240361338" w:history="1">
             <w:r>
               <w:rPr>
                 <w:rStyle w:val="Hyperlink"/>
@@ -2012,7 +2012,7 @@
                 <w:noProof/>
                 <w:webHidden/>
               </w:rPr>
-              <w:instrText xml:space="preserve"> PAGEREF _Toc240360767 \h </w:instrText>
+              <w:instrText xml:space="preserve"> PAGEREF _Toc240361338 \h </w:instrText>
             </w:r>
             <w:r>
               <w:rPr>
@@ -2057,7 +2057,7 @@
               <w14:ligatures w14:val="standardContextual"/>
             </w:rPr>
           </w:pPr>
-          <w:hyperlink w:anchor="_Toc240360768" w:history="1">
+          <w:hyperlink w:anchor="_Toc240361339" w:history="1">
             <w:r>
               <w:rPr>
                 <w:rStyle w:val="Hyperlink"/>
@@ -2084,7 +2084,7 @@
                 <w:noProof/>
                 <w:webHidden/>
               </w:rPr>
-              <w:instrText xml:space="preserve"> PAGEREF _Toc240360768 \h </w:instrText>
+              <w:instrText xml:space="preserve"> PAGEREF _Toc240361339 \h </w:instrText>
             </w:r>
             <w:r>
               <w:rPr>
@@ -2129,7 +2129,7 @@
               <w14:ligatures w14:val="standardContextual"/>
             </w:rPr>
           </w:pPr>
-          <w:hyperlink w:anchor="_Toc240360769" w:history="1">
+          <w:hyperlink w:anchor="_Toc240361340" w:history="1">
             <w:r>
               <w:rPr>
                 <w:rStyle w:val="Hyperlink"/>
@@ -2156,7 +2156,7 @@
                 <w:noProof/>
                 <w:webHidden/>
               </w:rPr>
-              <w:instrText xml:space="preserve"> PAGEREF _Toc240360769 \h </w:instrText>
+              <w:instrText xml:space="preserve"> PAGEREF _Toc240361340 \h </w:instrText>
             </w:r>
             <w:r>
               <w:rPr>
@@ -2201,7 +2201,7 @@
               <w14:ligatures w14:val="standardContextual"/>
             </w:rPr>
           </w:pPr>
-          <w:hyperlink w:anchor="_Toc240360770" w:history="1">
+          <w:hyperlink w:anchor="_Toc240361341" w:history="1">
             <w:r>
               <w:rPr>
                 <w:rStyle w:val="Hyperlink"/>
@@ -2228,7 +2228,7 @@
                 <w:noProof/>
                 <w:webHidden/>
               </w:rPr>
-              <w:instrText xml:space="preserve"> PAGEREF _Toc240360770 \h </w:instrText>
+              <w:instrText xml:space="preserve"> PAGEREF _Toc240361341 \h </w:instrText>
             </w:r>
             <w:r>
               <w:rPr>
@@ -2273,7 +2273,7 @@
               <w14:ligatures w14:val="standardContextual"/>
             </w:rPr>
           </w:pPr>
-          <w:hyperlink w:anchor="_Toc240360771" w:history="1">
+          <w:hyperlink w:anchor="_Toc240361342" w:history="1">
             <w:r>
               <w:rPr>
                 <w:rStyle w:val="Hyperlink"/>
@@ -2300,7 +2300,7 @@
                 <w:noProof/>
                 <w:webHidden/>
               </w:rPr>
-              <w:instrText xml:space="preserve"> PAGEREF _Toc240360771 \h </w:instrText>
+              <w:instrText xml:space="preserve"> PAGEREF _Toc240361342 \h </w:instrText>
             </w:r>
             <w:r>
               <w:rPr>
@@ -2345,7 +2345,7 @@
               <w14:ligatures w14:val="standardContextual"/>
             </w:rPr>
           </w:pPr>
-          <w:hyperlink w:anchor="_Toc240360772" w:history="1">
+          <w:hyperlink w:anchor="_Toc240361343" w:history="1">
             <w:r>
               <w:rPr>
                 <w:rStyle w:val="Hyperlink"/>
@@ -2372,7 +2372,7 @@
                 <w:noProof/>
                 <w:webHidden/>
               </w:rPr>
-              <w:instrText xml:space="preserve"> PAGEREF _Toc240360772 \h </w:instrText>
+              <w:instrText xml:space="preserve"> PAGEREF _Toc240361343 \h </w:instrText>
             </w:r>
             <w:r>
               <w:rPr>
@@ -2417,7 +2417,7 @@
               <w14:ligatures w14:val="standardContextual"/>
             </w:rPr>
           </w:pPr>
-          <w:hyperlink w:anchor="_Toc240360773" w:history="1">
+          <w:hyperlink w:anchor="_Toc240361344" w:history="1">
             <w:r>
               <w:rPr>
                 <w:rStyle w:val="Hyperlink"/>
@@ -2444,7 +2444,7 @@
                 <w:noProof/>
                 <w:webHidden/>
               </w:rPr>
-              <w:instrText xml:space="preserve"> PAGEREF _Toc240360773 \h </w:instrText>
+              <w:instrText xml:space="preserve"> PAGEREF _Toc240361344 \h </w:instrText>
             </w:r>
             <w:r>
               <w:rPr>
@@ -2489,7 +2489,7 @@
               <w14:ligatures w14:val="standardContextual"/>
             </w:rPr>
           </w:pPr>
-          <w:hyperlink w:anchor="_Toc240360774" w:history="1">
+          <w:hyperlink w:anchor="_Toc240361345" w:history="1">
             <w:r>
               <w:rPr>
                 <w:rStyle w:val="Hyperlink"/>
@@ -2516,7 +2516,7 @@
                 <w:noProof/>
                 <w:webHidden/>
               </w:rPr>
-              <w:instrText xml:space="preserve"> PAGEREF _Toc240360774 \h </w:instrText>
+              <w:instrText xml:space="preserve"> PAGEREF _Toc240361345 \h </w:instrText>
             </w:r>
             <w:r>
               <w:rPr>
@@ -2561,7 +2561,7 @@
               <w14:ligatures w14:val="standardContextual"/>
             </w:rPr>
           </w:pPr>
-          <w:hyperlink w:anchor="_Toc240360775" w:history="1">
+          <w:hyperlink w:anchor="_Toc240361346" w:history="1">
             <w:r>
               <w:rPr>
                 <w:rStyle w:val="Hyperlink"/>
@@ -2588,7 +2588,7 @@
                 <w:noProof/>
                 <w:webHidden/>
               </w:rPr>
-              <w:instrText xml:space="preserve"> PAGEREF _Toc240360775 \h </w:instrText>
+              <w:instrText xml:space="preserve"> PAGEREF _Toc240361346 \h </w:instrText>
             </w:r>
             <w:r>
               <w:rPr>
@@ -2631,7 +2631,7 @@
         <w:pStyle w:val="Heading1"/>
       </w:pPr>
       <w:bookmarkStart w:id="0" w:name="chapter-1-introduction"/>
-      <w:bookmarkStart w:id="1" w:name="_Toc240360741"/>
+      <w:bookmarkStart w:id="1" w:name="_Toc240361312"/>
       <w:r>
         <w:t>Chapter 1: Introduction</w:t>
       </w:r>
@@ -2642,7 +2642,7 @@
         <w:pStyle w:val="Heading2"/>
       </w:pPr>
       <w:bookmarkStart w:id="2" w:name="background-and-problem-statement"/>
-      <w:bookmarkStart w:id="3" w:name="_Toc240360742"/>
+      <w:bookmarkStart w:id="3" w:name="_Toc240361313"/>
       <w:r>
         <w:t>1.1 Background and Problem Statement</w:t>
       </w:r>
@@ -2750,7 +2750,7 @@
         <w:pStyle w:val="Heading2"/>
       </w:pPr>
       <w:bookmarkStart w:id="4" w:name="project-objectives"/>
-      <w:bookmarkStart w:id="5" w:name="_Toc240360743"/>
+      <w:bookmarkStart w:id="5" w:name="_Toc240361314"/>
       <w:bookmarkEnd w:id="2"/>
       <w:r>
         <w:t>1.2 Project Objectives</w:t>
@@ -3001,7 +3001,7 @@
         <w:pStyle w:val="Heading2"/>
       </w:pPr>
       <w:bookmarkStart w:id="6" w:name="project-scope"/>
-      <w:bookmarkStart w:id="7" w:name="_Toc240360744"/>
+      <w:bookmarkStart w:id="7" w:name="_Toc240361315"/>
       <w:bookmarkEnd w:id="4"/>
       <w:r>
         <w:t>1.3 Project Scope</w:t>
@@ -3424,7 +3424,7 @@
         <w:pStyle w:val="Heading2"/>
       </w:pPr>
       <w:bookmarkStart w:id="10" w:name="expected-benefits"/>
-      <w:bookmarkStart w:id="11" w:name="_Toc240360745"/>
+      <w:bookmarkStart w:id="11" w:name="_Toc240361316"/>
       <w:bookmarkEnd w:id="6"/>
       <w:bookmarkEnd w:id="9"/>
       <w:r>
@@ -3485,7 +3485,7 @@
         <w:pStyle w:val="Heading2"/>
       </w:pPr>
       <w:bookmarkStart w:id="12" w:name="tools-and-technologies-used"/>
-      <w:bookmarkStart w:id="13" w:name="_Toc240360746"/>
+      <w:bookmarkStart w:id="13" w:name="_Toc240361317"/>
       <w:bookmarkEnd w:id="10"/>
       <w:r>
         <w:t>1.5 Tools and Technologies Used</w:t>
@@ -4233,7 +4233,7 @@
         <w:pStyle w:val="Heading2"/>
       </w:pPr>
       <w:bookmarkStart w:id="15" w:name="scale-of-the-system"/>
-      <w:bookmarkStart w:id="16" w:name="_Toc240360747"/>
+      <w:bookmarkStart w:id="16" w:name="_Toc240361318"/>
       <w:bookmarkEnd w:id="12"/>
       <w:bookmarkEnd w:id="14"/>
       <w:r>
@@ -4469,7 +4469,7 @@
         <w:pStyle w:val="Heading1"/>
       </w:pPr>
       <w:bookmarkStart w:id="17" w:name="Xc05cc228f2b7de398dc6782bbdd9db7651af371"/>
-      <w:bookmarkStart w:id="18" w:name="_Toc240360748"/>
+      <w:bookmarkStart w:id="18" w:name="_Toc240361319"/>
       <w:bookmarkEnd w:id="0"/>
       <w:bookmarkEnd w:id="15"/>
       <w:r>
@@ -4482,7 +4482,7 @@
         <w:pStyle w:val="Heading2"/>
       </w:pPr>
       <w:bookmarkStart w:id="19" w:name="technical-feasibility"/>
-      <w:bookmarkStart w:id="20" w:name="_Toc240360749"/>
+      <w:bookmarkStart w:id="20" w:name="_Toc240361320"/>
       <w:r>
         <w:t>2.1 Technical Feasibility</w:t>
       </w:r>
@@ -5026,7 +5026,7 @@
         <w:pStyle w:val="Heading2"/>
       </w:pPr>
       <w:bookmarkStart w:id="23" w:name="economic-feasibility"/>
-      <w:bookmarkStart w:id="24" w:name="_Toc240360750"/>
+      <w:bookmarkStart w:id="24" w:name="_Toc240361321"/>
       <w:bookmarkEnd w:id="19"/>
       <w:bookmarkEnd w:id="22"/>
       <w:r>
@@ -5457,7 +5457,7 @@
         <w:pStyle w:val="Heading2"/>
       </w:pPr>
       <w:bookmarkStart w:id="29" w:name="operational-feasibility"/>
-      <w:bookmarkStart w:id="30" w:name="_Toc240360751"/>
+      <w:bookmarkStart w:id="30" w:name="_Toc240361322"/>
       <w:bookmarkEnd w:id="23"/>
       <w:bookmarkEnd w:id="28"/>
       <w:r>
@@ -5708,7 +5708,7 @@
         <w:pStyle w:val="Heading2"/>
       </w:pPr>
       <w:bookmarkStart w:id="34" w:name="schedule-feasibility"/>
-      <w:bookmarkStart w:id="35" w:name="_Toc240360752"/>
+      <w:bookmarkStart w:id="35" w:name="_Toc240361323"/>
       <w:bookmarkEnd w:id="29"/>
       <w:bookmarkEnd w:id="33"/>
       <w:r>
@@ -5958,7 +5958,7 @@
         <w:pStyle w:val="Heading2"/>
       </w:pPr>
       <w:bookmarkStart w:id="36" w:name="related-systems"/>
-      <w:bookmarkStart w:id="37" w:name="_Toc240360753"/>
+      <w:bookmarkStart w:id="37" w:name="_Toc240361324"/>
       <w:bookmarkEnd w:id="34"/>
       <w:r>
         <w:t>2.5 Related Systems</w:t>
@@ -6383,7 +6383,7 @@
         <w:pStyle w:val="Heading2"/>
       </w:pPr>
       <w:bookmarkStart w:id="38" w:name="relevant-theories-and-technologies"/>
-      <w:bookmarkStart w:id="39" w:name="_Toc240360754"/>
+      <w:bookmarkStart w:id="39" w:name="_Toc240361325"/>
       <w:bookmarkEnd w:id="36"/>
       <w:r>
         <w:t>2.6 Relevant Theories and Technologies</w:t>
@@ -6502,7 +6502,7 @@
         <w:pStyle w:val="Heading1"/>
       </w:pPr>
       <w:bookmarkStart w:id="40" w:name="chapter-3-requirements-analysis"/>
-      <w:bookmarkStart w:id="41" w:name="_Toc240360755"/>
+      <w:bookmarkStart w:id="41" w:name="_Toc240361326"/>
       <w:bookmarkEnd w:id="17"/>
       <w:bookmarkEnd w:id="38"/>
       <w:r>
@@ -6515,7 +6515,7 @@
         <w:pStyle w:val="Heading2"/>
       </w:pPr>
       <w:bookmarkStart w:id="42" w:name="stakeholder-analysis"/>
-      <w:bookmarkStart w:id="43" w:name="_Toc240360756"/>
+      <w:bookmarkStart w:id="43" w:name="_Toc240361327"/>
       <w:r>
         <w:t>3.1 Stakeholder Analysis</w:t>
       </w:r>
@@ -7460,7 +7460,7 @@
         <w:pStyle w:val="Heading2"/>
       </w:pPr>
       <w:bookmarkStart w:id="47" w:name="functional-requirements"/>
-      <w:bookmarkStart w:id="48" w:name="_Toc240360757"/>
+      <w:bookmarkStart w:id="48" w:name="_Toc240361328"/>
       <w:bookmarkEnd w:id="42"/>
       <w:bookmarkEnd w:id="46"/>
       <w:r>
@@ -9474,7 +9474,7 @@
         <w:pStyle w:val="Heading2"/>
       </w:pPr>
       <w:bookmarkStart w:id="53" w:name="non-functional-requirements"/>
-      <w:bookmarkStart w:id="54" w:name="_Toc240360758"/>
+      <w:bookmarkStart w:id="54" w:name="_Toc240361329"/>
       <w:bookmarkEnd w:id="47"/>
       <w:bookmarkEnd w:id="52"/>
       <w:r>
@@ -11016,7 +11016,7 @@
         <w:pStyle w:val="Heading2"/>
       </w:pPr>
       <w:bookmarkStart w:id="61" w:name="use-case-diagram"/>
-      <w:bookmarkStart w:id="62" w:name="_Toc240360759"/>
+      <w:bookmarkStart w:id="62" w:name="_Toc240361330"/>
       <w:bookmarkEnd w:id="53"/>
       <w:bookmarkEnd w:id="60"/>
       <w:r>
@@ -11033,7 +11033,7 @@
           <w:noProof/>
         </w:rPr>
         <w:drawing>
-          <wp:inline distT="0" distB="0" distL="0" distR="0" wp14:anchorId="351704D9" wp14:editId="4F21CE8D">
+          <wp:inline distT="0" distB="0" distL="0" distR="0" wp14:anchorId="53D467A5" wp14:editId="169912DD">
             <wp:extent cx="5334000" cy="3722168"/>
             <wp:effectExtent l="0" t="0" r="0" b="0"/>
             <wp:docPr id="1" name="Picture" descr="Figure 3.1 — Use case diagram. Eleven use cases, five actors, one system boundary."/>
@@ -11099,7 +11099,7 @@
         <w:pStyle w:val="Heading2"/>
       </w:pPr>
       <w:bookmarkStart w:id="63" w:name="use-case-descriptions"/>
-      <w:bookmarkStart w:id="64" w:name="_Toc240360760"/>
+      <w:bookmarkStart w:id="64" w:name="_Toc240361331"/>
       <w:bookmarkEnd w:id="61"/>
       <w:r>
         <w:t>3.5 Use Case Descriptions</w:t>
@@ -12018,7 +12018,7 @@
         <w:pStyle w:val="Heading2"/>
       </w:pPr>
       <w:bookmarkStart w:id="75" w:name="software-requirements-specification"/>
-      <w:bookmarkStart w:id="76" w:name="_Toc240360761"/>
+      <w:bookmarkStart w:id="76" w:name="_Toc240361332"/>
       <w:bookmarkEnd w:id="63"/>
       <w:bookmarkEnd w:id="74"/>
       <w:r>
@@ -13921,7 +13921,7 @@
         <w:pStyle w:val="Heading1"/>
       </w:pPr>
       <w:bookmarkStart w:id="84" w:name="chapter-4-project-planning"/>
-      <w:bookmarkStart w:id="85" w:name="_Toc240360762"/>
+      <w:bookmarkStart w:id="85" w:name="_Toc240361333"/>
       <w:bookmarkEnd w:id="40"/>
       <w:bookmarkEnd w:id="75"/>
       <w:bookmarkEnd w:id="83"/>
@@ -13935,7 +13935,7 @@
         <w:pStyle w:val="Heading2"/>
       </w:pPr>
       <w:bookmarkStart w:id="86" w:name="project-charter"/>
-      <w:bookmarkStart w:id="87" w:name="_Toc240360763"/>
+      <w:bookmarkStart w:id="87" w:name="_Toc240361334"/>
       <w:r>
         <w:t>4.1 Project Charter</w:t>
       </w:r>
@@ -14536,7 +14536,7 @@
     </w:p>
     <w:p>
       <w:r>
-        <w:pict w14:anchorId="5EFDC944">
+        <w:pict w14:anchorId="09756DAC">
           <v:rect id="_x0000_i1025" style="width:0;height:1.5pt" o:hralign="center" o:hrstd="t" o:hr="t"/>
         </w:pict>
       </w:r>
@@ -14546,7 +14546,7 @@
         <w:pStyle w:val="Heading2"/>
       </w:pPr>
       <w:bookmarkStart w:id="95" w:name="work-breakdown-structure"/>
-      <w:bookmarkStart w:id="96" w:name="_Toc240360764"/>
+      <w:bookmarkStart w:id="96" w:name="_Toc240361335"/>
       <w:bookmarkEnd w:id="86"/>
       <w:bookmarkEnd w:id="94"/>
       <w:r>
@@ -14571,10 +14571,10 @@
           <w:noProof/>
         </w:rPr>
         <w:drawing>
-          <wp:inline distT="0" distB="0" distL="0" distR="0" wp14:anchorId="491F31EF" wp14:editId="4CCB7DCF">
+          <wp:inline distT="0" distB="0" distL="0" distR="0" wp14:anchorId="78FD1A9A" wp14:editId="20F26BDA">
             <wp:extent cx="5334000" cy="5071780"/>
             <wp:effectExtent l="0" t="0" r="0" b="0"/>
-            <wp:docPr id="996562535" name="Picture" descr="Figure 4.1 — Work breakdown structure. Six work packages, each decomposed to a deliverable with a named owner."/>
+            <wp:docPr id="678706401" name="Picture" descr="Figure 4.1 — Work breakdown structure. Six work packages, each decomposed to a deliverable with a named owner."/>
             <wp:cNvGraphicFramePr/>
             <a:graphic xmlns:a="http://schemas.openxmlformats.org/drawingml/2006/main">
               <a:graphicData uri="http://schemas.openxmlformats.org/drawingml/2006/picture">
@@ -15035,7 +15035,7 @@
     </w:p>
     <w:p>
       <w:r>
-        <w:pict w14:anchorId="35A63BD3">
+        <w:pict w14:anchorId="0F203EE0">
           <v:rect id="_x0000_i1026" style="width:0;height:1.5pt" o:hralign="center" o:hrstd="t" o:hr="t"/>
         </w:pict>
       </w:r>
@@ -15045,7 +15045,7 @@
         <w:pStyle w:val="Heading2"/>
       </w:pPr>
       <w:bookmarkStart w:id="97" w:name="project-schedule"/>
-      <w:bookmarkStart w:id="98" w:name="_Toc240360765"/>
+      <w:bookmarkStart w:id="98" w:name="_Toc240361336"/>
       <w:bookmarkEnd w:id="95"/>
       <w:r>
         <w:t>4.3 Project Schedule</w:t>
@@ -15061,10 +15061,10 @@
           <w:noProof/>
         </w:rPr>
         <w:drawing>
-          <wp:inline distT="0" distB="0" distL="0" distR="0" wp14:anchorId="4551EE63" wp14:editId="7333128B">
+          <wp:inline distT="0" distB="0" distL="0" distR="0" wp14:anchorId="6318BF16" wp14:editId="4767932C">
             <wp:extent cx="5334000" cy="4843372"/>
             <wp:effectExtent l="0" t="0" r="0" b="0"/>
-            <wp:docPr id="806674963" name="Picture" descr="Figure 4.2 — Planned schedule. Twelve weeks, six work packages, three milestones."/>
+            <wp:docPr id="1033331774" name="Picture" descr="Figure 4.2 — Planned schedule. Twelve weeks, six work packages, three milestones."/>
             <wp:cNvGraphicFramePr/>
             <a:graphic xmlns:a="http://schemas.openxmlformats.org/drawingml/2006/main">
               <a:graphicData uri="http://schemas.openxmlformats.org/drawingml/2006/picture">
@@ -15386,7 +15386,7 @@
     </w:p>
     <w:p>
       <w:r>
-        <w:pict w14:anchorId="095B62C0">
+        <w:pict w14:anchorId="6B85D334">
           <v:rect id="_x0000_i1027" style="width:0;height:1.5pt" o:hralign="center" o:hrstd="t" o:hr="t"/>
         </w:pict>
       </w:r>
@@ -15396,7 +15396,7 @@
         <w:pStyle w:val="Heading2"/>
       </w:pPr>
       <w:bookmarkStart w:id="102" w:name="cost-estimation"/>
-      <w:bookmarkStart w:id="103" w:name="_Toc240360766"/>
+      <w:bookmarkStart w:id="103" w:name="_Toc240361337"/>
       <w:bookmarkEnd w:id="97"/>
       <w:bookmarkEnd w:id="101"/>
       <w:r>
@@ -16142,7 +16142,7 @@
     </w:p>
     <w:p>
       <w:r>
-        <w:pict w14:anchorId="11E803CB">
+        <w:pict w14:anchorId="08045207">
           <v:rect id="_x0000_i1028" style="width:0;height:1.5pt" o:hralign="center" o:hrstd="t" o:hr="t"/>
         </w:pict>
       </w:r>
@@ -16152,7 +16152,7 @@
         <w:pStyle w:val="Heading2"/>
       </w:pPr>
       <w:bookmarkStart w:id="107" w:name="resource-planning"/>
-      <w:bookmarkStart w:id="108" w:name="_Toc240360767"/>
+      <w:bookmarkStart w:id="108" w:name="_Toc240361338"/>
       <w:bookmarkEnd w:id="102"/>
       <w:bookmarkEnd w:id="106"/>
       <w:r>
@@ -16788,7 +16788,7 @@
     </w:p>
     <w:p>
       <w:r>
-        <w:pict w14:anchorId="0CE64463">
+        <w:pict w14:anchorId="28CB8BD2">
           <v:rect id="_x0000_i1029" style="width:0;height:1.5pt" o:hralign="center" o:hrstd="t" o:hr="t"/>
         </w:pict>
       </w:r>
@@ -16798,7 +16798,7 @@
         <w:pStyle w:val="Heading2"/>
       </w:pPr>
       <w:bookmarkStart w:id="113" w:name="risk-management-plan"/>
-      <w:bookmarkStart w:id="114" w:name="_Toc240360768"/>
+      <w:bookmarkStart w:id="114" w:name="_Toc240361339"/>
       <w:bookmarkEnd w:id="107"/>
       <w:bookmarkEnd w:id="112"/>
       <w:r>
@@ -17073,6 +17073,140 @@
               <w:pStyle w:val="Compact"/>
             </w:pPr>
             <w:r>
+              <w:t>The browser cannot draw the object count</w:t>
+            </w:r>
+          </w:p>
+        </w:tc>
+        <w:tc>
+          <w:tcPr>
+            <w:tcW w:w="0" w:type="auto"/>
+          </w:tcPr>
+          <w:p>
+            <w:pPr>
+              <w:pStyle w:val="Compact"/>
+            </w:pPr>
+            <w:r>
+              <w:t>M</w:t>
+            </w:r>
+          </w:p>
+        </w:tc>
+        <w:tc>
+          <w:tcPr>
+            <w:tcW w:w="0" w:type="auto"/>
+          </w:tcPr>
+          <w:p>
+            <w:pPr>
+              <w:pStyle w:val="Compact"/>
+            </w:pPr>
+            <w:r>
+              <w:t>H</w:t>
+            </w:r>
+          </w:p>
+        </w:tc>
+        <w:tc>
+          <w:tcPr>
+            <w:tcW w:w="0" w:type="auto"/>
+          </w:tcPr>
+          <w:p>
+            <w:pPr>
+              <w:pStyle w:val="Compact"/>
+            </w:pPr>
+            <w:r>
+              <w:t>Responses thinned to a 2,000 cap; one layer at a time; positions interpolated between polls</w:t>
+            </w:r>
+          </w:p>
+        </w:tc>
+      </w:tr>
+      <w:tr>
+        <w:tc>
+          <w:tcPr>
+            <w:tcW w:w="0" w:type="auto"/>
+          </w:tcPr>
+          <w:p>
+            <w:pPr>
+              <w:pStyle w:val="Compact"/>
+            </w:pPr>
+            <w:r>
+              <w:t>R4</w:t>
+            </w:r>
+          </w:p>
+        </w:tc>
+        <w:tc>
+          <w:tcPr>
+            <w:tcW w:w="0" w:type="auto"/>
+          </w:tcPr>
+          <w:p>
+            <w:pPr>
+              <w:pStyle w:val="Compact"/>
+            </w:pPr>
+            <w:r>
+              <w:t>Free hosting tier proves insufficient</w:t>
+            </w:r>
+          </w:p>
+        </w:tc>
+        <w:tc>
+          <w:tcPr>
+            <w:tcW w:w="0" w:type="auto"/>
+          </w:tcPr>
+          <w:p>
+            <w:pPr>
+              <w:pStyle w:val="Compact"/>
+            </w:pPr>
+            <w:r>
+              <w:t>M</w:t>
+            </w:r>
+          </w:p>
+        </w:tc>
+        <w:tc>
+          <w:tcPr>
+            <w:tcW w:w="0" w:type="auto"/>
+          </w:tcPr>
+          <w:p>
+            <w:pPr>
+              <w:pStyle w:val="Compact"/>
+            </w:pPr>
+            <w:r>
+              <w:t>M</w:t>
+            </w:r>
+          </w:p>
+        </w:tc>
+        <w:tc>
+          <w:tcPr>
+            <w:tcW w:w="0" w:type="auto"/>
+          </w:tcPr>
+          <w:p>
+            <w:pPr>
+              <w:pStyle w:val="Compact"/>
+            </w:pPr>
+            <w:r>
+              <w:t>One worker by design; everything answered from memory; scaling is a bigger box, not more boxes</w:t>
+            </w:r>
+          </w:p>
+        </w:tc>
+      </w:tr>
+      <w:tr>
+        <w:tc>
+          <w:tcPr>
+            <w:tcW w:w="0" w:type="auto"/>
+          </w:tcPr>
+          <w:p>
+            <w:pPr>
+              <w:pStyle w:val="Compact"/>
+            </w:pPr>
+            <w:r>
+              <w:t>R5</w:t>
+            </w:r>
+          </w:p>
+        </w:tc>
+        <w:tc>
+          <w:tcPr>
+            <w:tcW w:w="0" w:type="auto"/>
+          </w:tcPr>
+          <w:p>
+            <w:pPr>
+              <w:pStyle w:val="Compact"/>
+            </w:pPr>
+            <w:r>
               <w:t>Secrets committed to the repository</w:t>
             </w:r>
           </w:p>
@@ -17127,7 +17261,7 @@
               <w:pStyle w:val="Compact"/>
             </w:pPr>
             <w:r>
-              <w:t>R4</w:t>
+              <w:t>R6</w:t>
             </w:r>
           </w:p>
         </w:tc>
@@ -17194,7 +17328,7 @@
               <w:pStyle w:val="Compact"/>
             </w:pPr>
             <w:r>
-              <w:t>R5</w:t>
+              <w:t>R7</w:t>
             </w:r>
           </w:p>
         </w:tc>
@@ -17261,7 +17395,7 @@
               <w:pStyle w:val="Compact"/>
             </w:pPr>
             <w:r>
-              <w:t>R6</w:t>
+              <w:t>R8</w:t>
             </w:r>
           </w:p>
         </w:tc>
@@ -17314,140 +17448,6 @@
             </w:pPr>
             <w:r>
               <w:t>Every defect written down with how it was found; a fix counts as fixed when demonstrated, not when written</w:t>
-            </w:r>
-          </w:p>
-        </w:tc>
-      </w:tr>
-      <w:tr>
-        <w:tc>
-          <w:tcPr>
-            <w:tcW w:w="0" w:type="auto"/>
-          </w:tcPr>
-          <w:p>
-            <w:pPr>
-              <w:pStyle w:val="Compact"/>
-            </w:pPr>
-            <w:r>
-              <w:t>R7</w:t>
-            </w:r>
-          </w:p>
-        </w:tc>
-        <w:tc>
-          <w:tcPr>
-            <w:tcW w:w="0" w:type="auto"/>
-          </w:tcPr>
-          <w:p>
-            <w:pPr>
-              <w:pStyle w:val="Compact"/>
-            </w:pPr>
-            <w:r>
-              <w:t>Browser cannot draw the object count</w:t>
-            </w:r>
-          </w:p>
-        </w:tc>
-        <w:tc>
-          <w:tcPr>
-            <w:tcW w:w="0" w:type="auto"/>
-          </w:tcPr>
-          <w:p>
-            <w:pPr>
-              <w:pStyle w:val="Compact"/>
-            </w:pPr>
-            <w:r>
-              <w:t>M</w:t>
-            </w:r>
-          </w:p>
-        </w:tc>
-        <w:tc>
-          <w:tcPr>
-            <w:tcW w:w="0" w:type="auto"/>
-          </w:tcPr>
-          <w:p>
-            <w:pPr>
-              <w:pStyle w:val="Compact"/>
-            </w:pPr>
-            <w:r>
-              <w:t>H</w:t>
-            </w:r>
-          </w:p>
-        </w:tc>
-        <w:tc>
-          <w:tcPr>
-            <w:tcW w:w="0" w:type="auto"/>
-          </w:tcPr>
-          <w:p>
-            <w:pPr>
-              <w:pStyle w:val="Compact"/>
-            </w:pPr>
-            <w:r>
-              <w:t>Responses thinned to a cap; one layer at a time; positions interpolated between polls</w:t>
-            </w:r>
-          </w:p>
-        </w:tc>
-      </w:tr>
-      <w:tr>
-        <w:tc>
-          <w:tcPr>
-            <w:tcW w:w="0" w:type="auto"/>
-          </w:tcPr>
-          <w:p>
-            <w:pPr>
-              <w:pStyle w:val="Compact"/>
-            </w:pPr>
-            <w:r>
-              <w:t>R8</w:t>
-            </w:r>
-          </w:p>
-        </w:tc>
-        <w:tc>
-          <w:tcPr>
-            <w:tcW w:w="0" w:type="auto"/>
-          </w:tcPr>
-          <w:p>
-            <w:pPr>
-              <w:pStyle w:val="Compact"/>
-            </w:pPr>
-            <w:r>
-              <w:t>Free hosting tier proves insufficient</w:t>
-            </w:r>
-          </w:p>
-        </w:tc>
-        <w:tc>
-          <w:tcPr>
-            <w:tcW w:w="0" w:type="auto"/>
-          </w:tcPr>
-          <w:p>
-            <w:pPr>
-              <w:pStyle w:val="Compact"/>
-            </w:pPr>
-            <w:r>
-              <w:t>M</w:t>
-            </w:r>
-          </w:p>
-        </w:tc>
-        <w:tc>
-          <w:tcPr>
-            <w:tcW w:w="0" w:type="auto"/>
-          </w:tcPr>
-          <w:p>
-            <w:pPr>
-              <w:pStyle w:val="Compact"/>
-            </w:pPr>
-            <w:r>
-              <w:t>M</w:t>
-            </w:r>
-          </w:p>
-        </w:tc>
-        <w:tc>
-          <w:tcPr>
-            <w:tcW w:w="0" w:type="auto"/>
-          </w:tcPr>
-          <w:p>
-            <w:pPr>
-              <w:pStyle w:val="Compact"/>
-            </w:pPr>
-            <w:r>
-              <w:t>One worker by design; everything answered from memory; scaling is a bigger box, not more boxes</w:t>
             </w:r>
           </w:p>
         </w:tc>
@@ -17542,10 +17542,97 @@
         <w:t>structural</w:t>
       </w:r>
       <w:r>
-        <w:t xml:space="preserve"> mitigation — something in the architecture exists because of them. Feed loss is why a provider can be two providers; rate limiting is why there is exactly one backend; secret handling is why configuration is never printed as an object; and serialisation </w:t>
-      </w:r>
-      <w:r>
-        <w:t>risk is why the shared data shape was fixed before a line of ingestion was written. The rest are managed by practice rather than by structure, which is a weaker thing and is why they come second.</w:t>
+        <w:t xml:space="preserve"> mitigation — something in the architecture exists because of them, and would not exist otherwise:</w:t>
+      </w:r>
+    </w:p>
+    <w:p>
+      <w:pPr>
+        <w:pStyle w:val="Compact"/>
+        <w:numPr>
+          <w:ilvl w:val="0"/>
+          <w:numId w:val="13"/>
+        </w:numPr>
+      </w:pPr>
+      <w:r>
+        <w:rPr>
+          <w:b/>
+          <w:bCs/>
+        </w:rPr>
+        <w:t>R1</w:t>
+      </w:r>
+      <w:r>
+        <w:t xml:space="preserve"> is why a provider can be two providers. The union hides the pair behind one interface, so a feed disappearing costs one module.</w:t>
+      </w:r>
+    </w:p>
+    <w:p>
+      <w:pPr>
+        <w:pStyle w:val="Compact"/>
+        <w:numPr>
+          <w:ilvl w:val="0"/>
+          <w:numId w:val="13"/>
+        </w:numPr>
+      </w:pPr>
+      <w:r>
+        <w:rPr>
+          <w:b/>
+          <w:bCs/>
+        </w:rPr>
+        <w:t>R2</w:t>
+      </w:r>
+      <w:r>
+        <w:t xml:space="preserve"> </w:t>
+      </w:r>
+      <w:r>
+        <w:t>is why there is exactly one backend. A hundred open tabs cost the same upstream quota as one, because the browser never calls a source.</w:t>
+      </w:r>
+    </w:p>
+    <w:p>
+      <w:pPr>
+        <w:pStyle w:val="Compact"/>
+        <w:numPr>
+          <w:ilvl w:val="0"/>
+          <w:numId w:val="13"/>
+        </w:numPr>
+      </w:pPr>
+      <w:r>
+        <w:rPr>
+          <w:b/>
+          <w:bCs/>
+        </w:rPr>
+        <w:t>R3</w:t>
+      </w:r>
+      <w:r>
+        <w:t xml:space="preserve"> is why responses are capped at 2,000, why one object layer is drawn at a time, and why positions are interpolated between polls rather than fetched.</w:t>
+      </w:r>
+    </w:p>
+    <w:p>
+      <w:pPr>
+        <w:pStyle w:val="Compact"/>
+        <w:numPr>
+          <w:ilvl w:val="0"/>
+          <w:numId w:val="13"/>
+        </w:numPr>
+      </w:pPr>
+      <w:r>
+        <w:rPr>
+          <w:b/>
+          <w:bCs/>
+        </w:rPr>
+        <w:t>R4</w:t>
+      </w:r>
+      <w:r>
+        <w:t xml:space="preserve"> is why there is one worker holding everything in memory. The system is scaled by a bigger box, which a free tier can still be.</w:t>
+      </w:r>
+    </w:p>
+    <w:p>
+      <w:pPr>
+        <w:pStyle w:val="FirstParagraph"/>
+      </w:pPr>
+      <w:r>
+        <w:t xml:space="preserve">The remaining five are managed by practice rather than by structure — a </w:t>
+      </w:r>
+      <w:r>
+        <w:t>credential kept out of a file, a defect written down, a decision recorded. That is a weaker kind of mitigation, because it depends on somebody continuing to do it, and that is why they come second.</w:t>
       </w:r>
     </w:p>
     <w:p>
@@ -17579,10 +17666,10 @@
       <w:pPr>
         <w:pStyle w:val="Heading3"/>
       </w:pPr>
-      <w:bookmarkStart w:id="116" w:name="r6-was-also-realised-and-cost-more"/>
+      <w:bookmarkStart w:id="116" w:name="r8-was-also-realised-and-cost-more"/>
       <w:bookmarkEnd w:id="115"/>
       <w:r>
-        <w:t>R6 was also realised, and cost more</w:t>
+        <w:t>R8 was also realised, and cost more</w:t>
       </w:r>
     </w:p>
     <w:p>
@@ -17595,7 +17682,7 @@
     </w:p>
     <w:p>
       <w:r>
-        <w:pict w14:anchorId="78DA41EF">
+        <w:pict w14:anchorId="23BFB063">
           <v:rect id="_x0000_i1030" style="width:0;height:1.5pt" o:hralign="center" o:hrstd="t" o:hr="t"/>
         </w:pict>
       </w:r>
@@ -17605,7 +17692,7 @@
         <w:pStyle w:val="Heading2"/>
       </w:pPr>
       <w:bookmarkStart w:id="117" w:name="communication-plan"/>
-      <w:bookmarkStart w:id="118" w:name="_Toc240360769"/>
+      <w:bookmarkStart w:id="118" w:name="_Toc240361340"/>
       <w:bookmarkEnd w:id="113"/>
       <w:bookmarkEnd w:id="116"/>
       <w:r>
@@ -18068,7 +18155,7 @@
         <w:pStyle w:val="Heading1"/>
       </w:pPr>
       <w:bookmarkStart w:id="121" w:name="chapter-5-system-design"/>
-      <w:bookmarkStart w:id="122" w:name="_Toc240360770"/>
+      <w:bookmarkStart w:id="122" w:name="_Toc240361341"/>
       <w:bookmarkEnd w:id="84"/>
       <w:bookmarkEnd w:id="117"/>
       <w:bookmarkEnd w:id="120"/>
@@ -18082,7 +18169,7 @@
         <w:pStyle w:val="Heading2"/>
       </w:pPr>
       <w:bookmarkStart w:id="123" w:name="system-architecture"/>
-      <w:bookmarkStart w:id="124" w:name="_Toc240360771"/>
+      <w:bookmarkStart w:id="124" w:name="_Toc240361342"/>
       <w:r>
         <w:t>5.1 System Architecture</w:t>
       </w:r>
@@ -18112,10 +18199,10 @@
           <w:noProof/>
         </w:rPr>
         <w:drawing>
-          <wp:inline distT="0" distB="0" distL="0" distR="0" wp14:anchorId="682061F6" wp14:editId="3D5B0930">
+          <wp:inline distT="0" distB="0" distL="0" distR="0" wp14:anchorId="0BDE892E" wp14:editId="73415A90">
             <wp:extent cx="5334000" cy="4143544"/>
             <wp:effectExtent l="0" t="0" r="0" b="0"/>
-            <wp:docPr id="674399151" name="Picture" descr="Figure 5.1 — System architecture. Five external feeds, three internal layers, and one direction of flow."/>
+            <wp:docPr id="995880870" name="Picture" descr="Figure 5.1 — System architecture. Five external feeds, three internal layers, and one direction of flow."/>
             <wp:cNvGraphicFramePr/>
             <a:graphic xmlns:a="http://schemas.openxmlformats.org/drawingml/2006/main">
               <a:graphicData uri="http://schemas.openxmlformats.org/drawingml/2006/picture">
@@ -18945,7 +19032,7 @@
     </w:tbl>
     <w:p>
       <w:r>
-        <w:pict w14:anchorId="687C42B6">
+        <w:pict w14:anchorId="2D3C30A3">
           <v:rect id="_x0000_i1031" style="width:0;height:1.5pt" o:hralign="center" o:hrstd="t" o:hr="t"/>
         </w:pict>
       </w:r>
@@ -18955,7 +19042,7 @@
         <w:pStyle w:val="Heading2"/>
       </w:pPr>
       <w:bookmarkStart w:id="129" w:name="database-design"/>
-      <w:bookmarkStart w:id="130" w:name="_Toc240360772"/>
+      <w:bookmarkStart w:id="130" w:name="_Toc240361343"/>
       <w:bookmarkEnd w:id="123"/>
       <w:bookmarkEnd w:id="128"/>
       <w:r>
@@ -18972,10 +19059,10 @@
           <w:noProof/>
         </w:rPr>
         <w:drawing>
-          <wp:inline distT="0" distB="0" distL="0" distR="0" wp14:anchorId="02183CE0" wp14:editId="76E42168">
+          <wp:inline distT="0" distB="0" distL="0" distR="0" wp14:anchorId="7922AD76" wp14:editId="42657650">
             <wp:extent cx="5334000" cy="3932163"/>
             <wp:effectExtent l="0" t="0" r="0" b="0"/>
-            <wp:docPr id="2130707072" name="Picture" descr="Figure 5.2 — Entity relationship diagram. Two persisted tables, and the domain entities that have no table."/>
+            <wp:docPr id="356248142" name="Picture" descr="Figure 5.2 — Entity relationship diagram. Two persisted tables, and the domain entities that have no table."/>
             <wp:cNvGraphicFramePr/>
             <a:graphic xmlns:a="http://schemas.openxmlformats.org/drawingml/2006/main">
               <a:graphicData uri="http://schemas.openxmlformats.org/drawingml/2006/picture">
@@ -19587,7 +19674,7 @@
         <w:pStyle w:val="Compact"/>
         <w:numPr>
           <w:ilvl w:val="0"/>
-          <w:numId w:val="13"/>
+          <w:numId w:val="14"/>
         </w:numPr>
       </w:pPr>
       <w:r>
@@ -19606,7 +19693,7 @@
         <w:pStyle w:val="Compact"/>
         <w:numPr>
           <w:ilvl w:val="0"/>
-          <w:numId w:val="13"/>
+          <w:numId w:val="14"/>
         </w:numPr>
       </w:pPr>
       <w:r>
@@ -19625,7 +19712,7 @@
         <w:pStyle w:val="Compact"/>
         <w:numPr>
           <w:ilvl w:val="0"/>
-          <w:numId w:val="13"/>
+          <w:numId w:val="14"/>
         </w:numPr>
       </w:pPr>
       <w:r>
@@ -19733,7 +19820,7 @@
     </w:p>
     <w:p>
       <w:r>
-        <w:pict w14:anchorId="28E2904A">
+        <w:pict w14:anchorId="4978AB03">
           <v:rect id="_x0000_i1032" style="width:0;height:1.5pt" o:hralign="center" o:hrstd="t" o:hr="t"/>
         </w:pict>
       </w:r>
@@ -19743,7 +19830,7 @@
         <w:pStyle w:val="Heading2"/>
       </w:pPr>
       <w:bookmarkStart w:id="134" w:name="uml-diagrams"/>
-      <w:bookmarkStart w:id="135" w:name="_Toc240360773"/>
+      <w:bookmarkStart w:id="135" w:name="_Toc240361344"/>
       <w:bookmarkEnd w:id="129"/>
       <w:bookmarkEnd w:id="133"/>
       <w:r>
@@ -19769,10 +19856,10 @@
           <w:noProof/>
         </w:rPr>
         <w:drawing>
-          <wp:inline distT="0" distB="0" distL="0" distR="0" wp14:anchorId="16C63AE1" wp14:editId="4DCD94F7">
+          <wp:inline distT="0" distB="0" distL="0" distR="0" wp14:anchorId="354564A9" wp14:editId="423387AD">
             <wp:extent cx="5334000" cy="3430612"/>
             <wp:effectExtent l="0" t="0" r="0" b="0"/>
-            <wp:docPr id="164862346" name="Picture" descr="Figure 5.3 — Class diagram of the ingestion layer."/>
+            <wp:docPr id="205782512" name="Picture" descr="Figure 5.3 — Class diagram of the ingestion layer."/>
             <wp:cNvGraphicFramePr/>
             <a:graphic xmlns:a="http://schemas.openxmlformats.org/drawingml/2006/main">
               <a:graphicData uri="http://schemas.openxmlformats.org/drawingml/2006/picture">
@@ -19979,10 +20066,10 @@
           <w:noProof/>
         </w:rPr>
         <w:drawing>
-          <wp:inline distT="0" distB="0" distL="0" distR="0" wp14:anchorId="62D8AFA7" wp14:editId="2DD79766">
+          <wp:inline distT="0" distB="0" distL="0" distR="0" wp14:anchorId="4DE8E159" wp14:editId="7A19E394">
             <wp:extent cx="5334000" cy="3831853"/>
             <wp:effectExtent l="0" t="0" r="0" b="0"/>
-            <wp:docPr id="1841844713" name="Picture" descr="Figure 5.4 — Sequence diagram. The poll loop, and a request that does not wait for it."/>
+            <wp:docPr id="442251215" name="Picture" descr="Figure 5.4 — Sequence diagram. The poll loop, and a request that does not wait for it."/>
             <wp:cNvGraphicFramePr/>
             <a:graphic xmlns:a="http://schemas.openxmlformats.org/drawingml/2006/main">
               <a:graphicData uri="http://schemas.openxmlformats.org/drawingml/2006/picture">
@@ -20107,10 +20194,10 @@
           <w:noProof/>
         </w:rPr>
         <w:drawing>
-          <wp:inline distT="0" distB="0" distL="0" distR="0" wp14:anchorId="42D7F5F4" wp14:editId="72035992">
+          <wp:inline distT="0" distB="0" distL="0" distR="0" wp14:anchorId="4E3C9336" wp14:editId="04E84E92">
             <wp:extent cx="4480560" cy="4886270"/>
             <wp:effectExtent l="0" t="0" r="0" b="0"/>
-            <wp:docPr id="948048528" name="Picture" descr="Figure 5.5 — Activity diagram. One poll cycle, including the ways it fails."/>
+            <wp:docPr id="216403624" name="Picture" descr="Figure 5.5 — Activity diagram. One poll cycle, including the ways it fails."/>
             <wp:cNvGraphicFramePr/>
             <a:graphic xmlns:a="http://schemas.openxmlformats.org/drawingml/2006/main">
               <a:graphicData uri="http://schemas.openxmlformats.org/drawingml/2006/picture">
@@ -20367,7 +20454,7 @@
     </w:p>
     <w:p>
       <w:r>
-        <w:pict w14:anchorId="05901E45">
+        <w:pict w14:anchorId="5F1AE33F">
           <v:rect id="_x0000_i1033" style="width:0;height:1.5pt" o:hralign="center" o:hrstd="t" o:hr="t"/>
         </w:pict>
       </w:r>
@@ -20377,7 +20464,7 @@
         <w:pStyle w:val="Heading2"/>
       </w:pPr>
       <w:bookmarkStart w:id="139" w:name="user-interface-design"/>
-      <w:bookmarkStart w:id="140" w:name="_Toc240360774"/>
+      <w:bookmarkStart w:id="140" w:name="_Toc240361345"/>
       <w:bookmarkEnd w:id="134"/>
       <w:bookmarkEnd w:id="138"/>
       <w:r>
@@ -20394,10 +20481,10 @@
           <w:noProof/>
         </w:rPr>
         <w:drawing>
-          <wp:inline distT="0" distB="0" distL="0" distR="0" wp14:anchorId="04E5E3A9" wp14:editId="025B6C6B">
+          <wp:inline distT="0" distB="0" distL="0" distR="0" wp14:anchorId="258CC82C" wp14:editId="24E8031F">
             <wp:extent cx="5334000" cy="4207272"/>
             <wp:effectExtent l="0" t="0" r="0" b="0"/>
-            <wp:docPr id="1898377126" name="Picture" descr="Figure 5.6 — The deployed interface, annotated. Captured headlessly at 1600 × 950 while the deployment was live."/>
+            <wp:docPr id="2004261013" name="Picture" descr="Figure 5.6 — The deployed interface, annotated. Captured headlessly at 1600 × 950 while the deployment was live."/>
             <wp:cNvGraphicFramePr/>
             <a:graphic xmlns:a="http://schemas.openxmlformats.org/drawingml/2006/main">
               <a:graphicData uri="http://schemas.openxmlformats.org/drawingml/2006/picture">
@@ -20565,7 +20652,7 @@
     </w:p>
     <w:p>
       <w:r>
-        <w:pict w14:anchorId="085AE3D2">
+        <w:pict w14:anchorId="73CC8C82">
           <v:rect id="_x0000_i1034" style="width:0;height:1.5pt" o:hralign="center" o:hrstd="t" o:hr="t"/>
         </w:pict>
       </w:r>
@@ -20575,7 +20662,7 @@
         <w:pStyle w:val="Heading2"/>
       </w:pPr>
       <w:bookmarkStart w:id="142" w:name="prototype-design"/>
-      <w:bookmarkStart w:id="143" w:name="_Toc240360775"/>
+      <w:bookmarkStart w:id="143" w:name="_Toc240361346"/>
       <w:bookmarkEnd w:id="139"/>
       <w:bookmarkEnd w:id="141"/>
       <w:r>
@@ -21114,7 +21201,7 @@
   <w:abstractNum w:abstractNumId="0" w15:restartNumberingAfterBreak="0">
     <w:nsid w:val="EA454B4C"/>
     <w:multiLevelType w:val="multilevel"/>
-    <w:tmpl w:val="597ECB32"/>
+    <w:tmpl w:val="FCC251BE"/>
     <w:lvl w:ilvl="0">
       <w:start w:val="1"/>
       <w:numFmt w:val="decimal"/>
@@ -21200,7 +21287,7 @@
   <w:abstractNum w:abstractNumId="1" w15:restartNumberingAfterBreak="0">
     <w:nsid w:val="2C1AE401"/>
     <w:multiLevelType w:val="multilevel"/>
-    <w:tmpl w:val="94B440B6"/>
+    <w:tmpl w:val="8A4AC19A"/>
     <w:lvl w:ilvl="0">
       <w:numFmt w:val="bullet"/>
       <w:lvlText w:val=" "/>
@@ -21277,7 +21364,7 @@
   <w:abstractNum w:abstractNumId="2" w15:restartNumberingAfterBreak="0">
     <w:nsid w:val="71315DCA"/>
     <w:multiLevelType w:val="multilevel"/>
-    <w:tmpl w:val="98522C40"/>
+    <w:tmpl w:val="5D945758"/>
     <w:lvl w:ilvl="0">
       <w:numFmt w:val="bullet"/>
       <w:lvlText w:val="•"/>
@@ -21351,10 +21438,10 @@
       </w:pPr>
     </w:lvl>
   </w:abstractNum>
-  <w:num w:numId="1" w16cid:durableId="1449934246">
+  <w:num w:numId="1" w16cid:durableId="1029187403">
     <w:abstractNumId w:val="1"/>
   </w:num>
-  <w:num w:numId="2" w16cid:durableId="1613441048">
+  <w:num w:numId="2" w16cid:durableId="1030642971">
     <w:abstractNumId w:val="0"/>
     <w:lvlOverride w:ilvl="0">
       <w:startOverride w:val="1"/>
@@ -21384,7 +21471,7 @@
       <w:startOverride w:val="1"/>
     </w:lvlOverride>
   </w:num>
-  <w:num w:numId="3" w16cid:durableId="1395542605">
+  <w:num w:numId="3" w16cid:durableId="1080102462">
     <w:abstractNumId w:val="0"/>
     <w:lvlOverride w:ilvl="0">
       <w:startOverride w:val="1"/>
@@ -21414,7 +21501,7 @@
       <w:startOverride w:val="1"/>
     </w:lvlOverride>
   </w:num>
-  <w:num w:numId="4" w16cid:durableId="315912389">
+  <w:num w:numId="4" w16cid:durableId="620192499">
     <w:abstractNumId w:val="0"/>
     <w:lvlOverride w:ilvl="0">
       <w:startOverride w:val="1"/>
@@ -21444,7 +21531,7 @@
       <w:startOverride w:val="1"/>
     </w:lvlOverride>
   </w:num>
-  <w:num w:numId="5" w16cid:durableId="1677612589">
+  <w:num w:numId="5" w16cid:durableId="1632439528">
     <w:abstractNumId w:val="0"/>
     <w:lvlOverride w:ilvl="0">
       <w:startOverride w:val="1"/>
@@ -21474,7 +21561,7 @@
       <w:startOverride w:val="1"/>
     </w:lvlOverride>
   </w:num>
-  <w:num w:numId="6" w16cid:durableId="417992594">
+  <w:num w:numId="6" w16cid:durableId="1646396757">
     <w:abstractNumId w:val="0"/>
     <w:lvlOverride w:ilvl="0">
       <w:startOverride w:val="1"/>
@@ -21504,7 +21591,7 @@
       <w:startOverride w:val="1"/>
     </w:lvlOverride>
   </w:num>
-  <w:num w:numId="7" w16cid:durableId="755711365">
+  <w:num w:numId="7" w16cid:durableId="1047022365">
     <w:abstractNumId w:val="0"/>
     <w:lvlOverride w:ilvl="0">
       <w:startOverride w:val="1"/>
@@ -21534,7 +21621,7 @@
       <w:startOverride w:val="1"/>
     </w:lvlOverride>
   </w:num>
-  <w:num w:numId="8" w16cid:durableId="1608852845">
+  <w:num w:numId="8" w16cid:durableId="59789337">
     <w:abstractNumId w:val="0"/>
     <w:lvlOverride w:ilvl="0">
       <w:startOverride w:val="1"/>
@@ -21564,7 +21651,7 @@
       <w:startOverride w:val="1"/>
     </w:lvlOverride>
   </w:num>
-  <w:num w:numId="9" w16cid:durableId="2007633504">
+  <w:num w:numId="9" w16cid:durableId="1455978977">
     <w:abstractNumId w:val="0"/>
     <w:lvlOverride w:ilvl="0">
       <w:startOverride w:val="1"/>
@@ -21594,7 +21681,7 @@
       <w:startOverride w:val="1"/>
     </w:lvlOverride>
   </w:num>
-  <w:num w:numId="10" w16cid:durableId="1737046603">
+  <w:num w:numId="10" w16cid:durableId="819812773">
     <w:abstractNumId w:val="0"/>
     <w:lvlOverride w:ilvl="0">
       <w:startOverride w:val="1"/>
@@ -21624,7 +21711,7 @@
       <w:startOverride w:val="1"/>
     </w:lvlOverride>
   </w:num>
-  <w:num w:numId="11" w16cid:durableId="1399943242">
+  <w:num w:numId="11" w16cid:durableId="1019506676">
     <w:abstractNumId w:val="0"/>
     <w:lvlOverride w:ilvl="0">
       <w:startOverride w:val="1"/>
@@ -21654,7 +21741,7 @@
       <w:startOverride w:val="1"/>
     </w:lvlOverride>
   </w:num>
-  <w:num w:numId="12" w16cid:durableId="839541068">
+  <w:num w:numId="12" w16cid:durableId="1372607423">
     <w:abstractNumId w:val="0"/>
     <w:lvlOverride w:ilvl="0">
       <w:startOverride w:val="1"/>
@@ -21684,7 +21771,10 @@
       <w:startOverride w:val="1"/>
     </w:lvlOverride>
   </w:num>
-  <w:num w:numId="13" w16cid:durableId="148593096">
+  <w:num w:numId="13" w16cid:durableId="1631126927">
+    <w:abstractNumId w:val="2"/>
+  </w:num>
+  <w:num w:numId="14" w16cid:durableId="1251699705">
     <w:abstractNumId w:val="2"/>
   </w:num>
 </w:numbering>
@@ -22703,7 +22793,7 @@
     <w:next w:val="Normal"/>
     <w:autoRedefine/>
     <w:uiPriority w:val="39"/>
-    <w:rsid w:val="009976EB"/>
+    <w:rsid w:val="00FB451D"/>
     <w:pPr>
       <w:spacing w:after="100"/>
     </w:pPr>
@@ -22714,7 +22804,7 @@
     <w:next w:val="Normal"/>
     <w:autoRedefine/>
     <w:uiPriority w:val="39"/>
-    <w:rsid w:val="009976EB"/>
+    <w:rsid w:val="00FB451D"/>
     <w:pPr>
       <w:spacing w:after="100"/>
       <w:ind w:left="240"/>

--- a/docs/report/documents/Orbital-Report-Chapters-1-5.docx
+++ b/docs/report/documents/Orbital-Report-Chapters-1-5.docx
@@ -74,7 +74,7 @@
           <w:sz w:val="24"/>
           <w:szCs w:val="24"/>
         </w:rPr>
-        <w:id w:val="1595824431"/>
+        <w:id w:val="1671674668"/>
         <w:docPartObj>
           <w:docPartGallery w:val="Table of Contents"/>
           <w:docPartUnique/>
@@ -113,7 +113,7 @@
           <w:r>
             <w:fldChar w:fldCharType="separate"/>
           </w:r>
-          <w:hyperlink w:anchor="_Toc240361312" w:history="1">
+          <w:hyperlink w:anchor="_Toc240361800" w:history="1">
             <w:r>
               <w:rPr>
                 <w:rStyle w:val="Hyperlink"/>
@@ -140,7 +140,7 @@
                 <w:noProof/>
                 <w:webHidden/>
               </w:rPr>
-              <w:instrText xml:space="preserve"> PAGEREF _Toc240361312 \h </w:instrText>
+              <w:instrText xml:space="preserve"> PAGEREF _Toc240361800 \h </w:instrText>
             </w:r>
             <w:r>
               <w:rPr>
@@ -185,7 +185,7 @@
               <w14:ligatures w14:val="standardContextual"/>
             </w:rPr>
           </w:pPr>
-          <w:hyperlink w:anchor="_Toc240361313" w:history="1">
+          <w:hyperlink w:anchor="_Toc240361801" w:history="1">
             <w:r>
               <w:rPr>
                 <w:rStyle w:val="Hyperlink"/>
@@ -212,7 +212,7 @@
                 <w:noProof/>
                 <w:webHidden/>
               </w:rPr>
-              <w:instrText xml:space="preserve"> PAGEREF _Toc240361313 \h </w:instrText>
+              <w:instrText xml:space="preserve"> PAGEREF _Toc240361801 \h </w:instrText>
             </w:r>
             <w:r>
               <w:rPr>
@@ -257,7 +257,7 @@
               <w14:ligatures w14:val="standardContextual"/>
             </w:rPr>
           </w:pPr>
-          <w:hyperlink w:anchor="_Toc240361314" w:history="1">
+          <w:hyperlink w:anchor="_Toc240361802" w:history="1">
             <w:r>
               <w:rPr>
                 <w:rStyle w:val="Hyperlink"/>
@@ -284,7 +284,7 @@
                 <w:noProof/>
                 <w:webHidden/>
               </w:rPr>
-              <w:instrText xml:space="preserve"> PAGEREF _Toc240361314 \h </w:instrText>
+              <w:instrText xml:space="preserve"> PAGEREF _Toc240361802 \h </w:instrText>
             </w:r>
             <w:r>
               <w:rPr>
@@ -329,7 +329,7 @@
               <w14:ligatures w14:val="standardContextual"/>
             </w:rPr>
           </w:pPr>
-          <w:hyperlink w:anchor="_Toc240361315" w:history="1">
+          <w:hyperlink w:anchor="_Toc240361803" w:history="1">
             <w:r>
               <w:rPr>
                 <w:rStyle w:val="Hyperlink"/>
@@ -356,7 +356,7 @@
                 <w:noProof/>
                 <w:webHidden/>
               </w:rPr>
-              <w:instrText xml:space="preserve"> PAGEREF _Toc240361315 \h </w:instrText>
+              <w:instrText xml:space="preserve"> PAGEREF _Toc240361803 \h </w:instrText>
             </w:r>
             <w:r>
               <w:rPr>
@@ -401,7 +401,7 @@
               <w14:ligatures w14:val="standardContextual"/>
             </w:rPr>
           </w:pPr>
-          <w:hyperlink w:anchor="_Toc240361316" w:history="1">
+          <w:hyperlink w:anchor="_Toc240361804" w:history="1">
             <w:r>
               <w:rPr>
                 <w:rStyle w:val="Hyperlink"/>
@@ -428,7 +428,7 @@
                 <w:noProof/>
                 <w:webHidden/>
               </w:rPr>
-              <w:instrText xml:space="preserve"> PAGEREF _Toc240361316 \h </w:instrText>
+              <w:instrText xml:space="preserve"> PAGEREF _Toc240361804 \h </w:instrText>
             </w:r>
             <w:r>
               <w:rPr>
@@ -473,7 +473,7 @@
               <w14:ligatures w14:val="standardContextual"/>
             </w:rPr>
           </w:pPr>
-          <w:hyperlink w:anchor="_Toc240361317" w:history="1">
+          <w:hyperlink w:anchor="_Toc240361805" w:history="1">
             <w:r>
               <w:rPr>
                 <w:rStyle w:val="Hyperlink"/>
@@ -500,7 +500,7 @@
                 <w:noProof/>
                 <w:webHidden/>
               </w:rPr>
-              <w:instrText xml:space="preserve"> PAGEREF _Toc240361317 \h </w:instrText>
+              <w:instrText xml:space="preserve"> PAGEREF _Toc240361805 \h </w:instrText>
             </w:r>
             <w:r>
               <w:rPr>
@@ -545,7 +545,7 @@
               <w14:ligatures w14:val="standardContextual"/>
             </w:rPr>
           </w:pPr>
-          <w:hyperlink w:anchor="_Toc240361318" w:history="1">
+          <w:hyperlink w:anchor="_Toc240361806" w:history="1">
             <w:r>
               <w:rPr>
                 <w:rStyle w:val="Hyperlink"/>
@@ -572,7 +572,7 @@
                 <w:noProof/>
                 <w:webHidden/>
               </w:rPr>
-              <w:instrText xml:space="preserve"> PAGEREF _Toc240361318 \h </w:instrText>
+              <w:instrText xml:space="preserve"> PAGEREF _Toc240361806 \h </w:instrText>
             </w:r>
             <w:r>
               <w:rPr>
@@ -617,7 +617,7 @@
               <w14:ligatures w14:val="standardContextual"/>
             </w:rPr>
           </w:pPr>
-          <w:hyperlink w:anchor="_Toc240361319" w:history="1">
+          <w:hyperlink w:anchor="_Toc240361807" w:history="1">
             <w:r>
               <w:rPr>
                 <w:rStyle w:val="Hyperlink"/>
@@ -644,7 +644,7 @@
                 <w:noProof/>
                 <w:webHidden/>
               </w:rPr>
-              <w:instrText xml:space="preserve"> PAGEREF _Toc240361319 \h </w:instrText>
+              <w:instrText xml:space="preserve"> PAGEREF _Toc240361807 \h </w:instrText>
             </w:r>
             <w:r>
               <w:rPr>
@@ -689,7 +689,7 @@
               <w14:ligatures w14:val="standardContextual"/>
             </w:rPr>
           </w:pPr>
-          <w:hyperlink w:anchor="_Toc240361320" w:history="1">
+          <w:hyperlink w:anchor="_Toc240361808" w:history="1">
             <w:r>
               <w:rPr>
                 <w:rStyle w:val="Hyperlink"/>
@@ -716,7 +716,7 @@
                 <w:noProof/>
                 <w:webHidden/>
               </w:rPr>
-              <w:instrText xml:space="preserve"> PAGEREF _Toc240361320 \h </w:instrText>
+              <w:instrText xml:space="preserve"> PAGEREF _Toc240361808 \h </w:instrText>
             </w:r>
             <w:r>
               <w:rPr>
@@ -761,7 +761,7 @@
               <w14:ligatures w14:val="standardContextual"/>
             </w:rPr>
           </w:pPr>
-          <w:hyperlink w:anchor="_Toc240361321" w:history="1">
+          <w:hyperlink w:anchor="_Toc240361809" w:history="1">
             <w:r>
               <w:rPr>
                 <w:rStyle w:val="Hyperlink"/>
@@ -788,7 +788,7 @@
                 <w:noProof/>
                 <w:webHidden/>
               </w:rPr>
-              <w:instrText xml:space="preserve"> PAGEREF _Toc240361321 \h </w:instrText>
+              <w:instrText xml:space="preserve"> PAGEREF _Toc240361809 \h </w:instrText>
             </w:r>
             <w:r>
               <w:rPr>
@@ -833,7 +833,7 @@
               <w14:ligatures w14:val="standardContextual"/>
             </w:rPr>
           </w:pPr>
-          <w:hyperlink w:anchor="_Toc240361322" w:history="1">
+          <w:hyperlink w:anchor="_Toc240361810" w:history="1">
             <w:r>
               <w:rPr>
                 <w:rStyle w:val="Hyperlink"/>
@@ -860,7 +860,7 @@
                 <w:noProof/>
                 <w:webHidden/>
               </w:rPr>
-              <w:instrText xml:space="preserve"> PAGEREF _Toc240361322 \h </w:instrText>
+              <w:instrText xml:space="preserve"> PAGEREF _Toc240361810 \h </w:instrText>
             </w:r>
             <w:r>
               <w:rPr>
@@ -905,7 +905,7 @@
               <w14:ligatures w14:val="standardContextual"/>
             </w:rPr>
           </w:pPr>
-          <w:hyperlink w:anchor="_Toc240361323" w:history="1">
+          <w:hyperlink w:anchor="_Toc240361811" w:history="1">
             <w:r>
               <w:rPr>
                 <w:rStyle w:val="Hyperlink"/>
@@ -932,7 +932,7 @@
                 <w:noProof/>
                 <w:webHidden/>
               </w:rPr>
-              <w:instrText xml:space="preserve"> PAGEREF _Toc240361323 \h </w:instrText>
+              <w:instrText xml:space="preserve"> PAGEREF _Toc240361811 \h </w:instrText>
             </w:r>
             <w:r>
               <w:rPr>
@@ -977,7 +977,7 @@
               <w14:ligatures w14:val="standardContextual"/>
             </w:rPr>
           </w:pPr>
-          <w:hyperlink w:anchor="_Toc240361324" w:history="1">
+          <w:hyperlink w:anchor="_Toc240361812" w:history="1">
             <w:r>
               <w:rPr>
                 <w:rStyle w:val="Hyperlink"/>
@@ -1004,7 +1004,7 @@
                 <w:noProof/>
                 <w:webHidden/>
               </w:rPr>
-              <w:instrText xml:space="preserve"> PAGEREF _Toc240361324 \h </w:instrText>
+              <w:instrText xml:space="preserve"> PAGEREF _Toc240361812 \h </w:instrText>
             </w:r>
             <w:r>
               <w:rPr>
@@ -1049,7 +1049,7 @@
               <w14:ligatures w14:val="standardContextual"/>
             </w:rPr>
           </w:pPr>
-          <w:hyperlink w:anchor="_Toc240361325" w:history="1">
+          <w:hyperlink w:anchor="_Toc240361813" w:history="1">
             <w:r>
               <w:rPr>
                 <w:rStyle w:val="Hyperlink"/>
@@ -1076,7 +1076,7 @@
                 <w:noProof/>
                 <w:webHidden/>
               </w:rPr>
-              <w:instrText xml:space="preserve"> PAGEREF _Toc240361325 \h </w:instrText>
+              <w:instrText xml:space="preserve"> PAGEREF _Toc240361813 \h </w:instrText>
             </w:r>
             <w:r>
               <w:rPr>
@@ -1121,7 +1121,7 @@
               <w14:ligatures w14:val="standardContextual"/>
             </w:rPr>
           </w:pPr>
-          <w:hyperlink w:anchor="_Toc240361326" w:history="1">
+          <w:hyperlink w:anchor="_Toc240361814" w:history="1">
             <w:r>
               <w:rPr>
                 <w:rStyle w:val="Hyperlink"/>
@@ -1148,7 +1148,7 @@
                 <w:noProof/>
                 <w:webHidden/>
               </w:rPr>
-              <w:instrText xml:space="preserve"> PAGEREF _Toc240361326 \h </w:instrText>
+              <w:instrText xml:space="preserve"> PAGEREF _Toc240361814 \h </w:instrText>
             </w:r>
             <w:r>
               <w:rPr>
@@ -1193,7 +1193,7 @@
               <w14:ligatures w14:val="standardContextual"/>
             </w:rPr>
           </w:pPr>
-          <w:hyperlink w:anchor="_Toc240361327" w:history="1">
+          <w:hyperlink w:anchor="_Toc240361815" w:history="1">
             <w:r>
               <w:rPr>
                 <w:rStyle w:val="Hyperlink"/>
@@ -1220,7 +1220,7 @@
                 <w:noProof/>
                 <w:webHidden/>
               </w:rPr>
-              <w:instrText xml:space="preserve"> PAGEREF _Toc240361327 \h </w:instrText>
+              <w:instrText xml:space="preserve"> PAGEREF _Toc240361815 \h </w:instrText>
             </w:r>
             <w:r>
               <w:rPr>
@@ -1265,7 +1265,7 @@
               <w14:ligatures w14:val="standardContextual"/>
             </w:rPr>
           </w:pPr>
-          <w:hyperlink w:anchor="_Toc240361328" w:history="1">
+          <w:hyperlink w:anchor="_Toc240361816" w:history="1">
             <w:r>
               <w:rPr>
                 <w:rStyle w:val="Hyperlink"/>
@@ -1292,7 +1292,7 @@
                 <w:noProof/>
                 <w:webHidden/>
               </w:rPr>
-              <w:instrText xml:space="preserve"> PAGEREF _Toc240361328 \h </w:instrText>
+              <w:instrText xml:space="preserve"> PAGEREF _Toc240361816 \h </w:instrText>
             </w:r>
             <w:r>
               <w:rPr>
@@ -1337,7 +1337,7 @@
               <w14:ligatures w14:val="standardContextual"/>
             </w:rPr>
           </w:pPr>
-          <w:hyperlink w:anchor="_Toc240361329" w:history="1">
+          <w:hyperlink w:anchor="_Toc240361817" w:history="1">
             <w:r>
               <w:rPr>
                 <w:rStyle w:val="Hyperlink"/>
@@ -1364,7 +1364,7 @@
                 <w:noProof/>
                 <w:webHidden/>
               </w:rPr>
-              <w:instrText xml:space="preserve"> PAGEREF _Toc240361329 \h </w:instrText>
+              <w:instrText xml:space="preserve"> PAGEREF _Toc240361817 \h </w:instrText>
             </w:r>
             <w:r>
               <w:rPr>
@@ -1409,7 +1409,7 @@
               <w14:ligatures w14:val="standardContextual"/>
             </w:rPr>
           </w:pPr>
-          <w:hyperlink w:anchor="_Toc240361330" w:history="1">
+          <w:hyperlink w:anchor="_Toc240361818" w:history="1">
             <w:r>
               <w:rPr>
                 <w:rStyle w:val="Hyperlink"/>
@@ -1436,7 +1436,7 @@
                 <w:noProof/>
                 <w:webHidden/>
               </w:rPr>
-              <w:instrText xml:space="preserve"> PAGEREF _Toc240361330 \h </w:instrText>
+              <w:instrText xml:space="preserve"> PAGEREF _Toc240361818 \h </w:instrText>
             </w:r>
             <w:r>
               <w:rPr>
@@ -1481,7 +1481,7 @@
               <w14:ligatures w14:val="standardContextual"/>
             </w:rPr>
           </w:pPr>
-          <w:hyperlink w:anchor="_Toc240361331" w:history="1">
+          <w:hyperlink w:anchor="_Toc240361819" w:history="1">
             <w:r>
               <w:rPr>
                 <w:rStyle w:val="Hyperlink"/>
@@ -1508,7 +1508,7 @@
                 <w:noProof/>
                 <w:webHidden/>
               </w:rPr>
-              <w:instrText xml:space="preserve"> PAGEREF _Toc240361331 \h </w:instrText>
+              <w:instrText xml:space="preserve"> PAGEREF _Toc240361819 \h </w:instrText>
             </w:r>
             <w:r>
               <w:rPr>
@@ -1553,7 +1553,7 @@
               <w14:ligatures w14:val="standardContextual"/>
             </w:rPr>
           </w:pPr>
-          <w:hyperlink w:anchor="_Toc240361332" w:history="1">
+          <w:hyperlink w:anchor="_Toc240361820" w:history="1">
             <w:r>
               <w:rPr>
                 <w:rStyle w:val="Hyperlink"/>
@@ -1580,7 +1580,7 @@
                 <w:noProof/>
                 <w:webHidden/>
               </w:rPr>
-              <w:instrText xml:space="preserve"> PAGEREF _Toc240361332 \h </w:instrText>
+              <w:instrText xml:space="preserve"> PAGEREF _Toc240361820 \h </w:instrText>
             </w:r>
             <w:r>
               <w:rPr>
@@ -1625,7 +1625,7 @@
               <w14:ligatures w14:val="standardContextual"/>
             </w:rPr>
           </w:pPr>
-          <w:hyperlink w:anchor="_Toc240361333" w:history="1">
+          <w:hyperlink w:anchor="_Toc240361821" w:history="1">
             <w:r>
               <w:rPr>
                 <w:rStyle w:val="Hyperlink"/>
@@ -1652,7 +1652,7 @@
                 <w:noProof/>
                 <w:webHidden/>
               </w:rPr>
-              <w:instrText xml:space="preserve"> PAGEREF _Toc240361333 \h </w:instrText>
+              <w:instrText xml:space="preserve"> PAGEREF _Toc240361821 \h </w:instrText>
             </w:r>
             <w:r>
               <w:rPr>
@@ -1697,7 +1697,7 @@
               <w14:ligatures w14:val="standardContextual"/>
             </w:rPr>
           </w:pPr>
-          <w:hyperlink w:anchor="_Toc240361334" w:history="1">
+          <w:hyperlink w:anchor="_Toc240361822" w:history="1">
             <w:r>
               <w:rPr>
                 <w:rStyle w:val="Hyperlink"/>
@@ -1724,7 +1724,7 @@
                 <w:noProof/>
                 <w:webHidden/>
               </w:rPr>
-              <w:instrText xml:space="preserve"> PAGEREF _Toc240361334 \h </w:instrText>
+              <w:instrText xml:space="preserve"> PAGEREF _Toc240361822 \h </w:instrText>
             </w:r>
             <w:r>
               <w:rPr>
@@ -1769,7 +1769,7 @@
               <w14:ligatures w14:val="standardContextual"/>
             </w:rPr>
           </w:pPr>
-          <w:hyperlink w:anchor="_Toc240361335" w:history="1">
+          <w:hyperlink w:anchor="_Toc240361823" w:history="1">
             <w:r>
               <w:rPr>
                 <w:rStyle w:val="Hyperlink"/>
@@ -1796,7 +1796,7 @@
                 <w:noProof/>
                 <w:webHidden/>
               </w:rPr>
-              <w:instrText xml:space="preserve"> PAGEREF _Toc240361335 \h </w:instrText>
+              <w:instrText xml:space="preserve"> PAGEREF _Toc240361823 \h </w:instrText>
             </w:r>
             <w:r>
               <w:rPr>
@@ -1841,7 +1841,7 @@
               <w14:ligatures w14:val="standardContextual"/>
             </w:rPr>
           </w:pPr>
-          <w:hyperlink w:anchor="_Toc240361336" w:history="1">
+          <w:hyperlink w:anchor="_Toc240361824" w:history="1">
             <w:r>
               <w:rPr>
                 <w:rStyle w:val="Hyperlink"/>
@@ -1868,7 +1868,7 @@
                 <w:noProof/>
                 <w:webHidden/>
               </w:rPr>
-              <w:instrText xml:space="preserve"> PAGEREF _Toc240361336 \h </w:instrText>
+              <w:instrText xml:space="preserve"> PAGEREF _Toc240361824 \h </w:instrText>
             </w:r>
             <w:r>
               <w:rPr>
@@ -1913,7 +1913,7 @@
               <w14:ligatures w14:val="standardContextual"/>
             </w:rPr>
           </w:pPr>
-          <w:hyperlink w:anchor="_Toc240361337" w:history="1">
+          <w:hyperlink w:anchor="_Toc240361825" w:history="1">
             <w:r>
               <w:rPr>
                 <w:rStyle w:val="Hyperlink"/>
@@ -1940,7 +1940,7 @@
                 <w:noProof/>
                 <w:webHidden/>
               </w:rPr>
-              <w:instrText xml:space="preserve"> PAGEREF _Toc240361337 \h </w:instrText>
+              <w:instrText xml:space="preserve"> PAGEREF _Toc240361825 \h </w:instrText>
             </w:r>
             <w:r>
               <w:rPr>
@@ -1985,7 +1985,7 @@
               <w14:ligatures w14:val="standardContextual"/>
             </w:rPr>
           </w:pPr>
-          <w:hyperlink w:anchor="_Toc240361338" w:history="1">
+          <w:hyperlink w:anchor="_Toc240361826" w:history="1">
             <w:r>
               <w:rPr>
                 <w:rStyle w:val="Hyperlink"/>
@@ -2012,7 +2012,7 @@
                 <w:noProof/>
                 <w:webHidden/>
               </w:rPr>
-              <w:instrText xml:space="preserve"> PAGEREF _Toc240361338 \h </w:instrText>
+              <w:instrText xml:space="preserve"> PAGEREF _Toc240361826 \h </w:instrText>
             </w:r>
             <w:r>
               <w:rPr>
@@ -2057,7 +2057,7 @@
               <w14:ligatures w14:val="standardContextual"/>
             </w:rPr>
           </w:pPr>
-          <w:hyperlink w:anchor="_Toc240361339" w:history="1">
+          <w:hyperlink w:anchor="_Toc240361827" w:history="1">
             <w:r>
               <w:rPr>
                 <w:rStyle w:val="Hyperlink"/>
@@ -2084,7 +2084,7 @@
                 <w:noProof/>
                 <w:webHidden/>
               </w:rPr>
-              <w:instrText xml:space="preserve"> PAGEREF _Toc240361339 \h </w:instrText>
+              <w:instrText xml:space="preserve"> PAGEREF _Toc240361827 \h </w:instrText>
             </w:r>
             <w:r>
               <w:rPr>
@@ -2129,7 +2129,7 @@
               <w14:ligatures w14:val="standardContextual"/>
             </w:rPr>
           </w:pPr>
-          <w:hyperlink w:anchor="_Toc240361340" w:history="1">
+          <w:hyperlink w:anchor="_Toc240361828" w:history="1">
             <w:r>
               <w:rPr>
                 <w:rStyle w:val="Hyperlink"/>
@@ -2156,7 +2156,7 @@
                 <w:noProof/>
                 <w:webHidden/>
               </w:rPr>
-              <w:instrText xml:space="preserve"> PAGEREF _Toc240361340 \h </w:instrText>
+              <w:instrText xml:space="preserve"> PAGEREF _Toc240361828 \h </w:instrText>
             </w:r>
             <w:r>
               <w:rPr>
@@ -2176,7 +2176,7 @@
                 <w:noProof/>
                 <w:webHidden/>
               </w:rPr>
-              <w:t>30</w:t>
+              <w:t>31</w:t>
             </w:r>
             <w:r>
               <w:rPr>
@@ -2201,7 +2201,7 @@
               <w14:ligatures w14:val="standardContextual"/>
             </w:rPr>
           </w:pPr>
-          <w:hyperlink w:anchor="_Toc240361341" w:history="1">
+          <w:hyperlink w:anchor="_Toc240361829" w:history="1">
             <w:r>
               <w:rPr>
                 <w:rStyle w:val="Hyperlink"/>
@@ -2228,7 +2228,7 @@
                 <w:noProof/>
                 <w:webHidden/>
               </w:rPr>
-              <w:instrText xml:space="preserve"> PAGEREF _Toc240361341 \h </w:instrText>
+              <w:instrText xml:space="preserve"> PAGEREF _Toc240361829 \h </w:instrText>
             </w:r>
             <w:r>
               <w:rPr>
@@ -2248,7 +2248,7 @@
                 <w:noProof/>
                 <w:webHidden/>
               </w:rPr>
-              <w:t>31</w:t>
+              <w:t>32</w:t>
             </w:r>
             <w:r>
               <w:rPr>
@@ -2273,7 +2273,7 @@
               <w14:ligatures w14:val="standardContextual"/>
             </w:rPr>
           </w:pPr>
-          <w:hyperlink w:anchor="_Toc240361342" w:history="1">
+          <w:hyperlink w:anchor="_Toc240361830" w:history="1">
             <w:r>
               <w:rPr>
                 <w:rStyle w:val="Hyperlink"/>
@@ -2300,7 +2300,7 @@
                 <w:noProof/>
                 <w:webHidden/>
               </w:rPr>
-              <w:instrText xml:space="preserve"> PAGEREF _Toc240361342 \h </w:instrText>
+              <w:instrText xml:space="preserve"> PAGEREF _Toc240361830 \h </w:instrText>
             </w:r>
             <w:r>
               <w:rPr>
@@ -2320,7 +2320,7 @@
                 <w:noProof/>
                 <w:webHidden/>
               </w:rPr>
-              <w:t>31</w:t>
+              <w:t>32</w:t>
             </w:r>
             <w:r>
               <w:rPr>
@@ -2345,7 +2345,7 @@
               <w14:ligatures w14:val="standardContextual"/>
             </w:rPr>
           </w:pPr>
-          <w:hyperlink w:anchor="_Toc240361343" w:history="1">
+          <w:hyperlink w:anchor="_Toc240361831" w:history="1">
             <w:r>
               <w:rPr>
                 <w:rStyle w:val="Hyperlink"/>
@@ -2372,7 +2372,7 @@
                 <w:noProof/>
                 <w:webHidden/>
               </w:rPr>
-              <w:instrText xml:space="preserve"> PAGEREF _Toc240361343 \h </w:instrText>
+              <w:instrText xml:space="preserve"> PAGEREF _Toc240361831 \h </w:instrText>
             </w:r>
             <w:r>
               <w:rPr>
@@ -2392,7 +2392,7 @@
                 <w:noProof/>
                 <w:webHidden/>
               </w:rPr>
-              <w:t>33</w:t>
+              <w:t>34</w:t>
             </w:r>
             <w:r>
               <w:rPr>
@@ -2417,7 +2417,7 @@
               <w14:ligatures w14:val="standardContextual"/>
             </w:rPr>
           </w:pPr>
-          <w:hyperlink w:anchor="_Toc240361344" w:history="1">
+          <w:hyperlink w:anchor="_Toc240361832" w:history="1">
             <w:r>
               <w:rPr>
                 <w:rStyle w:val="Hyperlink"/>
@@ -2444,7 +2444,7 @@
                 <w:noProof/>
                 <w:webHidden/>
               </w:rPr>
-              <w:instrText xml:space="preserve"> PAGEREF _Toc240361344 \h </w:instrText>
+              <w:instrText xml:space="preserve"> PAGEREF _Toc240361832 \h </w:instrText>
             </w:r>
             <w:r>
               <w:rPr>
@@ -2464,7 +2464,7 @@
                 <w:noProof/>
                 <w:webHidden/>
               </w:rPr>
-              <w:t>35</w:t>
+              <w:t>36</w:t>
             </w:r>
             <w:r>
               <w:rPr>
@@ -2489,7 +2489,7 @@
               <w14:ligatures w14:val="standardContextual"/>
             </w:rPr>
           </w:pPr>
-          <w:hyperlink w:anchor="_Toc240361345" w:history="1">
+          <w:hyperlink w:anchor="_Toc240361833" w:history="1">
             <w:r>
               <w:rPr>
                 <w:rStyle w:val="Hyperlink"/>
@@ -2516,7 +2516,7 @@
                 <w:noProof/>
                 <w:webHidden/>
               </w:rPr>
-              <w:instrText xml:space="preserve"> PAGEREF _Toc240361345 \h </w:instrText>
+              <w:instrText xml:space="preserve"> PAGEREF _Toc240361833 \h </w:instrText>
             </w:r>
             <w:r>
               <w:rPr>
@@ -2536,7 +2536,7 @@
                 <w:noProof/>
                 <w:webHidden/>
               </w:rPr>
-              <w:t>38</w:t>
+              <w:t>39</w:t>
             </w:r>
             <w:r>
               <w:rPr>
@@ -2561,7 +2561,7 @@
               <w14:ligatures w14:val="standardContextual"/>
             </w:rPr>
           </w:pPr>
-          <w:hyperlink w:anchor="_Toc240361346" w:history="1">
+          <w:hyperlink w:anchor="_Toc240361834" w:history="1">
             <w:r>
               <w:rPr>
                 <w:rStyle w:val="Hyperlink"/>
@@ -2588,7 +2588,7 @@
                 <w:noProof/>
                 <w:webHidden/>
               </w:rPr>
-              <w:instrText xml:space="preserve"> PAGEREF _Toc240361346 \h </w:instrText>
+              <w:instrText xml:space="preserve"> PAGEREF _Toc240361834 \h </w:instrText>
             </w:r>
             <w:r>
               <w:rPr>
@@ -2608,7 +2608,7 @@
                 <w:noProof/>
                 <w:webHidden/>
               </w:rPr>
-              <w:t>39</w:t>
+              <w:t>40</w:t>
             </w:r>
             <w:r>
               <w:rPr>
@@ -2631,7 +2631,7 @@
         <w:pStyle w:val="Heading1"/>
       </w:pPr>
       <w:bookmarkStart w:id="0" w:name="chapter-1-introduction"/>
-      <w:bookmarkStart w:id="1" w:name="_Toc240361312"/>
+      <w:bookmarkStart w:id="1" w:name="_Toc240361800"/>
       <w:r>
         <w:t>Chapter 1: Introduction</w:t>
       </w:r>
@@ -2642,7 +2642,7 @@
         <w:pStyle w:val="Heading2"/>
       </w:pPr>
       <w:bookmarkStart w:id="2" w:name="background-and-problem-statement"/>
-      <w:bookmarkStart w:id="3" w:name="_Toc240361313"/>
+      <w:bookmarkStart w:id="3" w:name="_Toc240361801"/>
       <w:r>
         <w:t>1.1 Background and Problem Statement</w:t>
       </w:r>
@@ -2750,7 +2750,7 @@
         <w:pStyle w:val="Heading2"/>
       </w:pPr>
       <w:bookmarkStart w:id="4" w:name="project-objectives"/>
-      <w:bookmarkStart w:id="5" w:name="_Toc240361314"/>
+      <w:bookmarkStart w:id="5" w:name="_Toc240361802"/>
       <w:bookmarkEnd w:id="2"/>
       <w:r>
         <w:t>1.2 Project Objectives</w:t>
@@ -3001,7 +3001,7 @@
         <w:pStyle w:val="Heading2"/>
       </w:pPr>
       <w:bookmarkStart w:id="6" w:name="project-scope"/>
-      <w:bookmarkStart w:id="7" w:name="_Toc240361315"/>
+      <w:bookmarkStart w:id="7" w:name="_Toc240361803"/>
       <w:bookmarkEnd w:id="4"/>
       <w:r>
         <w:t>1.3 Project Scope</w:t>
@@ -3424,7 +3424,7 @@
         <w:pStyle w:val="Heading2"/>
       </w:pPr>
       <w:bookmarkStart w:id="10" w:name="expected-benefits"/>
-      <w:bookmarkStart w:id="11" w:name="_Toc240361316"/>
+      <w:bookmarkStart w:id="11" w:name="_Toc240361804"/>
       <w:bookmarkEnd w:id="6"/>
       <w:bookmarkEnd w:id="9"/>
       <w:r>
@@ -3485,7 +3485,7 @@
         <w:pStyle w:val="Heading2"/>
       </w:pPr>
       <w:bookmarkStart w:id="12" w:name="tools-and-technologies-used"/>
-      <w:bookmarkStart w:id="13" w:name="_Toc240361317"/>
+      <w:bookmarkStart w:id="13" w:name="_Toc240361805"/>
       <w:bookmarkEnd w:id="10"/>
       <w:r>
         <w:t>1.5 Tools and Technologies Used</w:t>
@@ -4233,7 +4233,7 @@
         <w:pStyle w:val="Heading2"/>
       </w:pPr>
       <w:bookmarkStart w:id="15" w:name="scale-of-the-system"/>
-      <w:bookmarkStart w:id="16" w:name="_Toc240361318"/>
+      <w:bookmarkStart w:id="16" w:name="_Toc240361806"/>
       <w:bookmarkEnd w:id="12"/>
       <w:bookmarkEnd w:id="14"/>
       <w:r>
@@ -4469,7 +4469,7 @@
         <w:pStyle w:val="Heading1"/>
       </w:pPr>
       <w:bookmarkStart w:id="17" w:name="Xc05cc228f2b7de398dc6782bbdd9db7651af371"/>
-      <w:bookmarkStart w:id="18" w:name="_Toc240361319"/>
+      <w:bookmarkStart w:id="18" w:name="_Toc240361807"/>
       <w:bookmarkEnd w:id="0"/>
       <w:bookmarkEnd w:id="15"/>
       <w:r>
@@ -4482,7 +4482,7 @@
         <w:pStyle w:val="Heading2"/>
       </w:pPr>
       <w:bookmarkStart w:id="19" w:name="technical-feasibility"/>
-      <w:bookmarkStart w:id="20" w:name="_Toc240361320"/>
+      <w:bookmarkStart w:id="20" w:name="_Toc240361808"/>
       <w:r>
         <w:t>2.1 Technical Feasibility</w:t>
       </w:r>
@@ -5026,7 +5026,7 @@
         <w:pStyle w:val="Heading2"/>
       </w:pPr>
       <w:bookmarkStart w:id="23" w:name="economic-feasibility"/>
-      <w:bookmarkStart w:id="24" w:name="_Toc240361321"/>
+      <w:bookmarkStart w:id="24" w:name="_Toc240361809"/>
       <w:bookmarkEnd w:id="19"/>
       <w:bookmarkEnd w:id="22"/>
       <w:r>
@@ -5457,7 +5457,7 @@
         <w:pStyle w:val="Heading2"/>
       </w:pPr>
       <w:bookmarkStart w:id="29" w:name="operational-feasibility"/>
-      <w:bookmarkStart w:id="30" w:name="_Toc240361322"/>
+      <w:bookmarkStart w:id="30" w:name="_Toc240361810"/>
       <w:bookmarkEnd w:id="23"/>
       <w:bookmarkEnd w:id="28"/>
       <w:r>
@@ -5708,7 +5708,7 @@
         <w:pStyle w:val="Heading2"/>
       </w:pPr>
       <w:bookmarkStart w:id="34" w:name="schedule-feasibility"/>
-      <w:bookmarkStart w:id="35" w:name="_Toc240361323"/>
+      <w:bookmarkStart w:id="35" w:name="_Toc240361811"/>
       <w:bookmarkEnd w:id="29"/>
       <w:bookmarkEnd w:id="33"/>
       <w:r>
@@ -5958,7 +5958,7 @@
         <w:pStyle w:val="Heading2"/>
       </w:pPr>
       <w:bookmarkStart w:id="36" w:name="related-systems"/>
-      <w:bookmarkStart w:id="37" w:name="_Toc240361324"/>
+      <w:bookmarkStart w:id="37" w:name="_Toc240361812"/>
       <w:bookmarkEnd w:id="34"/>
       <w:r>
         <w:t>2.5 Related Systems</w:t>
@@ -6383,7 +6383,7 @@
         <w:pStyle w:val="Heading2"/>
       </w:pPr>
       <w:bookmarkStart w:id="38" w:name="relevant-theories-and-technologies"/>
-      <w:bookmarkStart w:id="39" w:name="_Toc240361325"/>
+      <w:bookmarkStart w:id="39" w:name="_Toc240361813"/>
       <w:bookmarkEnd w:id="36"/>
       <w:r>
         <w:t>2.6 Relevant Theories and Technologies</w:t>
@@ -6502,7 +6502,7 @@
         <w:pStyle w:val="Heading1"/>
       </w:pPr>
       <w:bookmarkStart w:id="40" w:name="chapter-3-requirements-analysis"/>
-      <w:bookmarkStart w:id="41" w:name="_Toc240361326"/>
+      <w:bookmarkStart w:id="41" w:name="_Toc240361814"/>
       <w:bookmarkEnd w:id="17"/>
       <w:bookmarkEnd w:id="38"/>
       <w:r>
@@ -6515,7 +6515,7 @@
         <w:pStyle w:val="Heading2"/>
       </w:pPr>
       <w:bookmarkStart w:id="42" w:name="stakeholder-analysis"/>
-      <w:bookmarkStart w:id="43" w:name="_Toc240361327"/>
+      <w:bookmarkStart w:id="43" w:name="_Toc240361815"/>
       <w:r>
         <w:t>3.1 Stakeholder Analysis</w:t>
       </w:r>
@@ -7460,7 +7460,7 @@
         <w:pStyle w:val="Heading2"/>
       </w:pPr>
       <w:bookmarkStart w:id="47" w:name="functional-requirements"/>
-      <w:bookmarkStart w:id="48" w:name="_Toc240361328"/>
+      <w:bookmarkStart w:id="48" w:name="_Toc240361816"/>
       <w:bookmarkEnd w:id="42"/>
       <w:bookmarkEnd w:id="46"/>
       <w:r>
@@ -9474,7 +9474,7 @@
         <w:pStyle w:val="Heading2"/>
       </w:pPr>
       <w:bookmarkStart w:id="53" w:name="non-functional-requirements"/>
-      <w:bookmarkStart w:id="54" w:name="_Toc240361329"/>
+      <w:bookmarkStart w:id="54" w:name="_Toc240361817"/>
       <w:bookmarkEnd w:id="47"/>
       <w:bookmarkEnd w:id="52"/>
       <w:r>
@@ -11016,7 +11016,7 @@
         <w:pStyle w:val="Heading2"/>
       </w:pPr>
       <w:bookmarkStart w:id="61" w:name="use-case-diagram"/>
-      <w:bookmarkStart w:id="62" w:name="_Toc240361330"/>
+      <w:bookmarkStart w:id="62" w:name="_Toc240361818"/>
       <w:bookmarkEnd w:id="53"/>
       <w:bookmarkEnd w:id="60"/>
       <w:r>
@@ -11033,7 +11033,7 @@
           <w:noProof/>
         </w:rPr>
         <w:drawing>
-          <wp:inline distT="0" distB="0" distL="0" distR="0" wp14:anchorId="53D467A5" wp14:editId="169912DD">
+          <wp:inline distT="0" distB="0" distL="0" distR="0" wp14:anchorId="3A225E99" wp14:editId="5393DFA2">
             <wp:extent cx="5334000" cy="3722168"/>
             <wp:effectExtent l="0" t="0" r="0" b="0"/>
             <wp:docPr id="1" name="Picture" descr="Figure 3.1 — Use case diagram. Eleven use cases, five actors, one system boundary."/>
@@ -11099,7 +11099,7 @@
         <w:pStyle w:val="Heading2"/>
       </w:pPr>
       <w:bookmarkStart w:id="63" w:name="use-case-descriptions"/>
-      <w:bookmarkStart w:id="64" w:name="_Toc240361331"/>
+      <w:bookmarkStart w:id="64" w:name="_Toc240361819"/>
       <w:bookmarkEnd w:id="61"/>
       <w:r>
         <w:t>3.5 Use Case Descriptions</w:t>
@@ -12018,7 +12018,7 @@
         <w:pStyle w:val="Heading2"/>
       </w:pPr>
       <w:bookmarkStart w:id="75" w:name="software-requirements-specification"/>
-      <w:bookmarkStart w:id="76" w:name="_Toc240361332"/>
+      <w:bookmarkStart w:id="76" w:name="_Toc240361820"/>
       <w:bookmarkEnd w:id="63"/>
       <w:bookmarkEnd w:id="74"/>
       <w:r>
@@ -13921,7 +13921,7 @@
         <w:pStyle w:val="Heading1"/>
       </w:pPr>
       <w:bookmarkStart w:id="84" w:name="chapter-4-project-planning"/>
-      <w:bookmarkStart w:id="85" w:name="_Toc240361333"/>
+      <w:bookmarkStart w:id="85" w:name="_Toc240361821"/>
       <w:bookmarkEnd w:id="40"/>
       <w:bookmarkEnd w:id="75"/>
       <w:bookmarkEnd w:id="83"/>
@@ -13935,7 +13935,7 @@
         <w:pStyle w:val="Heading2"/>
       </w:pPr>
       <w:bookmarkStart w:id="86" w:name="project-charter"/>
-      <w:bookmarkStart w:id="87" w:name="_Toc240361334"/>
+      <w:bookmarkStart w:id="87" w:name="_Toc240361822"/>
       <w:r>
         <w:t>4.1 Project Charter</w:t>
       </w:r>
@@ -14536,7 +14536,7 @@
     </w:p>
     <w:p>
       <w:r>
-        <w:pict w14:anchorId="09756DAC">
+        <w:pict w14:anchorId="6AF731B3">
           <v:rect id="_x0000_i1025" style="width:0;height:1.5pt" o:hralign="center" o:hrstd="t" o:hr="t"/>
         </w:pict>
       </w:r>
@@ -14546,7 +14546,7 @@
         <w:pStyle w:val="Heading2"/>
       </w:pPr>
       <w:bookmarkStart w:id="95" w:name="work-breakdown-structure"/>
-      <w:bookmarkStart w:id="96" w:name="_Toc240361335"/>
+      <w:bookmarkStart w:id="96" w:name="_Toc240361823"/>
       <w:bookmarkEnd w:id="86"/>
       <w:bookmarkEnd w:id="94"/>
       <w:r>
@@ -14571,10 +14571,10 @@
           <w:noProof/>
         </w:rPr>
         <w:drawing>
-          <wp:inline distT="0" distB="0" distL="0" distR="0" wp14:anchorId="78FD1A9A" wp14:editId="20F26BDA">
+          <wp:inline distT="0" distB="0" distL="0" distR="0" wp14:anchorId="283A96CA" wp14:editId="6AB79979">
             <wp:extent cx="5334000" cy="5071780"/>
             <wp:effectExtent l="0" t="0" r="0" b="0"/>
-            <wp:docPr id="678706401" name="Picture" descr="Figure 4.1 — Work breakdown structure. Six work packages, each decomposed to a deliverable with a named owner."/>
+            <wp:docPr id="1639047979" name="Picture" descr="Figure 4.1 — Work breakdown structure. Six work packages, each decomposed to a deliverable with a named owner."/>
             <wp:cNvGraphicFramePr/>
             <a:graphic xmlns:a="http://schemas.openxmlformats.org/drawingml/2006/main">
               <a:graphicData uri="http://schemas.openxmlformats.org/drawingml/2006/picture">
@@ -15035,7 +15035,7 @@
     </w:p>
     <w:p>
       <w:r>
-        <w:pict w14:anchorId="0F203EE0">
+        <w:pict w14:anchorId="2087ABD9">
           <v:rect id="_x0000_i1026" style="width:0;height:1.5pt" o:hralign="center" o:hrstd="t" o:hr="t"/>
         </w:pict>
       </w:r>
@@ -15045,7 +15045,7 @@
         <w:pStyle w:val="Heading2"/>
       </w:pPr>
       <w:bookmarkStart w:id="97" w:name="project-schedule"/>
-      <w:bookmarkStart w:id="98" w:name="_Toc240361336"/>
+      <w:bookmarkStart w:id="98" w:name="_Toc240361824"/>
       <w:bookmarkEnd w:id="95"/>
       <w:r>
         <w:t>4.3 Project Schedule</w:t>
@@ -15061,10 +15061,10 @@
           <w:noProof/>
         </w:rPr>
         <w:drawing>
-          <wp:inline distT="0" distB="0" distL="0" distR="0" wp14:anchorId="6318BF16" wp14:editId="4767932C">
+          <wp:inline distT="0" distB="0" distL="0" distR="0" wp14:anchorId="0FD86519" wp14:editId="7BAB2B92">
             <wp:extent cx="5334000" cy="4843372"/>
             <wp:effectExtent l="0" t="0" r="0" b="0"/>
-            <wp:docPr id="1033331774" name="Picture" descr="Figure 4.2 — Planned schedule. Twelve weeks, six work packages, three milestones."/>
+            <wp:docPr id="139452068" name="Picture" descr="Figure 4.2 — Planned schedule. Twelve weeks, six work packages, three milestones."/>
             <wp:cNvGraphicFramePr/>
             <a:graphic xmlns:a="http://schemas.openxmlformats.org/drawingml/2006/main">
               <a:graphicData uri="http://schemas.openxmlformats.org/drawingml/2006/picture">
@@ -15386,7 +15386,7 @@
     </w:p>
     <w:p>
       <w:r>
-        <w:pict w14:anchorId="6B85D334">
+        <w:pict w14:anchorId="70B388C8">
           <v:rect id="_x0000_i1027" style="width:0;height:1.5pt" o:hralign="center" o:hrstd="t" o:hr="t"/>
         </w:pict>
       </w:r>
@@ -15396,7 +15396,7 @@
         <w:pStyle w:val="Heading2"/>
       </w:pPr>
       <w:bookmarkStart w:id="102" w:name="cost-estimation"/>
-      <w:bookmarkStart w:id="103" w:name="_Toc240361337"/>
+      <w:bookmarkStart w:id="103" w:name="_Toc240361825"/>
       <w:bookmarkEnd w:id="97"/>
       <w:bookmarkEnd w:id="101"/>
       <w:r>
@@ -16142,7 +16142,7 @@
     </w:p>
     <w:p>
       <w:r>
-        <w:pict w14:anchorId="08045207">
+        <w:pict w14:anchorId="32934D87">
           <v:rect id="_x0000_i1028" style="width:0;height:1.5pt" o:hralign="center" o:hrstd="t" o:hr="t"/>
         </w:pict>
       </w:r>
@@ -16152,7 +16152,7 @@
         <w:pStyle w:val="Heading2"/>
       </w:pPr>
       <w:bookmarkStart w:id="107" w:name="resource-planning"/>
-      <w:bookmarkStart w:id="108" w:name="_Toc240361338"/>
+      <w:bookmarkStart w:id="108" w:name="_Toc240361826"/>
       <w:bookmarkEnd w:id="102"/>
       <w:bookmarkEnd w:id="106"/>
       <w:r>
@@ -16788,7 +16788,7 @@
     </w:p>
     <w:p>
       <w:r>
-        <w:pict w14:anchorId="28CB8BD2">
+        <w:pict w14:anchorId="58120B09">
           <v:rect id="_x0000_i1029" style="width:0;height:1.5pt" o:hralign="center" o:hrstd="t" o:hr="t"/>
         </w:pict>
       </w:r>
@@ -16798,7 +16798,7 @@
         <w:pStyle w:val="Heading2"/>
       </w:pPr>
       <w:bookmarkStart w:id="113" w:name="risk-management-plan"/>
-      <w:bookmarkStart w:id="114" w:name="_Toc240361339"/>
+      <w:bookmarkStart w:id="114" w:name="_Toc240361827"/>
       <w:bookmarkEnd w:id="107"/>
       <w:bookmarkEnd w:id="112"/>
       <w:r>
@@ -16834,11 +16834,11 @@
         <w:tblLook w:val="0020" w:firstRow="1" w:lastRow="0" w:firstColumn="0" w:lastColumn="0" w:noHBand="0" w:noVBand="0"/>
       </w:tblPr>
       <w:tblGrid>
-        <w:gridCol w:w="498"/>
-        <w:gridCol w:w="2793"/>
+        <w:gridCol w:w="631"/>
+        <w:gridCol w:w="2374"/>
         <w:gridCol w:w="412"/>
         <w:gridCol w:w="412"/>
-        <w:gridCol w:w="5461"/>
+        <w:gridCol w:w="5747"/>
       </w:tblGrid>
       <w:tr>
         <w:trPr>
@@ -17140,7 +17140,7 @@
               <w:pStyle w:val="Compact"/>
             </w:pPr>
             <w:r>
-              <w:t>Free hosting tier proves insufficient</w:t>
+              <w:t>Traffic outgrows the single backend</w:t>
             </w:r>
           </w:p>
         </w:tc>
@@ -17166,6 +17166,60 @@
               <w:pStyle w:val="Compact"/>
             </w:pPr>
             <w:r>
+              <w:t>H</w:t>
+            </w:r>
+          </w:p>
+        </w:tc>
+        <w:tc>
+          <w:tcPr>
+            <w:tcW w:w="0" w:type="auto"/>
+          </w:tcPr>
+          <w:p>
+            <w:pPr>
+              <w:pStyle w:val="Compact"/>
+            </w:pPr>
+            <w:r>
+              <w:t>Viewer count is decoupled from upstream cost; conditional requests answer roughly twenty-nine polls in thirty without building a response; per-request work is bounded by the 2,000 cap</w:t>
+            </w:r>
+          </w:p>
+        </w:tc>
+      </w:tr>
+      <w:tr>
+        <w:tc>
+          <w:tcPr>
+            <w:tcW w:w="0" w:type="auto"/>
+          </w:tcPr>
+          <w:p>
+            <w:pPr>
+              <w:pStyle w:val="Compact"/>
+            </w:pPr>
+            <w:r>
+              <w:t>R5</w:t>
+            </w:r>
+          </w:p>
+        </w:tc>
+        <w:tc>
+          <w:tcPr>
+            <w:tcW w:w="0" w:type="auto"/>
+          </w:tcPr>
+          <w:p>
+            <w:pPr>
+              <w:pStyle w:val="Compact"/>
+            </w:pPr>
+            <w:r>
+              <w:t>The map shows something false and nothing says so</w:t>
+            </w:r>
+          </w:p>
+        </w:tc>
+        <w:tc>
+          <w:tcPr>
+            <w:tcW w:w="0" w:type="auto"/>
+          </w:tcPr>
+          <w:p>
+            <w:pPr>
+              <w:pStyle w:val="Compact"/>
+            </w:pPr>
+            <w:r>
               <w:t>M</w:t>
             </w:r>
           </w:p>
@@ -17179,22 +17233,35 @@
               <w:pStyle w:val="Compact"/>
             </w:pPr>
             <w:r>
-              <w:t>One worker by design; everything answered from memory; scaling is a bigger box, not more boxes</w:t>
-            </w:r>
-          </w:p>
-        </w:tc>
-      </w:tr>
-      <w:tr>
-        <w:tc>
-          <w:tcPr>
-            <w:tcW w:w="0" w:type="auto"/>
-          </w:tcPr>
-          <w:p>
-            <w:pPr>
-              <w:pStyle w:val="Compact"/>
-            </w:pPr>
-            <w:r>
-              <w:t>R5</w:t>
+              <w:t>H</w:t>
+            </w:r>
+          </w:p>
+        </w:tc>
+        <w:tc>
+          <w:tcPr>
+            <w:tcW w:w="0" w:type="auto"/>
+          </w:tcPr>
+          <w:p>
+            <w:pPr>
+              <w:pStyle w:val="Compact"/>
+            </w:pPr>
+            <w:r>
+              <w:t>Every response carries its age and a staleness flag; a marker fades after two minutes unreported; the status bar states how many of how many are drawn</w:t>
+            </w:r>
+          </w:p>
+        </w:tc>
+      </w:tr>
+      <w:tr>
+        <w:tc>
+          <w:tcPr>
+            <w:tcW w:w="0" w:type="auto"/>
+          </w:tcPr>
+          <w:p>
+            <w:pPr>
+              <w:pStyle w:val="Compact"/>
+            </w:pPr>
+            <w:r>
+              <w:t>R6</w:t>
             </w:r>
           </w:p>
         </w:tc>
@@ -17261,7 +17328,7 @@
               <w:pStyle w:val="Compact"/>
             </w:pPr>
             <w:r>
-              <w:t>R6</w:t>
+              <w:t>R7</w:t>
             </w:r>
           </w:p>
         </w:tc>
@@ -17328,7 +17395,7 @@
               <w:pStyle w:val="Compact"/>
             </w:pPr>
             <w:r>
-              <w:t>R7</w:t>
+              <w:t>R8</w:t>
             </w:r>
           </w:p>
         </w:tc>
@@ -17395,7 +17462,7 @@
               <w:pStyle w:val="Compact"/>
             </w:pPr>
             <w:r>
-              <w:t>R8</w:t>
+              <w:t>R9</w:t>
             </w:r>
           </w:p>
         </w:tc>
@@ -17462,7 +17529,7 @@
               <w:pStyle w:val="Compact"/>
             </w:pPr>
             <w:r>
-              <w:t>R9</w:t>
+              <w:t>R10</w:t>
             </w:r>
           </w:p>
         </w:tc>
@@ -17532,7 +17599,7 @@
         <w:t>Ordered by how much each one shaped the system, rather than by probability times impact.</w:t>
       </w:r>
       <w:r>
-        <w:t xml:space="preserve"> R1 to R4 are the four with a </w:t>
+        <w:t xml:space="preserve"> R1 to R5 are the ones with a </w:t>
       </w:r>
       <w:r>
         <w:rPr>
@@ -17580,10 +17647,7 @@
         <w:t>R2</w:t>
       </w:r>
       <w:r>
-        <w:t xml:space="preserve"> </w:t>
-      </w:r>
-      <w:r>
-        <w:t>is why there is exactly one backend. A hundred open tabs cost the same upstream quota as one, because the browser never calls a source.</w:t>
+        <w:t xml:space="preserve"> is why there is exactly one backend. A hundred open tabs cost the same upstream quota as one, because the browser never calls a source.</w:t>
       </w:r>
     </w:p>
     <w:p>
@@ -17602,7 +17666,10 @@
         <w:t>R3</w:t>
       </w:r>
       <w:r>
-        <w:t xml:space="preserve"> is why responses are capped at 2,000, why one object layer is drawn at a time, and why positions are interpolated between polls rather than fetched.</w:t>
+        <w:t xml:space="preserve"> </w:t>
+      </w:r>
+      <w:r>
+        <w:t>is why responses are capped at 2,000, why one object layer is drawn at a time, and why positions are interpolated between polls rather than fetched.</w:t>
       </w:r>
     </w:p>
     <w:p>
@@ -17621,7 +17688,36 @@
         <w:t>R4</w:t>
       </w:r>
       <w:r>
-        <w:t xml:space="preserve"> is why there is one worker holding everything in memory. The system is scaled by a bigger box, which a free tier can still be.</w:t>
+        <w:t xml:space="preserve"> is why the list endpoint answers conditional requests, and why the ETag is computed from the store’s version counter </w:t>
+      </w:r>
+      <w:r>
+        <w:rPr>
+          <w:i/>
+          <w:iCs/>
+        </w:rPr>
+        <w:t>before</w:t>
+      </w:r>
+      <w:r>
+        <w:t xml:space="preserve"> the store is read.</w:t>
+      </w:r>
+    </w:p>
+    <w:p>
+      <w:pPr>
+        <w:pStyle w:val="Compact"/>
+        <w:numPr>
+          <w:ilvl w:val="0"/>
+          <w:numId w:val="13"/>
+        </w:numPr>
+      </w:pPr>
+      <w:r>
+        <w:rPr>
+          <w:b/>
+          <w:bCs/>
+        </w:rPr>
+        <w:t>R5</w:t>
+      </w:r>
+      <w:r>
+        <w:t xml:space="preserve"> is why the status bar exists in the form it does, why a marker fades rather than simply staying put, and why a provider raises instead of returning what it managed to get.</w:t>
       </w:r>
     </w:p>
     <w:p>
@@ -17629,17 +17725,120 @@
         <w:pStyle w:val="FirstParagraph"/>
       </w:pPr>
       <w:r>
-        <w:t xml:space="preserve">The remaining five are managed by practice rather than by structure — a </w:t>
-      </w:r>
-      <w:r>
-        <w:t>credential kept out of a file, a defect written down, a decision recorded. That is a weaker kind of mitigation, because it depends on somebody continuing to do it, and that is why they come second.</w:t>
+        <w:t>The remaining five are managed by practice rather than by structure — a credential kept out of a file, a defect written down, a decision recorded. That is a weaker kind of mitigation, because it depends on somebody continuing to do it, and that is why they come second.</w:t>
       </w:r>
     </w:p>
     <w:p>
       <w:pPr>
         <w:pStyle w:val="Heading3"/>
       </w:pPr>
-      <w:bookmarkStart w:id="115" w:name="X950cdaae10fd06831314987b6a0d13e3febf493"/>
+      <w:bookmarkStart w:id="115" w:name="Xaaa11320eb259a80e7b4b487e607782a529dd61"/>
+      <w:r>
+        <w:t>R4 in detail, because it is the one with a ceiling</w:t>
+      </w:r>
+    </w:p>
+    <w:p>
+      <w:pPr>
+        <w:pStyle w:val="FirstParagraph"/>
+      </w:pPr>
+      <w:r>
+        <w:t xml:space="preserve">The client polls every 10 seconds and tier 1 refreshes every 300, so roughly </w:t>
+      </w:r>
+      <w:r>
+        <w:rPr>
+          <w:b/>
+          <w:bCs/>
+        </w:rPr>
+        <w:t>twenty-nine polls in thirty ask for a snapshot that has not changed</w:t>
+      </w:r>
+      <w:r>
+        <w:t xml:space="preserve">. Each </w:t>
+      </w:r>
+      <w:r>
+        <w:t>of those would otherwise serialise two thousand objects, gzip them and write them to a socket — on the single event loop the poller runs on. The ETag turns them into a header comparison, and because the tag is computed from the store’s version counter and the query before the store is read, a 304 never builds the response at all.</w:t>
+      </w:r>
+    </w:p>
+    <w:p>
+      <w:pPr>
+        <w:pStyle w:val="BodyText"/>
+      </w:pPr>
+      <w:r>
+        <w:t xml:space="preserve">The one poll in thirty that does change costs the measured work in §2.1: a bounding-box filter and a thinning pass, together under one and a half milliseconds at the 2,000 cap. </w:t>
+      </w:r>
+      <w:r>
+        <w:rPr>
+          <w:b/>
+          <w:bCs/>
+        </w:rPr>
+        <w:t>Upstream cost does not move at all</w:t>
+      </w:r>
+      <w:r>
+        <w:t xml:space="preserve"> with viewer count, because the browser never calls a source.</w:t>
+      </w:r>
+    </w:p>
+    <w:p>
+      <w:pPr>
+        <w:pStyle w:val="BodyText"/>
+      </w:pPr>
+      <w:r>
+        <w:rPr>
+          <w:b/>
+          <w:bCs/>
+        </w:rPr>
+        <w:t>Where the ceiling is, honestly.</w:t>
+      </w:r>
+      <w:r>
+        <w:t xml:space="preserve"> Scaling is vertical only. A second worker would open a second AIS websocket, run its own poller and keep its own store — doubling the upstream cost and letting two requests disagree about where an aircraft is. So the answer to sustained growth is a bigger box until a bigger box runs out, and past that the design has to change: a shared store the </w:t>
+      </w:r>
+      <w:r>
+        <w:t>workers read, which is a different system from the one described in Chapter 5. That is a known limit rather than an oversight, and it is stated here because a risk register that records only the risks with comfortable answers is not one.</w:t>
+      </w:r>
+    </w:p>
+    <w:p>
+      <w:pPr>
+        <w:pStyle w:val="Heading3"/>
+      </w:pPr>
+      <w:bookmarkStart w:id="116" w:name="X6a528b17a2ea98b57b89c9ea2a6828e3b2d5a95"/>
+      <w:bookmarkEnd w:id="115"/>
+      <w:r>
+        <w:t>R5 is the one a tracker has to take seriously</w:t>
+      </w:r>
+    </w:p>
+    <w:p>
+      <w:pPr>
+        <w:pStyle w:val="FirstParagraph"/>
+      </w:pPr>
+      <w:r>
+        <w:t xml:space="preserve">Every other risk here is visible when it happens: a blank layer, a slow page, a failed deploy. </w:t>
+      </w:r>
+      <w:r>
+        <w:rPr>
+          <w:b/>
+          <w:bCs/>
+        </w:rPr>
+        <w:t>This one is invisible by construction.</w:t>
+      </w:r>
+      <w:r>
+        <w:t xml:space="preserve"> A map showing positions from four minutes ago looks exactly like a map showing positions from </w:t>
+      </w:r>
+      <w:r>
+        <w:t>four seconds ago, and a sample of two thousand aircraft looks exactly like all of them. The user cannot detect the failure, so the system has to declare it.</w:t>
+      </w:r>
+    </w:p>
+    <w:p>
+      <w:pPr>
+        <w:pStyle w:val="BodyText"/>
+      </w:pPr>
+      <w:r>
+        <w:t>That is why Objective O5 — honest reporting of what is shown — is an objective rather than a nicety, and why the status bar reports sampling, age and source rather than leaving them to be assumed.</w:t>
+      </w:r>
+    </w:p>
+    <w:p>
+      <w:pPr>
+        <w:pStyle w:val="Heading3"/>
+      </w:pPr>
+      <w:bookmarkStart w:id="117" w:name="X950cdaae10fd06831314987b6a0d13e3febf493"/>
+      <w:bookmarkEnd w:id="116"/>
       <w:r>
         <w:t>R1 was realised, and the plan is judged on that</w:t>
       </w:r>
@@ -17649,7 +17848,10 @@
         <w:pStyle w:val="FirstParagraph"/>
       </w:pPr>
       <w:r>
-        <w:t xml:space="preserve">OpenSky became unreachable from every cloud host during the project. The mitigation was not theoretical: a second aircraft feed was added, the union provider kept the interface identical, and </w:t>
+        <w:t xml:space="preserve">OpenSky became unreachable from every cloud host during the project. The </w:t>
+      </w:r>
+      <w:r>
+        <w:t xml:space="preserve">mitigation was not theoretical: a second aircraft feed was added, the union provider kept the interface identical, and </w:t>
       </w:r>
       <w:r>
         <w:rPr>
@@ -17666,10 +17868,10 @@
       <w:pPr>
         <w:pStyle w:val="Heading3"/>
       </w:pPr>
-      <w:bookmarkStart w:id="116" w:name="r8-was-also-realised-and-cost-more"/>
-      <w:bookmarkEnd w:id="115"/>
-      <w:r>
-        <w:t>R8 was also realised, and cost more</w:t>
+      <w:bookmarkStart w:id="118" w:name="r9-was-also-realised-and-cost-more"/>
+      <w:bookmarkEnd w:id="117"/>
+      <w:r>
+        <w:t>R9 was also realised, and cost more</w:t>
       </w:r>
     </w:p>
     <w:p>
@@ -17677,12 +17879,15 @@
         <w:pStyle w:val="FirstParagraph"/>
       </w:pPr>
       <w:r>
-        <w:t>Six working sessions went to a single defect that was misdiagnosed five times. The cause was structural — one camera serving two pictures at very different scales — and the resolution deleted 376 lines, added 130, and cost no feature. It is recorded here because a risk register that lists only the risks that were survived cheaply is not a risk register.</w:t>
-      </w:r>
-    </w:p>
-    <w:p>
-      <w:r>
-        <w:pict w14:anchorId="23BFB063">
+        <w:t xml:space="preserve">Six working sessions went to a single defect that was misdiagnosed five times. The cause was structural — one camera serving two pictures at very different </w:t>
+      </w:r>
+      <w:r>
+        <w:t>scales — and the resolution deleted 376 lines, added 130, and cost no feature. It is recorded here because a risk register that lists only the risks that were survived cheaply is not a risk register.</w:t>
+      </w:r>
+    </w:p>
+    <w:p>
+      <w:r>
+        <w:pict w14:anchorId="473E2DB0">
           <v:rect id="_x0000_i1030" style="width:0;height:1.5pt" o:hralign="center" o:hrstd="t" o:hr="t"/>
         </w:pict>
       </w:r>
@@ -17691,14 +17896,14 @@
       <w:pPr>
         <w:pStyle w:val="Heading2"/>
       </w:pPr>
-      <w:bookmarkStart w:id="117" w:name="communication-plan"/>
-      <w:bookmarkStart w:id="118" w:name="_Toc240361340"/>
+      <w:bookmarkStart w:id="119" w:name="communication-plan"/>
+      <w:bookmarkStart w:id="120" w:name="_Toc240361828"/>
       <w:bookmarkEnd w:id="113"/>
-      <w:bookmarkEnd w:id="116"/>
+      <w:bookmarkEnd w:id="118"/>
       <w:r>
         <w:t>4.7 Communication Plan</w:t>
       </w:r>
-      <w:bookmarkEnd w:id="118"/>
+      <w:bookmarkEnd w:id="120"/>
     </w:p>
     <w:tbl>
       <w:tblPr>
@@ -18098,7 +18303,7 @@
       <w:pPr>
         <w:pStyle w:val="Heading3"/>
       </w:pPr>
-      <w:bookmarkStart w:id="119" w:name="X6182c0cab8f739e3a0a1a93458bb7b68c1ad12d"/>
+      <w:bookmarkStart w:id="121" w:name="X6182c0cab8f739e3a0a1a93458bb7b68c1ad12d"/>
       <w:r>
         <w:t>Why handover is a deliverable rather than a courtesy</w:t>
       </w:r>
@@ -18108,18 +18313,15 @@
         <w:pStyle w:val="FirstParagraph"/>
       </w:pPr>
       <w:r>
-        <w:t xml:space="preserve">The single largest risk to a part-time team is not technical: it is that context is lost between sessions and re-derived at full cost. Every session therefore </w:t>
-      </w:r>
-      <w:r>
-        <w:t>ends with a written handover, and it is package 1.4 in the WBS with an owner against it — because a practice that is only a good intention is a practice that stops the first week somebody is busy.</w:t>
+        <w:t>The single largest risk to a part-time team is not technical: it is that context is lost between sessions and re-derived at full cost. Every session therefore ends with a written handover, and it is package 1.4 in the WBS with an owner against it — because a practice that is only a good intention is a practice that stops the first week somebody is busy.</w:t>
       </w:r>
     </w:p>
     <w:p>
       <w:pPr>
         <w:pStyle w:val="Heading3"/>
       </w:pPr>
-      <w:bookmarkStart w:id="120" w:name="escalation"/>
-      <w:bookmarkEnd w:id="119"/>
+      <w:bookmarkStart w:id="122" w:name="escalation"/>
+      <w:bookmarkEnd w:id="121"/>
       <w:r>
         <w:t>Escalation</w:t>
       </w:r>
@@ -18129,7 +18331,10 @@
         <w:pStyle w:val="FirstParagraph"/>
       </w:pPr>
       <w:r>
-        <w:t xml:space="preserve">A blocked item is raised in the handover. If it remains blocked at the next session it goes to the Project Manager, who decides whether it is in the current phase at all. </w:t>
+        <w:t xml:space="preserve">A blocked item is raised in the handover. If it remains blocked at the next </w:t>
+      </w:r>
+      <w:r>
+        <w:t xml:space="preserve">session it goes to the Project Manager, who decides whether it is in the current phase at all. </w:t>
       </w:r>
       <w:r>
         <w:rPr>
@@ -18139,10 +18344,7 @@
         <w:t>A blocker that is out of the phase is closed rather than carried</w:t>
       </w:r>
       <w:r>
-        <w:t xml:space="preserve">, which is how the phase boundary does its job: the alternative is a </w:t>
-      </w:r>
-      <w:r>
-        <w:t>list that grows all semester and is resolved by the deadline rather than by anyone.</w:t>
+        <w:t>, which is how the phase boundary does its job: the alternative is a list that grows all semester and is resolved by the deadline rather than by anyone.</w:t>
       </w:r>
     </w:p>
     <w:p>
@@ -18154,26 +18356,26 @@
       <w:pPr>
         <w:pStyle w:val="Heading1"/>
       </w:pPr>
-      <w:bookmarkStart w:id="121" w:name="chapter-5-system-design"/>
-      <w:bookmarkStart w:id="122" w:name="_Toc240361341"/>
+      <w:bookmarkStart w:id="123" w:name="chapter-5-system-design"/>
+      <w:bookmarkStart w:id="124" w:name="_Toc240361829"/>
       <w:bookmarkEnd w:id="84"/>
-      <w:bookmarkEnd w:id="117"/>
-      <w:bookmarkEnd w:id="120"/>
+      <w:bookmarkEnd w:id="119"/>
+      <w:bookmarkEnd w:id="122"/>
       <w:r>
         <w:t>Chapter 5: System Design</w:t>
       </w:r>
-      <w:bookmarkEnd w:id="122"/>
+      <w:bookmarkEnd w:id="124"/>
     </w:p>
     <w:p>
       <w:pPr>
         <w:pStyle w:val="Heading2"/>
       </w:pPr>
-      <w:bookmarkStart w:id="123" w:name="system-architecture"/>
-      <w:bookmarkStart w:id="124" w:name="_Toc240361342"/>
+      <w:bookmarkStart w:id="125" w:name="system-architecture"/>
+      <w:bookmarkStart w:id="126" w:name="_Toc240361830"/>
       <w:r>
         <w:t>5.1 System Architecture</w:t>
       </w:r>
-      <w:bookmarkEnd w:id="124"/>
+      <w:bookmarkEnd w:id="126"/>
     </w:p>
     <w:p>
       <w:pPr>
@@ -18199,10 +18401,10 @@
           <w:noProof/>
         </w:rPr>
         <w:drawing>
-          <wp:inline distT="0" distB="0" distL="0" distR="0" wp14:anchorId="0BDE892E" wp14:editId="73415A90">
+          <wp:inline distT="0" distB="0" distL="0" distR="0" wp14:anchorId="376B957A" wp14:editId="3552294F">
             <wp:extent cx="5334000" cy="4143544"/>
             <wp:effectExtent l="0" t="0" r="0" b="0"/>
-            <wp:docPr id="995880870" name="Picture" descr="Figure 5.1 — System architecture. Five external feeds, three internal layers, and one direction of flow."/>
+            <wp:docPr id="791650943" name="Picture" descr="Figure 5.1 — System architecture. Five external feeds, three internal layers, and one direction of flow."/>
             <wp:cNvGraphicFramePr/>
             <a:graphic xmlns:a="http://schemas.openxmlformats.org/drawingml/2006/main">
               <a:graphicData uri="http://schemas.openxmlformats.org/drawingml/2006/picture">
@@ -18253,7 +18455,7 @@
       <w:pPr>
         <w:pStyle w:val="Heading3"/>
       </w:pPr>
-      <w:bookmarkStart w:id="125" w:name="the-three-layers"/>
+      <w:bookmarkStart w:id="127" w:name="the-three-layers"/>
       <w:r>
         <w:t>The three layers</w:t>
       </w:r>
@@ -18441,8 +18643,8 @@
       <w:pPr>
         <w:pStyle w:val="Heading3"/>
       </w:pPr>
-      <w:bookmarkStart w:id="126" w:name="X77139d8737bb6a1db2630449cadf3dbfec45fac"/>
-      <w:bookmarkEnd w:id="125"/>
+      <w:bookmarkStart w:id="128" w:name="X77139d8737bb6a1db2630449cadf3dbfec45fac"/>
+      <w:bookmarkEnd w:id="127"/>
       <w:r>
         <w:t>Three properties follow, and they are the design</w:t>
       </w:r>
@@ -18459,10 +18661,7 @@
         <w:t>The browser never talks to a data source.</w:t>
       </w:r>
       <w:r>
-        <w:t xml:space="preserve"> Every external call goes through the backend, so rate limiting and caching are enforced in exactly one place. A hundred open browser tabs cost the same upstream quota as one. This is what made </w:t>
-      </w:r>
-      <w:r>
-        <w:t>adding a second aircraft feed a backend-only change: the frontend was never told, because there was nothing to tell it.</w:t>
+        <w:t xml:space="preserve"> Every external call goes through the backend, so rate limiting and caching are enforced in exactly one place. A hundred open browser tabs cost the same upstream quota as one. This is what made adding a second aircraft feed a backend-only change: the frontend was never told, because there was nothing to tell it.</w:t>
       </w:r>
     </w:p>
     <w:p>
@@ -18477,7 +18676,10 @@
         <w:t>Either end can be replaced without touching the other</w:t>
       </w:r>
       <w:r>
-        <w:t>, and both have been. The backend gained a second upstream and the frontend gained an entirely different renderer, neither requiring a change on the other side of the wire.</w:t>
+        <w:t xml:space="preserve">, and both have been. The backend gained a second upstream and the frontend gained an entirely </w:t>
+      </w:r>
+      <w:r>
+        <w:t>different renderer, neither requiring a change on the other side of the wire.</w:t>
       </w:r>
     </w:p>
     <w:p>
@@ -18492,18 +18694,15 @@
         <w:t>Upstream failure is contained at layer 1.</w:t>
       </w:r>
       <w:r>
-        <w:t xml:space="preserve"> The API serves the last good snapshot with an explicit staleness flag. A feed outage degrades the display; it </w:t>
-      </w:r>
-      <w:r>
-        <w:t>does not break it.</w:t>
+        <w:t xml:space="preserve"> The API serves the last good snapshot with an explicit staleness flag. A feed outage degrades the display; it does not break it.</w:t>
       </w:r>
     </w:p>
     <w:p>
       <w:pPr>
         <w:pStyle w:val="Heading3"/>
       </w:pPr>
-      <w:bookmarkStart w:id="127" w:name="deployment"/>
-      <w:bookmarkEnd w:id="126"/>
+      <w:bookmarkStart w:id="129" w:name="deployment"/>
+      <w:bookmarkEnd w:id="128"/>
       <w:r>
         <w:t>Deployment</w:t>
       </w:r>
@@ -18753,18 +18952,15 @@
         <w:t>One worker, deliberately.</w:t>
       </w:r>
       <w:r>
-        <w:t xml:space="preserve"> The backend holds a websocket open to the AIS stream, polls on a schedule, and answers every request from memory. A second worker would open a second AIS socket, run its own poller and keep its own </w:t>
-      </w:r>
-      <w:r>
-        <w:t>store: the upstream cost would double and two requests could disagree about where an aircraft is. It is scaled by making the box bigger, not by adding boxes.</w:t>
+        <w:t xml:space="preserve"> The backend holds a websocket open to the AIS stream, polls on a schedule, and answers every request from memory. A second worker would open a second AIS socket, run its own poller and keep its own store: the upstream cost would double and two requests could disagree about where an aircraft is. It is scaled by making the box bigger, not by adding boxes.</w:t>
       </w:r>
     </w:p>
     <w:p>
       <w:pPr>
         <w:pStyle w:val="Heading3"/>
       </w:pPr>
-      <w:bookmarkStart w:id="128" w:name="the-numbers-that-shape-it"/>
-      <w:bookmarkEnd w:id="127"/>
+      <w:bookmarkStart w:id="130" w:name="the-numbers-that-shape-it"/>
+      <w:bookmarkEnd w:id="129"/>
       <w:r>
         <w:t>The numbers that shape it</w:t>
       </w:r>
@@ -19032,7 +19228,7 @@
     </w:tbl>
     <w:p>
       <w:r>
-        <w:pict w14:anchorId="2D3C30A3">
+        <w:pict w14:anchorId="2C079A2F">
           <v:rect id="_x0000_i1031" style="width:0;height:1.5pt" o:hralign="center" o:hrstd="t" o:hr="t"/>
         </w:pict>
       </w:r>
@@ -19041,14 +19237,14 @@
       <w:pPr>
         <w:pStyle w:val="Heading2"/>
       </w:pPr>
-      <w:bookmarkStart w:id="129" w:name="database-design"/>
-      <w:bookmarkStart w:id="130" w:name="_Toc240361343"/>
-      <w:bookmarkEnd w:id="123"/>
-      <w:bookmarkEnd w:id="128"/>
+      <w:bookmarkStart w:id="131" w:name="database-design"/>
+      <w:bookmarkStart w:id="132" w:name="_Toc240361831"/>
+      <w:bookmarkEnd w:id="125"/>
+      <w:bookmarkEnd w:id="130"/>
       <w:r>
         <w:t>5.2 Database Design</w:t>
       </w:r>
-      <w:bookmarkEnd w:id="130"/>
+      <w:bookmarkEnd w:id="132"/>
     </w:p>
     <w:p>
       <w:pPr>
@@ -19059,10 +19255,10 @@
           <w:noProof/>
         </w:rPr>
         <w:drawing>
-          <wp:inline distT="0" distB="0" distL="0" distR="0" wp14:anchorId="7922AD76" wp14:editId="42657650">
+          <wp:inline distT="0" distB="0" distL="0" distR="0" wp14:anchorId="3AB2D8C9" wp14:editId="7A337D71">
             <wp:extent cx="5334000" cy="3932163"/>
             <wp:effectExtent l="0" t="0" r="0" b="0"/>
-            <wp:docPr id="356248142" name="Picture" descr="Figure 5.2 — Entity relationship diagram. Two persisted tables, and the domain entities that have no table."/>
+            <wp:docPr id="742794545" name="Picture" descr="Figure 5.2 — Entity relationship diagram. Two persisted tables, and the domain entities that have no table."/>
             <wp:cNvGraphicFramePr/>
             <a:graphic xmlns:a="http://schemas.openxmlformats.org/drawingml/2006/main">
               <a:graphicData uri="http://schemas.openxmlformats.org/drawingml/2006/picture">
@@ -19113,7 +19309,7 @@
       <w:pPr>
         <w:pStyle w:val="Heading3"/>
       </w:pPr>
-      <w:bookmarkStart w:id="131" w:name="two-tables-and-that-is-the-design"/>
+      <w:bookmarkStart w:id="133" w:name="two-tables-and-that-is-the-design"/>
       <w:r>
         <w:t>Two tables, and that is the design</w:t>
       </w:r>
@@ -19644,8 +19840,8 @@
       <w:pPr>
         <w:pStyle w:val="Heading3"/>
       </w:pPr>
-      <w:bookmarkStart w:id="132" w:name="why-almost-nothing-is-persisted"/>
-      <w:bookmarkEnd w:id="131"/>
+      <w:bookmarkStart w:id="134" w:name="why-almost-nothing-is-persisted"/>
+      <w:bookmarkEnd w:id="133"/>
       <w:r>
         <w:t>Why almost nothing is persisted</w:t>
       </w:r>
@@ -19655,10 +19851,7 @@
         <w:pStyle w:val="FirstParagraph"/>
       </w:pPr>
       <w:r>
-        <w:t xml:space="preserve">A tracker looks like a system that should have a large database, and Orbital deliberately does not. A poll replaces the previous snapshot; positions are held </w:t>
-      </w:r>
-      <w:r>
-        <w:t>in memory and served from there; an object not re-observed within the retention window is evicted. Nothing about an aircraft is written to disk at all.</w:t>
+        <w:t>A tracker looks like a system that should have a large database, and Orbital deliberately does not. A poll replaces the previous snapshot; positions are held in memory and served from there; an object not re-observed within the retention window is evicted. Nothing about an aircraft is written to disk at all.</w:t>
       </w:r>
     </w:p>
     <w:p>
@@ -19738,8 +19931,8 @@
       <w:pPr>
         <w:pStyle w:val="Heading3"/>
       </w:pPr>
-      <w:bookmarkStart w:id="133" w:name="the-entities-that-have-no-table"/>
-      <w:bookmarkEnd w:id="132"/>
+      <w:bookmarkStart w:id="135" w:name="the-entities-that-have-no-table"/>
+      <w:bookmarkEnd w:id="134"/>
       <w:r>
         <w:t>The entities that have no table</w:t>
       </w:r>
@@ -19782,10 +19975,7 @@
         <w:t>FlightRoute</w:t>
       </w:r>
       <w:r>
-        <w:t xml:space="preserve"> hanging off it. They have real </w:t>
-      </w:r>
-      <w:r>
-        <w:t>structure, real relationships and real cardinality — they simply have no rows. They are drawn dashed in Figure 5.2 because omitting them would make the data model look like two tables about sign-in, which is the least interesting part of this system.</w:t>
+        <w:t xml:space="preserve"> hanging off it. They have real structure, real relationships and real cardinality — they simply have no rows. They are drawn dashed in Figure 5.2 because omitting them would make the data model look like two tables about sign-in, which is the least interesting part of this system.</w:t>
       </w:r>
     </w:p>
     <w:p>
@@ -19815,12 +20005,15 @@
         <w:t>.</w:t>
       </w:r>
       <w:r>
-        <w:t xml:space="preserve"> An aircraft has a route and a track; a satellite and a ship have neither. This is what makes a new object type cost one ingestion module: there is no per-type schema to add.</w:t>
-      </w:r>
-    </w:p>
-    <w:p>
-      <w:r>
-        <w:pict w14:anchorId="4978AB03">
+        <w:t xml:space="preserve"> An </w:t>
+      </w:r>
+      <w:r>
+        <w:t>aircraft has a route and a track; a satellite and a ship have neither. This is what makes a new object type cost one ingestion module: there is no per-type schema to add.</w:t>
+      </w:r>
+    </w:p>
+    <w:p>
+      <w:r>
+        <w:pict w14:anchorId="246063DE">
           <v:rect id="_x0000_i1032" style="width:0;height:1.5pt" o:hralign="center" o:hrstd="t" o:hr="t"/>
         </w:pict>
       </w:r>
@@ -19829,20 +20022,20 @@
       <w:pPr>
         <w:pStyle w:val="Heading2"/>
       </w:pPr>
-      <w:bookmarkStart w:id="134" w:name="uml-diagrams"/>
-      <w:bookmarkStart w:id="135" w:name="_Toc240361344"/>
-      <w:bookmarkEnd w:id="129"/>
-      <w:bookmarkEnd w:id="133"/>
+      <w:bookmarkStart w:id="136" w:name="uml-diagrams"/>
+      <w:bookmarkStart w:id="137" w:name="_Toc240361832"/>
+      <w:bookmarkEnd w:id="131"/>
+      <w:bookmarkEnd w:id="135"/>
       <w:r>
         <w:t>5.3 UML Diagrams</w:t>
       </w:r>
-      <w:bookmarkEnd w:id="135"/>
+      <w:bookmarkEnd w:id="137"/>
     </w:p>
     <w:p>
       <w:pPr>
         <w:pStyle w:val="Heading3"/>
       </w:pPr>
-      <w:bookmarkStart w:id="136" w:name="class-diagram"/>
+      <w:bookmarkStart w:id="138" w:name="class-diagram"/>
       <w:r>
         <w:t>5.3.1 Class Diagram</w:t>
       </w:r>
@@ -19856,10 +20049,10 @@
           <w:noProof/>
         </w:rPr>
         <w:drawing>
-          <wp:inline distT="0" distB="0" distL="0" distR="0" wp14:anchorId="354564A9" wp14:editId="423387AD">
+          <wp:inline distT="0" distB="0" distL="0" distR="0" wp14:anchorId="20E41364" wp14:editId="68C8B1B3">
             <wp:extent cx="5334000" cy="3430612"/>
             <wp:effectExtent l="0" t="0" r="0" b="0"/>
-            <wp:docPr id="205782512" name="Picture" descr="Figure 5.3 — Class diagram of the ingestion layer."/>
+            <wp:docPr id="275006560" name="Picture" descr="Figure 5.3 — Class diagram of the ingestion layer."/>
             <wp:cNvGraphicFramePr/>
             <a:graphic xmlns:a="http://schemas.openxmlformats.org/drawingml/2006/main">
               <a:graphicData uri="http://schemas.openxmlformats.org/drawingml/2006/picture">
@@ -19920,7 +20113,10 @@
         <w:t>Provider</w:t>
       </w:r>
       <w:r>
-        <w:t xml:space="preserve"> is abstract and declares one required operation: fetch, given an optional bounding box, and return the normalised shape. Seven concrete providers implement it — one per upstream, plus an offline fixture that needs no credentials.</w:t>
+        <w:t xml:space="preserve"> is abstract and declares one required operation: fetch, given an optional bounding box, and return the normalised </w:t>
+      </w:r>
+      <w:r>
+        <w:t>shape. Seven concrete providers implement it — one per upstream, plus an offline fixture that needs no credentials.</w:t>
       </w:r>
     </w:p>
     <w:p>
@@ -19970,7 +20166,10 @@
         <w:pStyle w:val="BodyText"/>
       </w:pPr>
       <w:r>
-        <w:t>That is why the second aircraft source cost what it cost. When the primary became unreachable from every cloud host, the change was one provider module and one registry entry; the poller, the store, the API and the entire frontend were untouched, because none of them can observe the difference.</w:t>
+        <w:t xml:space="preserve">That is why the second aircraft source cost what it cost. When the primary became unreachable from every cloud host, the change was one provider module and </w:t>
+      </w:r>
+      <w:r>
+        <w:t>one registry entry; the poller, the store, the API and the entire frontend were untouched, because none of them can observe the difference.</w:t>
       </w:r>
     </w:p>
     <w:p>
@@ -19984,10 +20183,7 @@
         <w:t>Provider</w:t>
       </w:r>
       <w:r>
-        <w:t xml:space="preserve"> </w:t>
-      </w:r>
-      <w:r>
-        <w:t xml:space="preserve">also raises rather than returning partial results — </w:t>
+        <w:t xml:space="preserve"> also raises rather than returning partial results — </w:t>
       </w:r>
       <w:r>
         <w:rPr>
@@ -20044,15 +20240,18 @@
         <w:t>.</w:t>
       </w:r>
       <w:r>
-        <w:t xml:space="preserve"> There is no call path from an HTTP request to a socket, which is the structural reason §5.1’s third property is true rather than merely intended.</w:t>
+        <w:t xml:space="preserve"> There is no call path from an HTTP request </w:t>
+      </w:r>
+      <w:r>
+        <w:t>to a socket, which is the structural reason §5.1’s third property is true rather than merely intended.</w:t>
       </w:r>
     </w:p>
     <w:p>
       <w:pPr>
         <w:pStyle w:val="Heading3"/>
       </w:pPr>
-      <w:bookmarkStart w:id="137" w:name="sequence-diagram"/>
-      <w:bookmarkEnd w:id="136"/>
+      <w:bookmarkStart w:id="139" w:name="sequence-diagram"/>
+      <w:bookmarkEnd w:id="138"/>
       <w:r>
         <w:t>5.3.2 Sequence Diagram</w:t>
       </w:r>
@@ -20066,10 +20265,10 @@
           <w:noProof/>
         </w:rPr>
         <w:drawing>
-          <wp:inline distT="0" distB="0" distL="0" distR="0" wp14:anchorId="4DE8E159" wp14:editId="7A19E394">
+          <wp:inline distT="0" distB="0" distL="0" distR="0" wp14:anchorId="76562014" wp14:editId="6119895D">
             <wp:extent cx="5334000" cy="3831853"/>
             <wp:effectExtent l="0" t="0" r="0" b="0"/>
-            <wp:docPr id="442251215" name="Picture" descr="Figure 5.4 — Sequence diagram. The poll loop, and a request that does not wait for it."/>
+            <wp:docPr id="676863369" name="Picture" descr="Figure 5.4 — Sequence diagram. The poll loop, and a request that does not wait for it."/>
             <wp:cNvGraphicFramePr/>
             <a:graphic xmlns:a="http://schemas.openxmlformats.org/drawingml/2006/main">
               <a:graphicData uri="http://schemas.openxmlformats.org/drawingml/2006/picture">
@@ -20143,7 +20342,10 @@
         <w:t>A.</w:t>
       </w:r>
       <w:r>
-        <w:t xml:space="preserve"> The poller wakes on its interval, asks the provider to fetch, normalises what comes back, and applies it to the store. This runs whether or not anyone is looking.</w:t>
+        <w:t xml:space="preserve"> The poller wakes on its interval, asks the provider to fetch, normalises </w:t>
+      </w:r>
+      <w:r>
+        <w:t>what comes back, and applies it to the store. This runs whether or not anyone is looking.</w:t>
       </w:r>
     </w:p>
     <w:p>
@@ -20158,10 +20360,7 @@
         <w:t>B.</w:t>
       </w:r>
       <w:r>
-        <w:t xml:space="preserve"> </w:t>
-      </w:r>
-      <w:r>
-        <w:t>The browser pans the map and asks for a bounding box. The API reads the store, filters, thins to the response cap, adds the staleness flag, and answers. The frontend interpolates positions between polls so that motion is smooth at a far lower request rate than smooth motion would otherwise need.</w:t>
+        <w:t xml:space="preserve"> The browser pans the map and asks for a bounding box. The API reads the store, filters, thins to the response cap, adds the staleness flag, and answers. The frontend interpolates positions between polls so that motion is smooth at a far lower request rate than smooth motion would otherwise need.</w:t>
       </w:r>
     </w:p>
     <w:p>
@@ -20169,18 +20368,18 @@
         <w:pStyle w:val="BodyText"/>
       </w:pPr>
       <w:r>
-        <w:t xml:space="preserve">The browser’s request does not trigger a fetch, does not wait for one, and cannot fail because one failed. It reads whatever the store last had. That single </w:t>
-      </w:r>
-      <w:r>
-        <w:t>property is why an upstream outage degrades Orbital rather than breaking it, and why viewer count is decoupled from upstream cost entirely.</w:t>
+        <w:t xml:space="preserve">The browser’s request does not trigger a fetch, does not wait for one, and </w:t>
+      </w:r>
+      <w:r>
+        <w:t>cannot fail because one failed. It reads whatever the store last had. That single property is why an upstream outage degrades Orbital rather than breaking it, and why viewer count is decoupled from upstream cost entirely.</w:t>
       </w:r>
     </w:p>
     <w:p>
       <w:pPr>
         <w:pStyle w:val="Heading3"/>
       </w:pPr>
-      <w:bookmarkStart w:id="138" w:name="activity-diagram"/>
-      <w:bookmarkEnd w:id="137"/>
+      <w:bookmarkStart w:id="140" w:name="activity-diagram"/>
+      <w:bookmarkEnd w:id="139"/>
       <w:r>
         <w:t>5.3.3 Activity Diagram</w:t>
       </w:r>
@@ -20194,10 +20393,10 @@
           <w:noProof/>
         </w:rPr>
         <w:drawing>
-          <wp:inline distT="0" distB="0" distL="0" distR="0" wp14:anchorId="4E3C9336" wp14:editId="04E84E92">
+          <wp:inline distT="0" distB="0" distL="0" distR="0" wp14:anchorId="2BB7966B" wp14:editId="3D125459">
             <wp:extent cx="4480560" cy="4886270"/>
             <wp:effectExtent l="0" t="0" r="0" b="0"/>
-            <wp:docPr id="216403624" name="Picture" descr="Figure 5.5 — Activity diagram. One poll cycle, including the ways it fails."/>
+            <wp:docPr id="1417382081" name="Picture" descr="Figure 5.5 — Activity diagram. One poll cycle, including the ways it fails."/>
             <wp:cNvGraphicFramePr/>
             <a:graphic xmlns:a="http://schemas.openxmlformats.org/drawingml/2006/main">
               <a:graphicData uri="http://schemas.openxmlformats.org/drawingml/2006/picture">
@@ -20446,15 +20645,15 @@
         <w:t>None of the three failures empties the store.</w:t>
       </w:r>
       <w:r>
-        <w:t xml:space="preserve"> A feed that goes dark costs freshness, which is visible and labelled in the status bar, rather than costing </w:t>
-      </w:r>
-      <w:r>
-        <w:t>the map, which would not be. The retention window is what finally removes an object that nobody is reporting — a decision made by elapsed time, not by one failed request.</w:t>
-      </w:r>
-    </w:p>
-    <w:p>
-      <w:r>
-        <w:pict w14:anchorId="5F1AE33F">
+        <w:t xml:space="preserve"> A feed that goes dark costs </w:t>
+      </w:r>
+      <w:r>
+        <w:t>freshness, which is visible and labelled in the status bar, rather than costing the map, which would not be. The retention window is what finally removes an object that nobody is reporting — a decision made by elapsed time, not by one failed request.</w:t>
+      </w:r>
+    </w:p>
+    <w:p>
+      <w:r>
+        <w:pict w14:anchorId="033AAD22">
           <v:rect id="_x0000_i1033" style="width:0;height:1.5pt" o:hralign="center" o:hrstd="t" o:hr="t"/>
         </w:pict>
       </w:r>
@@ -20463,14 +20662,14 @@
       <w:pPr>
         <w:pStyle w:val="Heading2"/>
       </w:pPr>
-      <w:bookmarkStart w:id="139" w:name="user-interface-design"/>
-      <w:bookmarkStart w:id="140" w:name="_Toc240361345"/>
-      <w:bookmarkEnd w:id="134"/>
-      <w:bookmarkEnd w:id="138"/>
+      <w:bookmarkStart w:id="141" w:name="user-interface-design"/>
+      <w:bookmarkStart w:id="142" w:name="_Toc240361833"/>
+      <w:bookmarkEnd w:id="136"/>
+      <w:bookmarkEnd w:id="140"/>
       <w:r>
         <w:t>5.4 User Interface Design</w:t>
       </w:r>
-      <w:bookmarkEnd w:id="140"/>
+      <w:bookmarkEnd w:id="142"/>
     </w:p>
     <w:p>
       <w:pPr>
@@ -20481,10 +20680,10 @@
           <w:noProof/>
         </w:rPr>
         <w:drawing>
-          <wp:inline distT="0" distB="0" distL="0" distR="0" wp14:anchorId="258CC82C" wp14:editId="24E8031F">
+          <wp:inline distT="0" distB="0" distL="0" distR="0" wp14:anchorId="7D1099CF" wp14:editId="00E99DB4">
             <wp:extent cx="5334000" cy="4207272"/>
             <wp:effectExtent l="0" t="0" r="0" b="0"/>
-            <wp:docPr id="2004261013" name="Picture" descr="Figure 5.6 — The deployed interface, annotated. Captured headlessly at 1600 × 950 while the deployment was live."/>
+            <wp:docPr id="1018095056" name="Picture" descr="Figure 5.6 — The deployed interface, annotated. Captured headlessly at 1600 × 950 while the deployment was live."/>
             <wp:cNvGraphicFramePr/>
             <a:graphic xmlns:a="http://schemas.openxmlformats.org/drawingml/2006/main">
               <a:graphicData uri="http://schemas.openxmlformats.org/drawingml/2006/picture">
@@ -20536,17 +20735,17 @@
         <w:pStyle w:val="BodyText"/>
       </w:pPr>
       <w:r>
-        <w:t xml:space="preserve">This is a screenshot of the running system rather than a wireframe. The counts in the status bar — objects drawn, objects in view, data age, and which feed </w:t>
-      </w:r>
-      <w:r>
-        <w:t>answered — are the real ones at the moment of capture.</w:t>
+        <w:t xml:space="preserve">This is a screenshot of the running system rather than a wireframe. The counts </w:t>
+      </w:r>
+      <w:r>
+        <w:t>in the status bar — objects drawn, objects in view, data age, and which feed answered — are the real ones at the moment of capture.</w:t>
       </w:r>
     </w:p>
     <w:p>
       <w:pPr>
         <w:pStyle w:val="Heading3"/>
       </w:pPr>
-      <w:bookmarkStart w:id="141" w:name="the-principles-the-layout-follows"/>
+      <w:bookmarkStart w:id="143" w:name="the-principles-the-layout-follows"/>
       <w:r>
         <w:t>The principles the layout follows</w:t>
       </w:r>
@@ -20578,10 +20777,10 @@
         <w:t>One layer at a time.</w:t>
       </w:r>
       <w:r>
-        <w:t xml:space="preserve"> Aircraft, satellites and ships are a switch rather than three checkboxes. All three at once is roughly forty thousand markers and no </w:t>
-      </w:r>
-      <w:r>
-        <w:t>legible map; the switch makes that impossible rather than merely discouraged.</w:t>
+        <w:t xml:space="preserve"> Aircraft, satellites and ships are a switch rather than </w:t>
+      </w:r>
+      <w:r>
+        <w:t>three checkboxes. All three at once is roughly forty thousand markers and no legible map; the switch makes that impossible rather than merely discouraged.</w:t>
       </w:r>
     </w:p>
     <w:p>
@@ -20611,10 +20810,10 @@
         <w:t>The status bar is the honesty line.</w:t>
       </w:r>
       <w:r>
-        <w:t xml:space="preserve"> It states that 2,000 of 13,607 objects in view are drawn, how old the data is, and which feed answered. A tracker that </w:t>
-      </w:r>
-      <w:r>
-        <w:t>quietly showed a sample as though it were everything would be easier to build and would be lying.</w:t>
+        <w:t xml:space="preserve"> It states that 2,000 of 13,607 objects </w:t>
+      </w:r>
+      <w:r>
+        <w:t>in view are drawn, how old the data is, and which feed answered. A tracker that quietly showed a sample as though it were everything would be easier to build and would be lying.</w:t>
       </w:r>
     </w:p>
     <w:p>
@@ -20644,15 +20843,15 @@
         <w:t>The revenue model is visible in the product.</w:t>
       </w:r>
       <w:r>
-        <w:t xml:space="preserve"> Advertisement slots are shown to anonymous and free accounts and removed by the premium tier, and the upgrade </w:t>
-      </w:r>
-      <w:r>
-        <w:t>prompt says what premium changes in concrete terms — a full week of history instead of twenty-four hours — rather than in adjectives.</w:t>
-      </w:r>
-    </w:p>
-    <w:p>
-      <w:r>
-        <w:pict w14:anchorId="73CC8C82">
+        <w:t xml:space="preserve"> </w:t>
+      </w:r>
+      <w:r>
+        <w:t>Advertisement slots are shown to anonymous and free accounts and removed by the premium tier, and the upgrade prompt says what premium changes in concrete terms — a full week of history instead of twenty-four hours — rather than in adjectives.</w:t>
+      </w:r>
+    </w:p>
+    <w:p>
+      <w:r>
+        <w:pict w14:anchorId="1D53C468">
           <v:rect id="_x0000_i1034" style="width:0;height:1.5pt" o:hralign="center" o:hrstd="t" o:hr="t"/>
         </w:pict>
       </w:r>
@@ -20661,20 +20860,20 @@
       <w:pPr>
         <w:pStyle w:val="Heading2"/>
       </w:pPr>
-      <w:bookmarkStart w:id="142" w:name="prototype-design"/>
-      <w:bookmarkStart w:id="143" w:name="_Toc240361346"/>
-      <w:bookmarkEnd w:id="139"/>
+      <w:bookmarkStart w:id="144" w:name="prototype-design"/>
+      <w:bookmarkStart w:id="145" w:name="_Toc240361834"/>
       <w:bookmarkEnd w:id="141"/>
+      <w:bookmarkEnd w:id="143"/>
       <w:r>
         <w:t>5.5 Prototype Design</w:t>
       </w:r>
-      <w:bookmarkEnd w:id="143"/>
+      <w:bookmarkEnd w:id="145"/>
     </w:p>
     <w:p>
       <w:pPr>
         <w:pStyle w:val="Heading3"/>
       </w:pPr>
-      <w:bookmarkStart w:id="144" w:name="what-the-prototype-is"/>
+      <w:bookmarkStart w:id="146" w:name="what-the-prototype-is"/>
       <w:r>
         <w:t>What the prototype is</w:t>
       </w:r>
@@ -20684,7 +20883,10 @@
         <w:pStyle w:val="FirstParagraph"/>
       </w:pPr>
       <w:r>
-        <w:t>The prototype is the deployed system. There is no separate mock-up, and that is a deliberate consequence of how the work was sequenced: the first phase delivered one object type end to end — feed, normalisation, store, API, map, marker on screen — rather than delivering a layer at a time across all three.</w:t>
+        <w:t xml:space="preserve">The prototype is the deployed system. There is no separate mock-up, and that is a deliberate consequence of how the work was sequenced: the first phase </w:t>
+      </w:r>
+      <w:r>
+        <w:t>delivered one object type end to end — feed, normalisation, store, API, map, marker on screen — rather than delivering a layer at a time across all three.</w:t>
       </w:r>
     </w:p>
     <w:p>
@@ -20796,8 +20998,8 @@
       <w:pPr>
         <w:pStyle w:val="Heading3"/>
       </w:pPr>
-      <w:bookmarkStart w:id="145" w:name="what-each-phases-prototype-proved"/>
-      <w:bookmarkEnd w:id="144"/>
+      <w:bookmarkStart w:id="147" w:name="what-each-phases-prototype-proved"/>
+      <w:bookmarkEnd w:id="146"/>
       <w:r>
         <w:t>What each phase’s prototype proved</w:t>
       </w:r>
@@ -21108,8 +21310,8 @@
       <w:pPr>
         <w:pStyle w:val="Heading3"/>
       </w:pPr>
-      <w:bookmarkStart w:id="146" w:name="evolution-rather-than-throw-away"/>
-      <w:bookmarkEnd w:id="145"/>
+      <w:bookmarkStart w:id="148" w:name="evolution-rather-than-throw-away"/>
+      <w:bookmarkEnd w:id="147"/>
       <w:r>
         <w:t>Evolution rather than throw-away</w:t>
       </w:r>
@@ -21134,14 +21336,14 @@
         <w:t>One prototype was discarded</w:t>
       </w:r>
       <w:r>
-        <w:t xml:space="preserve">, and it is worth recording. The original renderer was a three.js globe, replaced by MapLibre in phase 2. The globe could </w:t>
-      </w:r>
-      <w:r>
-        <w:t>draw a sphere but could not draw a map: no vector basemap, no zoom to street level, no established tiling. Replacing it cost a phase and was correct — a decision that was right when it was made became wrong once the requirement grew past what it could reach.</w:t>
-      </w:r>
-      <w:bookmarkEnd w:id="121"/>
-      <w:bookmarkEnd w:id="142"/>
-      <w:bookmarkEnd w:id="146"/>
+        <w:t xml:space="preserve">, and it is worth recording. The original </w:t>
+      </w:r>
+      <w:r>
+        <w:t>renderer was a three.js globe, replaced by MapLibre in phase 2. The globe could draw a sphere but could not draw a map: no vector basemap, no zoom to street level, no established tiling. Replacing it cost a phase and was correct — a decision that was right when it was made became wrong once the requirement grew past what it could reach.</w:t>
+      </w:r>
+      <w:bookmarkEnd w:id="123"/>
+      <w:bookmarkEnd w:id="144"/>
+      <w:bookmarkEnd w:id="148"/>
     </w:p>
     <w:sectPr>
       <w:pgSz w:w="12240" w:h="15840"/>
@@ -21201,7 +21403,7 @@
   <w:abstractNum w:abstractNumId="0" w15:restartNumberingAfterBreak="0">
     <w:nsid w:val="EA454B4C"/>
     <w:multiLevelType w:val="multilevel"/>
-    <w:tmpl w:val="FCC251BE"/>
+    <w:tmpl w:val="4FF83B06"/>
     <w:lvl w:ilvl="0">
       <w:start w:val="1"/>
       <w:numFmt w:val="decimal"/>
@@ -21287,7 +21489,7 @@
   <w:abstractNum w:abstractNumId="1" w15:restartNumberingAfterBreak="0">
     <w:nsid w:val="2C1AE401"/>
     <w:multiLevelType w:val="multilevel"/>
-    <w:tmpl w:val="8A4AC19A"/>
+    <w:tmpl w:val="E2A806BE"/>
     <w:lvl w:ilvl="0">
       <w:numFmt w:val="bullet"/>
       <w:lvlText w:val=" "/>
@@ -21364,7 +21566,7 @@
   <w:abstractNum w:abstractNumId="2" w15:restartNumberingAfterBreak="0">
     <w:nsid w:val="71315DCA"/>
     <w:multiLevelType w:val="multilevel"/>
-    <w:tmpl w:val="5D945758"/>
+    <w:tmpl w:val="22266D6C"/>
     <w:lvl w:ilvl="0">
       <w:numFmt w:val="bullet"/>
       <w:lvlText w:val="•"/>
@@ -21438,10 +21640,10 @@
       </w:pPr>
     </w:lvl>
   </w:abstractNum>
-  <w:num w:numId="1" w16cid:durableId="1029187403">
+  <w:num w:numId="1" w16cid:durableId="2003392506">
     <w:abstractNumId w:val="1"/>
   </w:num>
-  <w:num w:numId="2" w16cid:durableId="1030642971">
+  <w:num w:numId="2" w16cid:durableId="1951426570">
     <w:abstractNumId w:val="0"/>
     <w:lvlOverride w:ilvl="0">
       <w:startOverride w:val="1"/>
@@ -21471,7 +21673,7 @@
       <w:startOverride w:val="1"/>
     </w:lvlOverride>
   </w:num>
-  <w:num w:numId="3" w16cid:durableId="1080102462">
+  <w:num w:numId="3" w16cid:durableId="1566529463">
     <w:abstractNumId w:val="0"/>
     <w:lvlOverride w:ilvl="0">
       <w:startOverride w:val="1"/>
@@ -21501,7 +21703,7 @@
       <w:startOverride w:val="1"/>
     </w:lvlOverride>
   </w:num>
-  <w:num w:numId="4" w16cid:durableId="620192499">
+  <w:num w:numId="4" w16cid:durableId="544292846">
     <w:abstractNumId w:val="0"/>
     <w:lvlOverride w:ilvl="0">
       <w:startOverride w:val="1"/>
@@ -21531,7 +21733,7 @@
       <w:startOverride w:val="1"/>
     </w:lvlOverride>
   </w:num>
-  <w:num w:numId="5" w16cid:durableId="1632439528">
+  <w:num w:numId="5" w16cid:durableId="1779910132">
     <w:abstractNumId w:val="0"/>
     <w:lvlOverride w:ilvl="0">
       <w:startOverride w:val="1"/>
@@ -21561,7 +21763,7 @@
       <w:startOverride w:val="1"/>
     </w:lvlOverride>
   </w:num>
-  <w:num w:numId="6" w16cid:durableId="1646396757">
+  <w:num w:numId="6" w16cid:durableId="1960722126">
     <w:abstractNumId w:val="0"/>
     <w:lvlOverride w:ilvl="0">
       <w:startOverride w:val="1"/>
@@ -21591,7 +21793,7 @@
       <w:startOverride w:val="1"/>
     </w:lvlOverride>
   </w:num>
-  <w:num w:numId="7" w16cid:durableId="1047022365">
+  <w:num w:numId="7" w16cid:durableId="670371262">
     <w:abstractNumId w:val="0"/>
     <w:lvlOverride w:ilvl="0">
       <w:startOverride w:val="1"/>
@@ -21621,7 +21823,7 @@
       <w:startOverride w:val="1"/>
     </w:lvlOverride>
   </w:num>
-  <w:num w:numId="8" w16cid:durableId="59789337">
+  <w:num w:numId="8" w16cid:durableId="278295496">
     <w:abstractNumId w:val="0"/>
     <w:lvlOverride w:ilvl="0">
       <w:startOverride w:val="1"/>
@@ -21651,7 +21853,7 @@
       <w:startOverride w:val="1"/>
     </w:lvlOverride>
   </w:num>
-  <w:num w:numId="9" w16cid:durableId="1455978977">
+  <w:num w:numId="9" w16cid:durableId="1694650098">
     <w:abstractNumId w:val="0"/>
     <w:lvlOverride w:ilvl="0">
       <w:startOverride w:val="1"/>
@@ -21681,7 +21883,7 @@
       <w:startOverride w:val="1"/>
     </w:lvlOverride>
   </w:num>
-  <w:num w:numId="10" w16cid:durableId="819812773">
+  <w:num w:numId="10" w16cid:durableId="1704747587">
     <w:abstractNumId w:val="0"/>
     <w:lvlOverride w:ilvl="0">
       <w:startOverride w:val="1"/>
@@ -21711,7 +21913,7 @@
       <w:startOverride w:val="1"/>
     </w:lvlOverride>
   </w:num>
-  <w:num w:numId="11" w16cid:durableId="1019506676">
+  <w:num w:numId="11" w16cid:durableId="808743327">
     <w:abstractNumId w:val="0"/>
     <w:lvlOverride w:ilvl="0">
       <w:startOverride w:val="1"/>
@@ -21741,7 +21943,7 @@
       <w:startOverride w:val="1"/>
     </w:lvlOverride>
   </w:num>
-  <w:num w:numId="12" w16cid:durableId="1372607423">
+  <w:num w:numId="12" w16cid:durableId="576019204">
     <w:abstractNumId w:val="0"/>
     <w:lvlOverride w:ilvl="0">
       <w:startOverride w:val="1"/>
@@ -21771,10 +21973,10 @@
       <w:startOverride w:val="1"/>
     </w:lvlOverride>
   </w:num>
-  <w:num w:numId="13" w16cid:durableId="1631126927">
+  <w:num w:numId="13" w16cid:durableId="587156351">
     <w:abstractNumId w:val="2"/>
   </w:num>
-  <w:num w:numId="14" w16cid:durableId="1251699705">
+  <w:num w:numId="14" w16cid:durableId="1652367905">
     <w:abstractNumId w:val="2"/>
   </w:num>
 </w:numbering>
@@ -22793,7 +22995,7 @@
     <w:next w:val="Normal"/>
     <w:autoRedefine/>
     <w:uiPriority w:val="39"/>
-    <w:rsid w:val="00FB451D"/>
+    <w:rsid w:val="00F428CF"/>
     <w:pPr>
       <w:spacing w:after="100"/>
     </w:pPr>
@@ -22804,7 +23006,7 @@
     <w:next w:val="Normal"/>
     <w:autoRedefine/>
     <w:uiPriority w:val="39"/>
-    <w:rsid w:val="00FB451D"/>
+    <w:rsid w:val="00F428CF"/>
     <w:pPr>
       <w:spacing w:after="100"/>
       <w:ind w:left="240"/>
